--- a/Manual_Book_SIGIGI_2.0_REVISED.docx
+++ b/Manual_Book_SIGIGI_2.0_REVISED.docx
@@ -4257,7 +4257,35 @@
         <w:rPr>
           <w:color w:val="000000" w:themeColor="text1"/>
         </w:rPr>
-        <w:t>Buka https://sigigi.my.id melalui browser.</w:t>
+        <w:t xml:space="preserve">Buka </w:t>
+      </w:r>
+      <w:hyperlink r:id="rId8" w:history="1">
+        <w:r>
+          <w:rPr>
+            <w:rStyle w:val="Hyperlink"/>
+          </w:rPr>
+          <w:t>https://sigigi.my.id/auth/login</w:t>
+        </w:r>
+      </w:hyperlink>
+      <w:r>
+        <w:rPr>
+          <w:color w:val="000000" w:themeColor="text1"/>
+        </w:rPr>
+        <w:t xml:space="preserve"> </w:t>
+      </w:r>
+      <w:proofErr w:type="spellStart"/>
+      <w:r>
+        <w:rPr>
+          <w:color w:val="000000" w:themeColor="text1"/>
+        </w:rPr>
+        <w:t>melalui</w:t>
+      </w:r>
+      <w:proofErr w:type="spellEnd"/>
+      <w:r>
+        <w:rPr>
+          <w:color w:val="000000" w:themeColor="text1"/>
+        </w:rPr>
+        <w:t xml:space="preserve"> browser.</w:t>
       </w:r>
     </w:p>
     <w:p>
@@ -6703,11 +6731,6 @@
           <w:color w:val="000000" w:themeColor="text1"/>
         </w:rPr>
         <w:t>Tujuan fitur: Membantu proses pencatatan tindakan medis, resep, odontogram, dan rekam medis pasien. Catatan: Modul tindakan juga dapat diakses langsung melalui Portal Dokter. Lihat Bab 4 untuk panduan lengkap fitur dokter.</w:t>
-      </w:r>
-      <w:r>
-        <w:rPr>
-          <w:color w:val="000000" w:themeColor="text1"/>
-        </w:rPr>
       </w:r>
     </w:p>
     <w:p>
@@ -12486,6 +12509,7 @@
         <w:rPr>
           <w:color w:val="000000" w:themeColor="text1"/>
         </w:rPr>
+        <w:lastRenderedPageBreak/>
         <w:br w:type="page"/>
       </w:r>
     </w:p>
@@ -16410,11 +16434,6 @@
         </w:rPr>
         <w:t>[✔] URL deployment sudah diperbarui menjadi https://sigigi.my.id.</w:t>
       </w:r>
-      <w:r>
-        <w:rPr>
-          <w:color w:val="000000" w:themeColor="text1"/>
-        </w:rPr>
-      </w:r>
     </w:p>
     <w:p>
       <w:pPr>
@@ -16619,8 +16638,8 @@
       </w:r>
     </w:p>
     <w:sectPr>
-      <w:headerReference w:type="default" r:id="rId8"/>
-      <w:footerReference w:type="default" r:id="rId9"/>
+      <w:headerReference w:type="default" r:id="rId9"/>
+      <w:footerReference w:type="default" r:id="rId10"/>
       <w:pgSz w:w="12240" w:h="15840"/>
       <w:pgMar w:top="1080" w:right="1224" w:bottom="1080" w:left="1224" w:header="720" w:footer="720" w:gutter="0"/>
       <w:cols w:space="720"/>
@@ -28395,6 +28414,29 @@
       <w:sz w:val="18"/>
     </w:rPr>
   </w:style>
+  <w:style w:type="character" w:styleId="Hyperlink">
+    <w:name w:val="Hyperlink"/>
+    <w:basedOn w:val="DefaultParagraphFont"/>
+    <w:uiPriority w:val="99"/>
+    <w:unhideWhenUsed/>
+    <w:rsid w:val="0033114D"/>
+    <w:rPr>
+      <w:color w:val="0000FF" w:themeColor="hyperlink"/>
+      <w:u w:val="single"/>
+    </w:rPr>
+  </w:style>
+  <w:style w:type="character" w:styleId="UnresolvedMention">
+    <w:name w:val="Unresolved Mention"/>
+    <w:basedOn w:val="DefaultParagraphFont"/>
+    <w:uiPriority w:val="99"/>
+    <w:semiHidden/>
+    <w:unhideWhenUsed/>
+    <w:rsid w:val="0033114D"/>
+    <w:rPr>
+      <w:color w:val="605E5C"/>
+      <w:shd w:val="clear" w:color="auto" w:fill="E1DFDD"/>
+    </w:rPr>
+  </w:style>
 </w:styles>
 </file>
 

--- a/Manual_Book_SIGIGI_2.0_REVISED.docx
+++ b/Manual_Book_SIGIGI_2.0_REVISED.docx
@@ -4397,35 +4397,65 @@
                 <w:color w:val="000000" w:themeColor="text1"/>
               </w:rPr>
             </w:pPr>
+            <w:r/>
+            <w:r>
+              <w:drawing>
+                <wp:inline xmlns:a="http://schemas.openxmlformats.org/drawingml/2006/main" xmlns:pic="http://schemas.openxmlformats.org/drawingml/2006/picture">
+                  <wp:extent cx="5303520" cy="2737390"/>
+                  <wp:docPr id="1" name="Picture 1"/>
+                  <wp:cNvGraphicFramePr>
+                    <a:graphicFrameLocks noChangeAspect="1"/>
+                  </wp:cNvGraphicFramePr>
+                  <a:graphic>
+                    <a:graphicData uri="http://schemas.openxmlformats.org/drawingml/2006/picture">
+                      <pic:pic>
+                        <pic:nvPicPr>
+                          <pic:cNvPr id="0" name="01_login_staf_sukses_1781491070641.png"/>
+                          <pic:cNvPicPr/>
+                        </pic:nvPicPr>
+                        <pic:blipFill>
+                          <a:blip r:embed="rId13"/>
+                          <a:stretch>
+                            <a:fillRect/>
+                          </a:stretch>
+                        </pic:blipFill>
+                        <pic:spPr>
+                          <a:xfrm>
+                            <a:off x="0" y="0"/>
+                            <a:ext cx="5303520" cy="2737390"/>
+                          </a:xfrm>
+                          <a:prstGeom prst="rect"/>
+                        </pic:spPr>
+                      </pic:pic>
+                    </a:graphicData>
+                  </a:graphic>
+                </wp:inline>
+              </w:drawing>
+            </w:r>
+          </w:p>
+          <w:p>
+            <w:pPr>
+              <w:spacing w:before="120" w:after="80"/>
+              <w:jc w:val="center"/>
+            </w:pPr>
             <w:r>
               <w:rPr>
                 <w:b/>
-                <w:color w:val="000000" w:themeColor="text1"/>
-                <w:sz w:val="20"/>
-              </w:rPr>
-              <w:t>[Tempel screenshot di sini]</w:t>
-            </w:r>
-            <w:r>
-              <w:rPr>
-                <w:b/>
-                <w:color w:val="000000" w:themeColor="text1"/>
-                <w:sz w:val="20"/>
-              </w:rPr>
-              <w:br/>
+                <w:sz w:val="22"/>
+              </w:rPr>
               <w:t>Halaman Login Portal Admin/Staff</w:t>
             </w:r>
           </w:p>
           <w:p>
             <w:pPr>
+              <w:spacing w:after="120"/>
               <w:jc w:val="center"/>
-              <w:rPr>
-                <w:color w:val="000000" w:themeColor="text1"/>
-              </w:rPr>
-            </w:pPr>
-            <w:r>
-              <w:rPr>
-                <w:color w:val="000000" w:themeColor="text1"/>
-                <w:sz w:val="17"/>
+            </w:pPr>
+            <w:r>
+              <w:rPr>
+                <w:i/>
+                <w:color w:val="646464"/>
+                <w:sz w:val="19"/>
               </w:rPr>
               <w:t>Tampilkan form login dan pesan pembatasan akses role bila perlu.</w:t>
             </w:r>
@@ -4590,22 +4620,52 @@
                 <w:color w:val="000000" w:themeColor="text1"/>
               </w:rPr>
             </w:pPr>
+            <w:r/>
+            <w:r>
+              <w:drawing>
+                <wp:inline xmlns:a="http://schemas.openxmlformats.org/drawingml/2006/main" xmlns:pic="http://schemas.openxmlformats.org/drawingml/2006/picture">
+                  <wp:extent cx="5303520" cy="2737390"/>
+                  <wp:docPr id="2" name="Picture 2"/>
+                  <wp:cNvGraphicFramePr>
+                    <a:graphicFrameLocks noChangeAspect="1"/>
+                  </wp:cNvGraphicFramePr>
+                  <a:graphic>
+                    <a:graphicData uri="http://schemas.openxmlformats.org/drawingml/2006/picture">
+                      <pic:pic>
+                        <pic:nvPicPr>
+                          <pic:cNvPr id="0" name="53_dashboard_summary_cards_1781491979654.png"/>
+                          <pic:cNvPicPr/>
+                        </pic:nvPicPr>
+                        <pic:blipFill>
+                          <a:blip r:embed="rId14"/>
+                          <a:stretch>
+                            <a:fillRect/>
+                          </a:stretch>
+                        </pic:blipFill>
+                        <pic:spPr>
+                          <a:xfrm>
+                            <a:off x="0" y="0"/>
+                            <a:ext cx="5303520" cy="2737390"/>
+                          </a:xfrm>
+                          <a:prstGeom prst="rect"/>
+                        </pic:spPr>
+                      </pic:pic>
+                    </a:graphicData>
+                  </a:graphic>
+                </wp:inline>
+              </w:drawing>
+            </w:r>
+          </w:p>
+          <w:p>
+            <w:pPr>
+              <w:spacing w:before="120" w:after="80"/>
+              <w:jc w:val="center"/>
+            </w:pPr>
             <w:r>
               <w:rPr>
                 <w:b/>
-                <w:color w:val="000000" w:themeColor="text1"/>
-                <w:sz w:val="20"/>
-              </w:rPr>
-              <w:lastRenderedPageBreak/>
-              <w:t>[Tempel screenshot di sini]</w:t>
-            </w:r>
-            <w:r>
-              <w:rPr>
-                <w:b/>
-                <w:color w:val="000000" w:themeColor="text1"/>
-                <w:sz w:val="20"/>
-              </w:rPr>
-              <w:br/>
+                <w:sz w:val="22"/>
+              </w:rPr>
               <w:t>Dashboard Admin/Staff</w:t>
             </w:r>
           </w:p>
@@ -4811,21 +4871,52 @@
                 <w:color w:val="000000" w:themeColor="text1"/>
               </w:rPr>
             </w:pPr>
+            <w:r/>
+            <w:r>
+              <w:drawing>
+                <wp:inline xmlns:a="http://schemas.openxmlformats.org/drawingml/2006/main" xmlns:pic="http://schemas.openxmlformats.org/drawingml/2006/picture">
+                  <wp:extent cx="5303520" cy="2679382"/>
+                  <wp:docPr id="3" name="Picture 3"/>
+                  <wp:cNvGraphicFramePr>
+                    <a:graphicFrameLocks noChangeAspect="1"/>
+                  </wp:cNvGraphicFramePr>
+                  <a:graphic>
+                    <a:graphicData uri="http://schemas.openxmlformats.org/drawingml/2006/picture">
+                      <pic:pic>
+                        <pic:nvPicPr>
+                          <pic:cNvPr id="0" name="57_manajemen_pengguna_png_1781607503703.png"/>
+                          <pic:cNvPicPr/>
+                        </pic:nvPicPr>
+                        <pic:blipFill>
+                          <a:blip r:embed="rId15"/>
+                          <a:stretch>
+                            <a:fillRect/>
+                          </a:stretch>
+                        </pic:blipFill>
+                        <pic:spPr>
+                          <a:xfrm>
+                            <a:off x="0" y="0"/>
+                            <a:ext cx="5303520" cy="2679382"/>
+                          </a:xfrm>
+                          <a:prstGeom prst="rect"/>
+                        </pic:spPr>
+                      </pic:pic>
+                    </a:graphicData>
+                  </a:graphic>
+                </wp:inline>
+              </w:drawing>
+            </w:r>
+          </w:p>
+          <w:p>
+            <w:pPr>
+              <w:spacing w:before="120" w:after="80"/>
+              <w:jc w:val="center"/>
+            </w:pPr>
             <w:r>
               <w:rPr>
                 <w:b/>
-                <w:color w:val="000000" w:themeColor="text1"/>
-                <w:sz w:val="20"/>
-              </w:rPr>
-              <w:t>[Tempel screenshot di sini]</w:t>
-            </w:r>
-            <w:r>
-              <w:rPr>
-                <w:b/>
-                <w:color w:val="000000" w:themeColor="text1"/>
-                <w:sz w:val="20"/>
-              </w:rPr>
-              <w:br/>
+                <w:sz w:val="22"/>
+              </w:rPr>
               <w:t>Halaman Manajemen Pengguna</w:t>
             </w:r>
           </w:p>
@@ -5017,22 +5108,52 @@
                 <w:color w:val="000000" w:themeColor="text1"/>
               </w:rPr>
             </w:pPr>
+            <w:r/>
+            <w:r>
+              <w:drawing>
+                <wp:inline xmlns:a="http://schemas.openxmlformats.org/drawingml/2006/main" xmlns:pic="http://schemas.openxmlformats.org/drawingml/2006/picture">
+                  <wp:extent cx="5303520" cy="2737390"/>
+                  <wp:docPr id="4" name="Picture 4"/>
+                  <wp:cNvGraphicFramePr>
+                    <a:graphicFrameLocks noChangeAspect="1"/>
+                  </wp:cNvGraphicFramePr>
+                  <a:graphic>
+                    <a:graphicData uri="http://schemas.openxmlformats.org/drawingml/2006/picture">
+                      <pic:pic>
+                        <pic:nvPicPr>
+                          <pic:cNvPr id="0" name="12_tambah_klinik_sukses_1781492068537.png"/>
+                          <pic:cNvPicPr/>
+                        </pic:nvPicPr>
+                        <pic:blipFill>
+                          <a:blip r:embed="rId16"/>
+                          <a:stretch>
+                            <a:fillRect/>
+                          </a:stretch>
+                        </pic:blipFill>
+                        <pic:spPr>
+                          <a:xfrm>
+                            <a:off x="0" y="0"/>
+                            <a:ext cx="5303520" cy="2737390"/>
+                          </a:xfrm>
+                          <a:prstGeom prst="rect"/>
+                        </pic:spPr>
+                      </pic:pic>
+                    </a:graphicData>
+                  </a:graphic>
+                </wp:inline>
+              </w:drawing>
+            </w:r>
+          </w:p>
+          <w:p>
+            <w:pPr>
+              <w:spacing w:before="120" w:after="80"/>
+              <w:jc w:val="center"/>
+            </w:pPr>
             <w:r>
               <w:rPr>
                 <w:b/>
-                <w:color w:val="000000" w:themeColor="text1"/>
-                <w:sz w:val="20"/>
-              </w:rPr>
-              <w:lastRenderedPageBreak/>
-              <w:t>[Tempel screenshot di sini]</w:t>
-            </w:r>
-            <w:r>
-              <w:rPr>
-                <w:b/>
-                <w:color w:val="000000" w:themeColor="text1"/>
-                <w:sz w:val="20"/>
-              </w:rPr>
-              <w:br/>
+                <w:sz w:val="22"/>
+              </w:rPr>
               <w:t>Halaman Manajemen Klinik</w:t>
             </w:r>
           </w:p>
@@ -5224,21 +5345,52 @@
                 <w:color w:val="000000" w:themeColor="text1"/>
               </w:rPr>
             </w:pPr>
+            <w:r/>
+            <w:r>
+              <w:drawing>
+                <wp:inline xmlns:a="http://schemas.openxmlformats.org/drawingml/2006/main" xmlns:pic="http://schemas.openxmlformats.org/drawingml/2006/picture">
+                  <wp:extent cx="5303520" cy="2679382"/>
+                  <wp:docPr id="5" name="Picture 5"/>
+                  <wp:cNvGraphicFramePr>
+                    <a:graphicFrameLocks noChangeAspect="1"/>
+                  </wp:cNvGraphicFramePr>
+                  <a:graphic>
+                    <a:graphicData uri="http://schemas.openxmlformats.org/drawingml/2006/picture">
+                      <pic:pic>
+                        <pic:nvPicPr>
+                          <pic:cNvPr id="0" name="58_manajemen_dokter_1781607515397.png"/>
+                          <pic:cNvPicPr/>
+                        </pic:nvPicPr>
+                        <pic:blipFill>
+                          <a:blip r:embed="rId17"/>
+                          <a:stretch>
+                            <a:fillRect/>
+                          </a:stretch>
+                        </pic:blipFill>
+                        <pic:spPr>
+                          <a:xfrm>
+                            <a:off x="0" y="0"/>
+                            <a:ext cx="5303520" cy="2679382"/>
+                          </a:xfrm>
+                          <a:prstGeom prst="rect"/>
+                        </pic:spPr>
+                      </pic:pic>
+                    </a:graphicData>
+                  </a:graphic>
+                </wp:inline>
+              </w:drawing>
+            </w:r>
+          </w:p>
+          <w:p>
+            <w:pPr>
+              <w:spacing w:before="120" w:after="80"/>
+              <w:jc w:val="center"/>
+            </w:pPr>
             <w:r>
               <w:rPr>
                 <w:b/>
-                <w:color w:val="000000" w:themeColor="text1"/>
-                <w:sz w:val="20"/>
-              </w:rPr>
-              <w:t>[Tempel screenshot di sini]</w:t>
-            </w:r>
-            <w:r>
-              <w:rPr>
-                <w:b/>
-                <w:color w:val="000000" w:themeColor="text1"/>
-                <w:sz w:val="20"/>
-              </w:rPr>
-              <w:br/>
+                <w:sz w:val="22"/>
+              </w:rPr>
               <w:t>Halaman Manajemen Dokter</w:t>
             </w:r>
           </w:p>
@@ -5430,22 +5582,52 @@
                 <w:color w:val="000000" w:themeColor="text1"/>
               </w:rPr>
             </w:pPr>
+            <w:r/>
+            <w:r>
+              <w:drawing>
+                <wp:inline xmlns:a="http://schemas.openxmlformats.org/drawingml/2006/main" xmlns:pic="http://schemas.openxmlformats.org/drawingml/2006/picture">
+                  <wp:extent cx="5303520" cy="2679382"/>
+                  <wp:docPr id="6" name="Picture 6"/>
+                  <wp:cNvGraphicFramePr>
+                    <a:graphicFrameLocks noChangeAspect="1"/>
+                  </wp:cNvGraphicFramePr>
+                  <a:graphic>
+                    <a:graphicData uri="http://schemas.openxmlformats.org/drawingml/2006/picture">
+                      <pic:pic>
+                        <pic:nvPicPr>
+                          <pic:cNvPr id="0" name="59_dokter_klinik_1781607525594.png"/>
+                          <pic:cNvPicPr/>
+                        </pic:nvPicPr>
+                        <pic:blipFill>
+                          <a:blip r:embed="rId18"/>
+                          <a:stretch>
+                            <a:fillRect/>
+                          </a:stretch>
+                        </pic:blipFill>
+                        <pic:spPr>
+                          <a:xfrm>
+                            <a:off x="0" y="0"/>
+                            <a:ext cx="5303520" cy="2679382"/>
+                          </a:xfrm>
+                          <a:prstGeom prst="rect"/>
+                        </pic:spPr>
+                      </pic:pic>
+                    </a:graphicData>
+                  </a:graphic>
+                </wp:inline>
+              </w:drawing>
+            </w:r>
+          </w:p>
+          <w:p>
+            <w:pPr>
+              <w:spacing w:before="120" w:after="80"/>
+              <w:jc w:val="center"/>
+            </w:pPr>
             <w:r>
               <w:rPr>
                 <w:b/>
-                <w:color w:val="000000" w:themeColor="text1"/>
-                <w:sz w:val="20"/>
-              </w:rPr>
-              <w:lastRenderedPageBreak/>
-              <w:t>[Tempel screenshot di sini]</w:t>
-            </w:r>
-            <w:r>
-              <w:rPr>
-                <w:b/>
-                <w:color w:val="000000" w:themeColor="text1"/>
-                <w:sz w:val="20"/>
-              </w:rPr>
-              <w:br/>
+                <w:sz w:val="22"/>
+              </w:rPr>
               <w:t>Halaman Dokter Klinik</w:t>
             </w:r>
           </w:p>
@@ -5623,21 +5805,52 @@
                 <w:color w:val="000000" w:themeColor="text1"/>
               </w:rPr>
             </w:pPr>
+            <w:r/>
+            <w:r>
+              <w:drawing>
+                <wp:inline xmlns:a="http://schemas.openxmlformats.org/drawingml/2006/main" xmlns:pic="http://schemas.openxmlformats.org/drawingml/2006/picture">
+                  <wp:extent cx="5303520" cy="2679382"/>
+                  <wp:docPr id="7" name="Picture 7"/>
+                  <wp:cNvGraphicFramePr>
+                    <a:graphicFrameLocks noChangeAspect="1"/>
+                  </wp:cNvGraphicFramePr>
+                  <a:graphic>
+                    <a:graphicData uri="http://schemas.openxmlformats.org/drawingml/2006/picture">
+                      <pic:pic>
+                        <pic:nvPicPr>
+                          <pic:cNvPr id="0" name="60_manajemen_pasien_1781607535369.png"/>
+                          <pic:cNvPicPr/>
+                        </pic:nvPicPr>
+                        <pic:blipFill>
+                          <a:blip r:embed="rId19"/>
+                          <a:stretch>
+                            <a:fillRect/>
+                          </a:stretch>
+                        </pic:blipFill>
+                        <pic:spPr>
+                          <a:xfrm>
+                            <a:off x="0" y="0"/>
+                            <a:ext cx="5303520" cy="2679382"/>
+                          </a:xfrm>
+                          <a:prstGeom prst="rect"/>
+                        </pic:spPr>
+                      </pic:pic>
+                    </a:graphicData>
+                  </a:graphic>
+                </wp:inline>
+              </w:drawing>
+            </w:r>
+          </w:p>
+          <w:p>
+            <w:pPr>
+              <w:spacing w:before="120" w:after="80"/>
+              <w:jc w:val="center"/>
+            </w:pPr>
             <w:r>
               <w:rPr>
                 <w:b/>
-                <w:color w:val="000000" w:themeColor="text1"/>
-                <w:sz w:val="20"/>
-              </w:rPr>
-              <w:t>[Tempel screenshot di sini]</w:t>
-            </w:r>
-            <w:r>
-              <w:rPr>
-                <w:b/>
-                <w:color w:val="000000" w:themeColor="text1"/>
-                <w:sz w:val="20"/>
-              </w:rPr>
-              <w:br/>
+                <w:sz w:val="22"/>
+              </w:rPr>
               <w:t>Halaman Manajemen Pasien</w:t>
             </w:r>
           </w:p>
@@ -5829,22 +6042,52 @@
                 <w:color w:val="000000" w:themeColor="text1"/>
               </w:rPr>
             </w:pPr>
+            <w:r/>
+            <w:r>
+              <w:drawing>
+                <wp:inline xmlns:a="http://schemas.openxmlformats.org/drawingml/2006/main" xmlns:pic="http://schemas.openxmlformats.org/drawingml/2006/picture">
+                  <wp:extent cx="5303520" cy="2679382"/>
+                  <wp:docPr id="8" name="Picture 8"/>
+                  <wp:cNvGraphicFramePr>
+                    <a:graphicFrameLocks noChangeAspect="1"/>
+                  </wp:cNvGraphicFramePr>
+                  <a:graphic>
+                    <a:graphicData uri="http://schemas.openxmlformats.org/drawingml/2006/picture">
+                      <pic:pic>
+                        <pic:nvPicPr>
+                          <pic:cNvPr id="0" name="61_master_tindakan_1781607546303.png"/>
+                          <pic:cNvPicPr/>
+                        </pic:nvPicPr>
+                        <pic:blipFill>
+                          <a:blip r:embed="rId20"/>
+                          <a:stretch>
+                            <a:fillRect/>
+                          </a:stretch>
+                        </pic:blipFill>
+                        <pic:spPr>
+                          <a:xfrm>
+                            <a:off x="0" y="0"/>
+                            <a:ext cx="5303520" cy="2679382"/>
+                          </a:xfrm>
+                          <a:prstGeom prst="rect"/>
+                        </pic:spPr>
+                      </pic:pic>
+                    </a:graphicData>
+                  </a:graphic>
+                </wp:inline>
+              </w:drawing>
+            </w:r>
+          </w:p>
+          <w:p>
+            <w:pPr>
+              <w:spacing w:before="120" w:after="80"/>
+              <w:jc w:val="center"/>
+            </w:pPr>
             <w:r>
               <w:rPr>
                 <w:b/>
-                <w:color w:val="000000" w:themeColor="text1"/>
-                <w:sz w:val="20"/>
-              </w:rPr>
-              <w:lastRenderedPageBreak/>
-              <w:t>[Tempel screenshot di sini]</w:t>
-            </w:r>
-            <w:r>
-              <w:rPr>
-                <w:b/>
-                <w:color w:val="000000" w:themeColor="text1"/>
-                <w:sz w:val="20"/>
-              </w:rPr>
-              <w:br/>
+                <w:sz w:val="22"/>
+              </w:rPr>
               <w:t>Halaman Master Tindakan</w:t>
             </w:r>
           </w:p>
@@ -6036,21 +6279,52 @@
                 <w:color w:val="000000" w:themeColor="text1"/>
               </w:rPr>
             </w:pPr>
+            <w:r/>
+            <w:r>
+              <w:drawing>
+                <wp:inline xmlns:a="http://schemas.openxmlformats.org/drawingml/2006/main" xmlns:pic="http://schemas.openxmlformats.org/drawingml/2006/picture">
+                  <wp:extent cx="5303520" cy="2679382"/>
+                  <wp:docPr id="9" name="Picture 9"/>
+                  <wp:cNvGraphicFramePr>
+                    <a:graphicFrameLocks noChangeAspect="1"/>
+                  </wp:cNvGraphicFramePr>
+                  <a:graphic>
+                    <a:graphicData uri="http://schemas.openxmlformats.org/drawingml/2006/picture">
+                      <pic:pic>
+                        <pic:nvPicPr>
+                          <pic:cNvPr id="0" name="62_master_obat_1781607555202.png"/>
+                          <pic:cNvPicPr/>
+                        </pic:nvPicPr>
+                        <pic:blipFill>
+                          <a:blip r:embed="rId21"/>
+                          <a:stretch>
+                            <a:fillRect/>
+                          </a:stretch>
+                        </pic:blipFill>
+                        <pic:spPr>
+                          <a:xfrm>
+                            <a:off x="0" y="0"/>
+                            <a:ext cx="5303520" cy="2679382"/>
+                          </a:xfrm>
+                          <a:prstGeom prst="rect"/>
+                        </pic:spPr>
+                      </pic:pic>
+                    </a:graphicData>
+                  </a:graphic>
+                </wp:inline>
+              </w:drawing>
+            </w:r>
+          </w:p>
+          <w:p>
+            <w:pPr>
+              <w:spacing w:before="120" w:after="80"/>
+              <w:jc w:val="center"/>
+            </w:pPr>
             <w:r>
               <w:rPr>
                 <w:b/>
-                <w:color w:val="000000" w:themeColor="text1"/>
-                <w:sz w:val="20"/>
-              </w:rPr>
-              <w:t>[Tempel screenshot di sini]</w:t>
-            </w:r>
-            <w:r>
-              <w:rPr>
-                <w:b/>
-                <w:color w:val="000000" w:themeColor="text1"/>
-                <w:sz w:val="20"/>
-              </w:rPr>
-              <w:br/>
+                <w:sz w:val="22"/>
+              </w:rPr>
               <w:t>Halaman Master Obat</w:t>
             </w:r>
           </w:p>
@@ -6242,22 +6516,52 @@
                 <w:color w:val="000000" w:themeColor="text1"/>
               </w:rPr>
             </w:pPr>
+            <w:r/>
+            <w:r>
+              <w:drawing>
+                <wp:inline xmlns:a="http://schemas.openxmlformats.org/drawingml/2006/main" xmlns:pic="http://schemas.openxmlformats.org/drawingml/2006/picture">
+                  <wp:extent cx="5303520" cy="2679382"/>
+                  <wp:docPr id="10" name="Picture 10"/>
+                  <wp:cNvGraphicFramePr>
+                    <a:graphicFrameLocks noChangeAspect="1"/>
+                  </wp:cNvGraphicFramePr>
+                  <a:graphic>
+                    <a:graphicData uri="http://schemas.openxmlformats.org/drawingml/2006/picture">
+                      <pic:pic>
+                        <pic:nvPicPr>
+                          <pic:cNvPr id="0" name="63_master_penyakit_1781607564646.png"/>
+                          <pic:cNvPicPr/>
+                        </pic:nvPicPr>
+                        <pic:blipFill>
+                          <a:blip r:embed="rId22"/>
+                          <a:stretch>
+                            <a:fillRect/>
+                          </a:stretch>
+                        </pic:blipFill>
+                        <pic:spPr>
+                          <a:xfrm>
+                            <a:off x="0" y="0"/>
+                            <a:ext cx="5303520" cy="2679382"/>
+                          </a:xfrm>
+                          <a:prstGeom prst="rect"/>
+                        </pic:spPr>
+                      </pic:pic>
+                    </a:graphicData>
+                  </a:graphic>
+                </wp:inline>
+              </w:drawing>
+            </w:r>
+          </w:p>
+          <w:p>
+            <w:pPr>
+              <w:spacing w:before="120" w:after="80"/>
+              <w:jc w:val="center"/>
+            </w:pPr>
             <w:r>
               <w:rPr>
                 <w:b/>
-                <w:color w:val="000000" w:themeColor="text1"/>
-                <w:sz w:val="20"/>
-              </w:rPr>
-              <w:lastRenderedPageBreak/>
-              <w:t>[Tempel screenshot di sini]</w:t>
-            </w:r>
-            <w:r>
-              <w:rPr>
-                <w:b/>
-                <w:color w:val="000000" w:themeColor="text1"/>
-                <w:sz w:val="20"/>
-              </w:rPr>
-              <w:br/>
+                <w:sz w:val="22"/>
+              </w:rPr>
               <w:t>Halaman Master Kode Penyakit</w:t>
             </w:r>
           </w:p>
@@ -6463,21 +6767,52 @@
                 <w:color w:val="000000" w:themeColor="text1"/>
               </w:rPr>
             </w:pPr>
+            <w:r/>
+            <w:r>
+              <w:drawing>
+                <wp:inline xmlns:a="http://schemas.openxmlformats.org/drawingml/2006/main" xmlns:pic="http://schemas.openxmlformats.org/drawingml/2006/picture">
+                  <wp:extent cx="5303520" cy="2679382"/>
+                  <wp:docPr id="11" name="Picture 11"/>
+                  <wp:cNvGraphicFramePr>
+                    <a:graphicFrameLocks noChangeAspect="1"/>
+                  </wp:cNvGraphicFramePr>
+                  <a:graphic>
+                    <a:graphicData uri="http://schemas.openxmlformats.org/drawingml/2006/picture">
+                      <pic:pic>
+                        <pic:nvPicPr>
+                          <pic:cNvPr id="0" name="64_harga_tindakan_klinik_1781607572087.png"/>
+                          <pic:cNvPicPr/>
+                        </pic:nvPicPr>
+                        <pic:blipFill>
+                          <a:blip r:embed="rId23"/>
+                          <a:stretch>
+                            <a:fillRect/>
+                          </a:stretch>
+                        </pic:blipFill>
+                        <pic:spPr>
+                          <a:xfrm>
+                            <a:off x="0" y="0"/>
+                            <a:ext cx="5303520" cy="2679382"/>
+                          </a:xfrm>
+                          <a:prstGeom prst="rect"/>
+                        </pic:spPr>
+                      </pic:pic>
+                    </a:graphicData>
+                  </a:graphic>
+                </wp:inline>
+              </w:drawing>
+            </w:r>
+          </w:p>
+          <w:p>
+            <w:pPr>
+              <w:spacing w:before="120" w:after="80"/>
+              <w:jc w:val="center"/>
+            </w:pPr>
             <w:r>
               <w:rPr>
                 <w:b/>
-                <w:color w:val="000000" w:themeColor="text1"/>
-                <w:sz w:val="20"/>
-              </w:rPr>
-              <w:t>[Tempel screenshot di sini]</w:t>
-            </w:r>
-            <w:r>
-              <w:rPr>
-                <w:b/>
-                <w:color w:val="000000" w:themeColor="text1"/>
-                <w:sz w:val="20"/>
-              </w:rPr>
-              <w:br/>
+                <w:sz w:val="22"/>
+              </w:rPr>
               <w:t>Halaman Harga Tindakan per Klinik</w:t>
             </w:r>
           </w:p>
@@ -6669,22 +7004,52 @@
                 <w:color w:val="000000" w:themeColor="text1"/>
               </w:rPr>
             </w:pPr>
+            <w:r/>
+            <w:r>
+              <w:drawing>
+                <wp:inline xmlns:a="http://schemas.openxmlformats.org/drawingml/2006/main" xmlns:pic="http://schemas.openxmlformats.org/drawingml/2006/picture">
+                  <wp:extent cx="5303520" cy="2679382"/>
+                  <wp:docPr id="12" name="Picture 12"/>
+                  <wp:cNvGraphicFramePr>
+                    <a:graphicFrameLocks noChangeAspect="1"/>
+                  </wp:cNvGraphicFramePr>
+                  <a:graphic>
+                    <a:graphicData uri="http://schemas.openxmlformats.org/drawingml/2006/picture">
+                      <pic:pic>
+                        <pic:nvPicPr>
+                          <pic:cNvPr id="0" name="65_harga_obat_klinik_1781607580969.png"/>
+                          <pic:cNvPicPr/>
+                        </pic:nvPicPr>
+                        <pic:blipFill>
+                          <a:blip r:embed="rId24"/>
+                          <a:stretch>
+                            <a:fillRect/>
+                          </a:stretch>
+                        </pic:blipFill>
+                        <pic:spPr>
+                          <a:xfrm>
+                            <a:off x="0" y="0"/>
+                            <a:ext cx="5303520" cy="2679382"/>
+                          </a:xfrm>
+                          <a:prstGeom prst="rect"/>
+                        </pic:spPr>
+                      </pic:pic>
+                    </a:graphicData>
+                  </a:graphic>
+                </wp:inline>
+              </w:drawing>
+            </w:r>
+          </w:p>
+          <w:p>
+            <w:pPr>
+              <w:spacing w:before="120" w:after="80"/>
+              <w:jc w:val="center"/>
+            </w:pPr>
             <w:r>
               <w:rPr>
                 <w:b/>
-                <w:color w:val="000000" w:themeColor="text1"/>
-                <w:sz w:val="20"/>
-              </w:rPr>
-              <w:lastRenderedPageBreak/>
-              <w:t>[Tempel screenshot di sini]</w:t>
-            </w:r>
-            <w:r>
-              <w:rPr>
-                <w:b/>
-                <w:color w:val="000000" w:themeColor="text1"/>
-                <w:sz w:val="20"/>
-              </w:rPr>
-              <w:br/>
+                <w:sz w:val="22"/>
+              </w:rPr>
               <w:t>Halaman Harga Obat per Klinik</w:t>
             </w:r>
           </w:p>
@@ -6870,21 +7235,52 @@
                 <w:color w:val="000000" w:themeColor="text1"/>
               </w:rPr>
             </w:pPr>
+            <w:r/>
+            <w:r>
+              <w:drawing>
+                <wp:inline xmlns:a="http://schemas.openxmlformats.org/drawingml/2006/main" xmlns:pic="http://schemas.openxmlformats.org/drawingml/2006/picture">
+                  <wp:extent cx="5303520" cy="2679382"/>
+                  <wp:docPr id="13" name="Picture 13"/>
+                  <wp:cNvGraphicFramePr>
+                    <a:graphicFrameLocks noChangeAspect="1"/>
+                  </wp:cNvGraphicFramePr>
+                  <a:graphic>
+                    <a:graphicData uri="http://schemas.openxmlformats.org/drawingml/2006/picture">
+                      <pic:pic>
+                        <pic:nvPicPr>
+                          <pic:cNvPr id="0" name="66_tindakan_rekam_medis_1781607590232.png"/>
+                          <pic:cNvPicPr/>
+                        </pic:nvPicPr>
+                        <pic:blipFill>
+                          <a:blip r:embed="rId25"/>
+                          <a:stretch>
+                            <a:fillRect/>
+                          </a:stretch>
+                        </pic:blipFill>
+                        <pic:spPr>
+                          <a:xfrm>
+                            <a:off x="0" y="0"/>
+                            <a:ext cx="5303520" cy="2679382"/>
+                          </a:xfrm>
+                          <a:prstGeom prst="rect"/>
+                        </pic:spPr>
+                      </pic:pic>
+                    </a:graphicData>
+                  </a:graphic>
+                </wp:inline>
+              </w:drawing>
+            </w:r>
+          </w:p>
+          <w:p>
+            <w:pPr>
+              <w:spacing w:before="120" w:after="80"/>
+              <w:jc w:val="center"/>
+            </w:pPr>
             <w:r>
               <w:rPr>
                 <w:b/>
-                <w:color w:val="000000" w:themeColor="text1"/>
-                <w:sz w:val="20"/>
-              </w:rPr>
-              <w:t>[Tempel screenshot di sini]</w:t>
-            </w:r>
-            <w:r>
-              <w:rPr>
-                <w:b/>
-                <w:color w:val="000000" w:themeColor="text1"/>
-                <w:sz w:val="20"/>
-              </w:rPr>
-              <w:br/>
+                <w:sz w:val="22"/>
+              </w:rPr>
               <w:t>Halaman Modul Tindakan/Rekam Medis</w:t>
             </w:r>
           </w:p>
@@ -7048,22 +7444,52 @@
                 <w:color w:val="000000" w:themeColor="text1"/>
               </w:rPr>
             </w:pPr>
+            <w:r/>
+            <w:r>
+              <w:drawing>
+                <wp:inline xmlns:a="http://schemas.openxmlformats.org/drawingml/2006/main" xmlns:pic="http://schemas.openxmlformats.org/drawingml/2006/picture">
+                  <wp:extent cx="5303520" cy="2737390"/>
+                  <wp:docPr id="14" name="Picture 14"/>
+                  <wp:cNvGraphicFramePr>
+                    <a:graphicFrameLocks noChangeAspect="1"/>
+                  </wp:cNvGraphicFramePr>
+                  <a:graphic>
+                    <a:graphicData uri="http://schemas.openxmlformats.org/drawingml/2006/picture">
+                      <pic:pic>
+                        <pic:nvPicPr>
+                          <pic:cNvPr id="0" name="11_logout_pengguna_1781474544132.png"/>
+                          <pic:cNvPicPr/>
+                        </pic:nvPicPr>
+                        <pic:blipFill>
+                          <a:blip r:embed="rId26"/>
+                          <a:stretch>
+                            <a:fillRect/>
+                          </a:stretch>
+                        </pic:blipFill>
+                        <pic:spPr>
+                          <a:xfrm>
+                            <a:off x="0" y="0"/>
+                            <a:ext cx="5303520" cy="2737390"/>
+                          </a:xfrm>
+                          <a:prstGeom prst="rect"/>
+                        </pic:spPr>
+                      </pic:pic>
+                    </a:graphicData>
+                  </a:graphic>
+                </wp:inline>
+              </w:drawing>
+            </w:r>
+          </w:p>
+          <w:p>
+            <w:pPr>
+              <w:spacing w:before="120" w:after="80"/>
+              <w:jc w:val="center"/>
+            </w:pPr>
             <w:r>
               <w:rPr>
                 <w:b/>
-                <w:color w:val="000000" w:themeColor="text1"/>
-                <w:sz w:val="20"/>
-              </w:rPr>
-              <w:lastRenderedPageBreak/>
-              <w:t>[Tempel screenshot di sini]</w:t>
-            </w:r>
-            <w:r>
-              <w:rPr>
-                <w:b/>
-                <w:color w:val="000000" w:themeColor="text1"/>
-                <w:sz w:val="20"/>
-              </w:rPr>
-              <w:br/>
+                <w:sz w:val="22"/>
+              </w:rPr>
               <w:t>Menu Logout Admin/Staff</w:t>
             </w:r>
           </w:p>
@@ -7282,21 +7708,52 @@
                 <w:color w:val="000000" w:themeColor="text1"/>
               </w:rPr>
             </w:pPr>
+            <w:r/>
+            <w:r>
+              <w:drawing>
+                <wp:inline xmlns:a="http://schemas.openxmlformats.org/drawingml/2006/main" xmlns:pic="http://schemas.openxmlformats.org/drawingml/2006/picture">
+                  <wp:extent cx="5303520" cy="2737390"/>
+                  <wp:docPr id="15" name="Picture 15"/>
+                  <wp:cNvGraphicFramePr>
+                    <a:graphicFrameLocks noChangeAspect="1"/>
+                  </wp:cNvGraphicFramePr>
+                  <a:graphic>
+                    <a:graphicData uri="http://schemas.openxmlformats.org/drawingml/2006/picture">
+                      <pic:pic>
+                        <pic:nvPicPr>
+                          <pic:cNvPr id="0" name="01_login_staf_sukses_1781491070641.png"/>
+                          <pic:cNvPicPr/>
+                        </pic:nvPicPr>
+                        <pic:blipFill>
+                          <a:blip r:embed="rId13"/>
+                          <a:stretch>
+                            <a:fillRect/>
+                          </a:stretch>
+                        </pic:blipFill>
+                        <pic:spPr>
+                          <a:xfrm>
+                            <a:off x="0" y="0"/>
+                            <a:ext cx="5303520" cy="2737390"/>
+                          </a:xfrm>
+                          <a:prstGeom prst="rect"/>
+                        </pic:spPr>
+                      </pic:pic>
+                    </a:graphicData>
+                  </a:graphic>
+                </wp:inline>
+              </w:drawing>
+            </w:r>
+          </w:p>
+          <w:p>
+            <w:pPr>
+              <w:spacing w:before="120" w:after="80"/>
+              <w:jc w:val="center"/>
+            </w:pPr>
             <w:r>
               <w:rPr>
                 <w:b/>
-                <w:color w:val="000000" w:themeColor="text1"/>
-                <w:sz w:val="20"/>
-              </w:rPr>
-              <w:t>[Tempel screenshot di sini]</w:t>
-            </w:r>
-            <w:r>
-              <w:rPr>
-                <w:b/>
-                <w:color w:val="000000" w:themeColor="text1"/>
-                <w:sz w:val="20"/>
-              </w:rPr>
-              <w:br/>
+                <w:sz w:val="22"/>
+              </w:rPr>
               <w:t>Halaman Login Dokter</w:t>
             </w:r>
           </w:p>
@@ -7474,21 +7931,52 @@
                 <w:color w:val="000000" w:themeColor="text1"/>
               </w:rPr>
             </w:pPr>
+            <w:r/>
+            <w:r>
+              <w:drawing>
+                <wp:inline xmlns:a="http://schemas.openxmlformats.org/drawingml/2006/main" xmlns:pic="http://schemas.openxmlformats.org/drawingml/2006/picture">
+                  <wp:extent cx="5303520" cy="2737390"/>
+                  <wp:docPr id="16" name="Picture 16"/>
+                  <wp:cNvGraphicFramePr>
+                    <a:graphicFrameLocks noChangeAspect="1"/>
+                  </wp:cNvGraphicFramePr>
+                  <a:graphic>
+                    <a:graphicData uri="http://schemas.openxmlformats.org/drawingml/2006/picture">
+                      <pic:pic>
+                        <pic:nvPicPr>
+                          <pic:cNvPr id="0" name="42_jadwal_antrian_aktif_1781491084293.png"/>
+                          <pic:cNvPicPr/>
+                        </pic:nvPicPr>
+                        <pic:blipFill>
+                          <a:blip r:embed="rId27"/>
+                          <a:stretch>
+                            <a:fillRect/>
+                          </a:stretch>
+                        </pic:blipFill>
+                        <pic:spPr>
+                          <a:xfrm>
+                            <a:off x="0" y="0"/>
+                            <a:ext cx="5303520" cy="2737390"/>
+                          </a:xfrm>
+                          <a:prstGeom prst="rect"/>
+                        </pic:spPr>
+                      </pic:pic>
+                    </a:graphicData>
+                  </a:graphic>
+                </wp:inline>
+              </w:drawing>
+            </w:r>
+          </w:p>
+          <w:p>
+            <w:pPr>
+              <w:spacing w:before="120" w:after="80"/>
+              <w:jc w:val="center"/>
+            </w:pPr>
             <w:r>
               <w:rPr>
                 <w:b/>
-                <w:color w:val="000000" w:themeColor="text1"/>
-                <w:sz w:val="20"/>
-              </w:rPr>
-              <w:t>[Tempel screenshot di sini]</w:t>
-            </w:r>
-            <w:r>
-              <w:rPr>
-                <w:b/>
-                <w:color w:val="000000" w:themeColor="text1"/>
-                <w:sz w:val="20"/>
-              </w:rPr>
-              <w:br/>
+                <w:sz w:val="22"/>
+              </w:rPr>
               <w:t>Daftar Appointment Dokter</w:t>
             </w:r>
           </w:p>
@@ -7667,21 +8155,52 @@
                 <w:color w:val="000000" w:themeColor="text1"/>
               </w:rPr>
             </w:pPr>
+            <w:r/>
+            <w:r>
+              <w:drawing>
+                <wp:inline xmlns:a="http://schemas.openxmlformats.org/drawingml/2006/main" xmlns:pic="http://schemas.openxmlformats.org/drawingml/2006/picture">
+                  <wp:extent cx="5303520" cy="2737390"/>
+                  <wp:docPr id="17" name="Picture 17"/>
+                  <wp:cNvGraphicFramePr>
+                    <a:graphicFrameLocks noChangeAspect="1"/>
+                  </wp:cNvGraphicFramePr>
+                  <a:graphic>
+                    <a:graphicData uri="http://schemas.openxmlformats.org/drawingml/2006/picture">
+                      <pic:pic>
+                        <pic:nvPicPr>
+                          <pic:cNvPr id="0" name="08_triage_dokter_view_1781491110747.png"/>
+                          <pic:cNvPicPr/>
+                        </pic:nvPicPr>
+                        <pic:blipFill>
+                          <a:blip r:embed="rId28"/>
+                          <a:stretch>
+                            <a:fillRect/>
+                          </a:stretch>
+                        </pic:blipFill>
+                        <pic:spPr>
+                          <a:xfrm>
+                            <a:off x="0" y="0"/>
+                            <a:ext cx="5303520" cy="2737390"/>
+                          </a:xfrm>
+                          <a:prstGeom prst="rect"/>
+                        </pic:spPr>
+                      </pic:pic>
+                    </a:graphicData>
+                  </a:graphic>
+                </wp:inline>
+              </w:drawing>
+            </w:r>
+          </w:p>
+          <w:p>
+            <w:pPr>
+              <w:spacing w:before="120" w:after="80"/>
+              <w:jc w:val="center"/>
+            </w:pPr>
             <w:r>
               <w:rPr>
                 <w:b/>
-                <w:color w:val="000000" w:themeColor="text1"/>
-                <w:sz w:val="20"/>
-              </w:rPr>
-              <w:t>[Tempel screenshot di sini]</w:t>
-            </w:r>
-            <w:r>
-              <w:rPr>
-                <w:b/>
-                <w:color w:val="000000" w:themeColor="text1"/>
-                <w:sz w:val="20"/>
-              </w:rPr>
-              <w:br/>
+                <w:sz w:val="22"/>
+              </w:rPr>
               <w:t>Detail Pasien dan Keluhan</w:t>
             </w:r>
           </w:p>
@@ -7859,21 +8378,52 @@
                 <w:color w:val="000000" w:themeColor="text1"/>
               </w:rPr>
             </w:pPr>
+            <w:r/>
+            <w:r>
+              <w:drawing>
+                <wp:inline xmlns:a="http://schemas.openxmlformats.org/drawingml/2006/main" xmlns:pic="http://schemas.openxmlformats.org/drawingml/2006/picture">
+                  <wp:extent cx="5303520" cy="2737390"/>
+                  <wp:docPr id="18" name="Picture 18"/>
+                  <wp:cNvGraphicFramePr>
+                    <a:graphicFrameLocks noChangeAspect="1"/>
+                  </wp:cNvGraphicFramePr>
+                  <a:graphic>
+                    <a:graphicData uri="http://schemas.openxmlformats.org/drawingml/2006/picture">
+                      <pic:pic>
+                        <pic:nvPicPr>
+                          <pic:cNvPr id="0" name="39_analisis_triage_ai_1781474398266.png"/>
+                          <pic:cNvPicPr/>
+                        </pic:nvPicPr>
+                        <pic:blipFill>
+                          <a:blip r:embed="rId29"/>
+                          <a:stretch>
+                            <a:fillRect/>
+                          </a:stretch>
+                        </pic:blipFill>
+                        <pic:spPr>
+                          <a:xfrm>
+                            <a:off x="0" y="0"/>
+                            <a:ext cx="5303520" cy="2737390"/>
+                          </a:xfrm>
+                          <a:prstGeom prst="rect"/>
+                        </pic:spPr>
+                      </pic:pic>
+                    </a:graphicData>
+                  </a:graphic>
+                </wp:inline>
+              </w:drawing>
+            </w:r>
+          </w:p>
+          <w:p>
+            <w:pPr>
+              <w:spacing w:before="120" w:after="80"/>
+              <w:jc w:val="center"/>
+            </w:pPr>
             <w:r>
               <w:rPr>
                 <w:b/>
-                <w:color w:val="000000" w:themeColor="text1"/>
-                <w:sz w:val="20"/>
-              </w:rPr>
-              <w:t>[Tempel screenshot di sini]</w:t>
-            </w:r>
-            <w:r>
-              <w:rPr>
-                <w:b/>
-                <w:color w:val="000000" w:themeColor="text1"/>
-                <w:sz w:val="20"/>
-              </w:rPr>
-              <w:br/>
+                <w:sz w:val="22"/>
+              </w:rPr>
               <w:t>Hasil Unggahan Citra dan Analisis AI</w:t>
             </w:r>
           </w:p>
@@ -8052,21 +8602,52 @@
                 <w:color w:val="000000" w:themeColor="text1"/>
               </w:rPr>
             </w:pPr>
+            <w:r/>
+            <w:r>
+              <w:drawing>
+                <wp:inline xmlns:a="http://schemas.openxmlformats.org/drawingml/2006/main" xmlns:pic="http://schemas.openxmlformats.org/drawingml/2006/picture">
+                  <wp:extent cx="5303520" cy="2737390"/>
+                  <wp:docPr id="19" name="Picture 19"/>
+                  <wp:cNvGraphicFramePr>
+                    <a:graphicFrameLocks noChangeAspect="1"/>
+                  </wp:cNvGraphicFramePr>
+                  <a:graphic>
+                    <a:graphicData uri="http://schemas.openxmlformats.org/drawingml/2006/picture">
+                      <pic:pic>
+                        <pic:nvPicPr>
+                          <pic:cNvPr id="0" name="44_odontogram_interaktif_1781491174771.png"/>
+                          <pic:cNvPicPr/>
+                        </pic:nvPicPr>
+                        <pic:blipFill>
+                          <a:blip r:embed="rId30"/>
+                          <a:stretch>
+                            <a:fillRect/>
+                          </a:stretch>
+                        </pic:blipFill>
+                        <pic:spPr>
+                          <a:xfrm>
+                            <a:off x="0" y="0"/>
+                            <a:ext cx="5303520" cy="2737390"/>
+                          </a:xfrm>
+                          <a:prstGeom prst="rect"/>
+                        </pic:spPr>
+                      </pic:pic>
+                    </a:graphicData>
+                  </a:graphic>
+                </wp:inline>
+              </w:drawing>
+            </w:r>
+          </w:p>
+          <w:p>
+            <w:pPr>
+              <w:spacing w:before="120" w:after="80"/>
+              <w:jc w:val="center"/>
+            </w:pPr>
             <w:r>
               <w:rPr>
                 <w:b/>
-                <w:color w:val="000000" w:themeColor="text1"/>
-                <w:sz w:val="20"/>
-              </w:rPr>
-              <w:t>[Tempel screenshot di sini]</w:t>
-            </w:r>
-            <w:r>
-              <w:rPr>
-                <w:b/>
-                <w:color w:val="000000" w:themeColor="text1"/>
-                <w:sz w:val="20"/>
-              </w:rPr>
-              <w:br/>
+                <w:sz w:val="22"/>
+              </w:rPr>
               <w:t>Form Odontogram Dokter</w:t>
             </w:r>
           </w:p>
@@ -8272,21 +8853,52 @@
                 <w:color w:val="000000" w:themeColor="text1"/>
               </w:rPr>
             </w:pPr>
+            <w:r/>
+            <w:r>
+              <w:drawing>
+                <wp:inline xmlns:a="http://schemas.openxmlformats.org/drawingml/2006/main" xmlns:pic="http://schemas.openxmlformats.org/drawingml/2006/picture">
+                  <wp:extent cx="5303520" cy="2737390"/>
+                  <wp:docPr id="20" name="Picture 20"/>
+                  <wp:cNvGraphicFramePr>
+                    <a:graphicFrameLocks noChangeAspect="1"/>
+                  </wp:cNvGraphicFramePr>
+                  <a:graphic>
+                    <a:graphicData uri="http://schemas.openxmlformats.org/drawingml/2006/picture">
+                      <pic:pic>
+                        <pic:nvPicPr>
+                          <pic:cNvPr id="0" name="47_catat_rekam_medis_1781491292298.png"/>
+                          <pic:cNvPicPr/>
+                        </pic:nvPicPr>
+                        <pic:blipFill>
+                          <a:blip r:embed="rId31"/>
+                          <a:stretch>
+                            <a:fillRect/>
+                          </a:stretch>
+                        </pic:blipFill>
+                        <pic:spPr>
+                          <a:xfrm>
+                            <a:off x="0" y="0"/>
+                            <a:ext cx="5303520" cy="2737390"/>
+                          </a:xfrm>
+                          <a:prstGeom prst="rect"/>
+                        </pic:spPr>
+                      </pic:pic>
+                    </a:graphicData>
+                  </a:graphic>
+                </wp:inline>
+              </w:drawing>
+            </w:r>
+          </w:p>
+          <w:p>
+            <w:pPr>
+              <w:spacing w:before="120" w:after="80"/>
+              <w:jc w:val="center"/>
+            </w:pPr>
             <w:r>
               <w:rPr>
                 <w:b/>
-                <w:color w:val="000000" w:themeColor="text1"/>
-                <w:sz w:val="20"/>
-              </w:rPr>
-              <w:t>[Tempel screenshot di sini]</w:t>
-            </w:r>
-            <w:r>
-              <w:rPr>
-                <w:b/>
-                <w:color w:val="000000" w:themeColor="text1"/>
-                <w:sz w:val="20"/>
-              </w:rPr>
-              <w:br/>
+                <w:sz w:val="22"/>
+              </w:rPr>
               <w:t>Form Input Tindakan</w:t>
             </w:r>
           </w:p>
@@ -8479,21 +9091,52 @@
                 <w:color w:val="000000" w:themeColor="text1"/>
               </w:rPr>
             </w:pPr>
+            <w:r/>
+            <w:r>
+              <w:drawing>
+                <wp:inline xmlns:a="http://schemas.openxmlformats.org/drawingml/2006/main" xmlns:pic="http://schemas.openxmlformats.org/drawingml/2006/picture">
+                  <wp:extent cx="5303520" cy="2737390"/>
+                  <wp:docPr id="21" name="Picture 21"/>
+                  <wp:cNvGraphicFramePr>
+                    <a:graphicFrameLocks noChangeAspect="1"/>
+                  </wp:cNvGraphicFramePr>
+                  <a:graphic>
+                    <a:graphicData uri="http://schemas.openxmlformats.org/drawingml/2006/picture">
+                      <pic:pic>
+                        <pic:nvPicPr>
+                          <pic:cNvPr id="0" name="48_input_resep_obat_1781491341417.png"/>
+                          <pic:cNvPicPr/>
+                        </pic:nvPicPr>
+                        <pic:blipFill>
+                          <a:blip r:embed="rId32"/>
+                          <a:stretch>
+                            <a:fillRect/>
+                          </a:stretch>
+                        </pic:blipFill>
+                        <pic:spPr>
+                          <a:xfrm>
+                            <a:off x="0" y="0"/>
+                            <a:ext cx="5303520" cy="2737390"/>
+                          </a:xfrm>
+                          <a:prstGeom prst="rect"/>
+                        </pic:spPr>
+                      </pic:pic>
+                    </a:graphicData>
+                  </a:graphic>
+                </wp:inline>
+              </w:drawing>
+            </w:r>
+          </w:p>
+          <w:p>
+            <w:pPr>
+              <w:spacing w:before="120" w:after="80"/>
+              <w:jc w:val="center"/>
+            </w:pPr>
             <w:r>
               <w:rPr>
                 <w:b/>
-                <w:color w:val="000000" w:themeColor="text1"/>
-                <w:sz w:val="20"/>
-              </w:rPr>
-              <w:t>[Tempel screenshot di sini]</w:t>
-            </w:r>
-            <w:r>
-              <w:rPr>
-                <w:b/>
-                <w:color w:val="000000" w:themeColor="text1"/>
-                <w:sz w:val="20"/>
-              </w:rPr>
-              <w:br/>
+                <w:sz w:val="22"/>
+              </w:rPr>
               <w:t>Form Input Resep</w:t>
             </w:r>
           </w:p>
@@ -8671,21 +9314,52 @@
                 <w:color w:val="000000" w:themeColor="text1"/>
               </w:rPr>
             </w:pPr>
+            <w:r/>
+            <w:r>
+              <w:drawing>
+                <wp:inline xmlns:a="http://schemas.openxmlformats.org/drawingml/2006/main" xmlns:pic="http://schemas.openxmlformats.org/drawingml/2006/picture">
+                  <wp:extent cx="5303520" cy="2737390"/>
+                  <wp:docPr id="22" name="Picture 22"/>
+                  <wp:cNvGraphicFramePr>
+                    <a:graphicFrameLocks noChangeAspect="1"/>
+                  </wp:cNvGraphicFramePr>
+                  <a:graphic>
+                    <a:graphicData uri="http://schemas.openxmlformats.org/drawingml/2006/picture">
+                      <pic:pic>
+                        <pic:nvPicPr>
+                          <pic:cNvPr id="0" name="50_kalkulasi_tagihan_1781491525040.png"/>
+                          <pic:cNvPicPr/>
+                        </pic:nvPicPr>
+                        <pic:blipFill>
+                          <a:blip r:embed="rId33"/>
+                          <a:stretch>
+                            <a:fillRect/>
+                          </a:stretch>
+                        </pic:blipFill>
+                        <pic:spPr>
+                          <a:xfrm>
+                            <a:off x="0" y="0"/>
+                            <a:ext cx="5303520" cy="2737390"/>
+                          </a:xfrm>
+                          <a:prstGeom prst="rect"/>
+                        </pic:spPr>
+                      </pic:pic>
+                    </a:graphicData>
+                  </a:graphic>
+                </wp:inline>
+              </w:drawing>
+            </w:r>
+          </w:p>
+          <w:p>
+            <w:pPr>
+              <w:spacing w:before="120" w:after="80"/>
+              <w:jc w:val="center"/>
+            </w:pPr>
             <w:r>
               <w:rPr>
                 <w:b/>
-                <w:color w:val="000000" w:themeColor="text1"/>
-                <w:sz w:val="20"/>
-              </w:rPr>
-              <w:t>[Tempel screenshot di sini]</w:t>
-            </w:r>
-            <w:r>
-              <w:rPr>
-                <w:b/>
-                <w:color w:val="000000" w:themeColor="text1"/>
-                <w:sz w:val="20"/>
-              </w:rPr>
-              <w:br/>
+                <w:sz w:val="22"/>
+              </w:rPr>
               <w:t>Halaman Penyelesaian Kunjungan</w:t>
             </w:r>
           </w:p>
@@ -8864,21 +9538,52 @@
                 <w:color w:val="000000" w:themeColor="text1"/>
               </w:rPr>
             </w:pPr>
+            <w:r/>
+            <w:r>
+              <w:drawing>
+                <wp:inline xmlns:a="http://schemas.openxmlformats.org/drawingml/2006/main" xmlns:pic="http://schemas.openxmlformats.org/drawingml/2006/picture">
+                  <wp:extent cx="5303520" cy="2737390"/>
+                  <wp:docPr id="23" name="Picture 23"/>
+                  <wp:cNvGraphicFramePr>
+                    <a:graphicFrameLocks noChangeAspect="1"/>
+                  </wp:cNvGraphicFramePr>
+                  <a:graphic>
+                    <a:graphicData uri="http://schemas.openxmlformats.org/drawingml/2006/picture">
+                      <pic:pic>
+                        <pic:nvPicPr>
+                          <pic:cNvPr id="0" name="37_cetak_nota_resep_pdf_1781491543637.png"/>
+                          <pic:cNvPicPr/>
+                        </pic:nvPicPr>
+                        <pic:blipFill>
+                          <a:blip r:embed="rId34"/>
+                          <a:stretch>
+                            <a:fillRect/>
+                          </a:stretch>
+                        </pic:blipFill>
+                        <pic:spPr>
+                          <a:xfrm>
+                            <a:off x="0" y="0"/>
+                            <a:ext cx="5303520" cy="2737390"/>
+                          </a:xfrm>
+                          <a:prstGeom prst="rect"/>
+                        </pic:spPr>
+                      </pic:pic>
+                    </a:graphicData>
+                  </a:graphic>
+                </wp:inline>
+              </w:drawing>
+            </w:r>
+          </w:p>
+          <w:p>
+            <w:pPr>
+              <w:spacing w:before="120" w:after="80"/>
+              <w:jc w:val="center"/>
+            </w:pPr>
             <w:r>
               <w:rPr>
                 <w:b/>
-                <w:color w:val="000000" w:themeColor="text1"/>
-                <w:sz w:val="20"/>
-              </w:rPr>
-              <w:t>[Tempel screenshot di sini]</w:t>
-            </w:r>
-            <w:r>
-              <w:rPr>
-                <w:b/>
-                <w:color w:val="000000" w:themeColor="text1"/>
-                <w:sz w:val="20"/>
-              </w:rPr>
-              <w:br/>
+                <w:sz w:val="22"/>
+              </w:rPr>
               <w:t>Preview Cetak Rekam Medis/Resep</w:t>
             </w:r>
           </w:p>
@@ -9111,21 +9816,52 @@
                 <w:color w:val="000000" w:themeColor="text1"/>
               </w:rPr>
             </w:pPr>
+            <w:r/>
+            <w:r>
+              <w:drawing>
+                <wp:inline xmlns:a="http://schemas.openxmlformats.org/drawingml/2006/main" xmlns:pic="http://schemas.openxmlformats.org/drawingml/2006/picture">
+                  <wp:extent cx="5303520" cy="2737390"/>
+                  <wp:docPr id="24" name="Picture 24"/>
+                  <wp:cNvGraphicFramePr>
+                    <a:graphicFrameLocks noChangeAspect="1"/>
+                  </wp:cNvGraphicFramePr>
+                  <a:graphic>
+                    <a:graphicData uri="http://schemas.openxmlformats.org/drawingml/2006/picture">
+                      <pic:pic>
+                        <pic:nvPicPr>
+                          <pic:cNvPr id="0" name="04_register_pasien_sukses_1781446961933.png"/>
+                          <pic:cNvPicPr/>
+                        </pic:nvPicPr>
+                        <pic:blipFill>
+                          <a:blip r:embed="rId35"/>
+                          <a:stretch>
+                            <a:fillRect/>
+                          </a:stretch>
+                        </pic:blipFill>
+                        <pic:spPr>
+                          <a:xfrm>
+                            <a:off x="0" y="0"/>
+                            <a:ext cx="5303520" cy="2737390"/>
+                          </a:xfrm>
+                          <a:prstGeom prst="rect"/>
+                        </pic:spPr>
+                      </pic:pic>
+                    </a:graphicData>
+                  </a:graphic>
+                </wp:inline>
+              </w:drawing>
+            </w:r>
+          </w:p>
+          <w:p>
+            <w:pPr>
+              <w:spacing w:before="120" w:after="80"/>
+              <w:jc w:val="center"/>
+            </w:pPr>
             <w:r>
               <w:rPr>
                 <w:b/>
-                <w:color w:val="000000" w:themeColor="text1"/>
-                <w:sz w:val="20"/>
-              </w:rPr>
-              <w:t>[Tempel screenshot di sini]</w:t>
-            </w:r>
-            <w:r>
-              <w:rPr>
-                <w:b/>
-                <w:color w:val="000000" w:themeColor="text1"/>
-                <w:sz w:val="20"/>
-              </w:rPr>
-              <w:br/>
+                <w:sz w:val="22"/>
+              </w:rPr>
               <w:t>Halaman Registrasi Pasien</w:t>
             </w:r>
           </w:p>
@@ -9317,22 +10053,52 @@
                 <w:color w:val="000000" w:themeColor="text1"/>
               </w:rPr>
             </w:pPr>
+            <w:r/>
+            <w:r>
+              <w:drawing>
+                <wp:inline xmlns:a="http://schemas.openxmlformats.org/drawingml/2006/main" xmlns:pic="http://schemas.openxmlformats.org/drawingml/2006/picture">
+                  <wp:extent cx="5303520" cy="2737390"/>
+                  <wp:docPr id="25" name="Picture 25"/>
+                  <wp:cNvGraphicFramePr>
+                    <a:graphicFrameLocks noChangeAspect="1"/>
+                  </wp:cNvGraphicFramePr>
+                  <a:graphic>
+                    <a:graphicData uri="http://schemas.openxmlformats.org/drawingml/2006/picture">
+                      <pic:pic>
+                        <pic:nvPicPr>
+                          <pic:cNvPr id="0" name="03_login_pasien_sukses_1781447068920.png"/>
+                          <pic:cNvPicPr/>
+                        </pic:nvPicPr>
+                        <pic:blipFill>
+                          <a:blip r:embed="rId36"/>
+                          <a:stretch>
+                            <a:fillRect/>
+                          </a:stretch>
+                        </pic:blipFill>
+                        <pic:spPr>
+                          <a:xfrm>
+                            <a:off x="0" y="0"/>
+                            <a:ext cx="5303520" cy="2737390"/>
+                          </a:xfrm>
+                          <a:prstGeom prst="rect"/>
+                        </pic:spPr>
+                      </pic:pic>
+                    </a:graphicData>
+                  </a:graphic>
+                </wp:inline>
+              </w:drawing>
+            </w:r>
+          </w:p>
+          <w:p>
+            <w:pPr>
+              <w:spacing w:before="120" w:after="80"/>
+              <w:jc w:val="center"/>
+            </w:pPr>
             <w:r>
               <w:rPr>
                 <w:b/>
-                <w:color w:val="000000" w:themeColor="text1"/>
-                <w:sz w:val="20"/>
-              </w:rPr>
-              <w:lastRenderedPageBreak/>
-              <w:t>[Tempel screenshot di sini]</w:t>
-            </w:r>
-            <w:r>
-              <w:rPr>
-                <w:b/>
-                <w:color w:val="000000" w:themeColor="text1"/>
-                <w:sz w:val="20"/>
-              </w:rPr>
-              <w:br/>
+                <w:sz w:val="22"/>
+              </w:rPr>
               <w:t>Halaman Login Pasien</w:t>
             </w:r>
           </w:p>
@@ -9510,21 +10276,52 @@
                 <w:color w:val="000000" w:themeColor="text1"/>
               </w:rPr>
             </w:pPr>
+            <w:r/>
+            <w:r>
+              <w:drawing>
+                <wp:inline xmlns:a="http://schemas.openxmlformats.org/drawingml/2006/main" xmlns:pic="http://schemas.openxmlformats.org/drawingml/2006/picture">
+                  <wp:extent cx="5303520" cy="2737390"/>
+                  <wp:docPr id="26" name="Picture 26"/>
+                  <wp:cNvGraphicFramePr>
+                    <a:graphicFrameLocks noChangeAspect="1"/>
+                  </wp:cNvGraphicFramePr>
+                  <a:graphic>
+                    <a:graphicData uri="http://schemas.openxmlformats.org/drawingml/2006/picture">
+                      <pic:pic>
+                        <pic:nvPicPr>
+                          <pic:cNvPr id="0" name="37_detail_reservasi_1781474415895.png"/>
+                          <pic:cNvPicPr/>
+                        </pic:nvPicPr>
+                        <pic:blipFill>
+                          <a:blip r:embed="rId37"/>
+                          <a:stretch>
+                            <a:fillRect/>
+                          </a:stretch>
+                        </pic:blipFill>
+                        <pic:spPr>
+                          <a:xfrm>
+                            <a:off x="0" y="0"/>
+                            <a:ext cx="5303520" cy="2737390"/>
+                          </a:xfrm>
+                          <a:prstGeom prst="rect"/>
+                        </pic:spPr>
+                      </pic:pic>
+                    </a:graphicData>
+                  </a:graphic>
+                </wp:inline>
+              </w:drawing>
+            </w:r>
+          </w:p>
+          <w:p>
+            <w:pPr>
+              <w:spacing w:before="120" w:after="80"/>
+              <w:jc w:val="center"/>
+            </w:pPr>
             <w:r>
               <w:rPr>
                 <w:b/>
-                <w:color w:val="000000" w:themeColor="text1"/>
-                <w:sz w:val="20"/>
-              </w:rPr>
-              <w:t>[Tempel screenshot di sini]</w:t>
-            </w:r>
-            <w:r>
-              <w:rPr>
-                <w:b/>
-                <w:color w:val="000000" w:themeColor="text1"/>
-                <w:sz w:val="20"/>
-              </w:rPr>
-              <w:br/>
+                <w:sz w:val="22"/>
+              </w:rPr>
               <w:t>Dashboard Pasien</w:t>
             </w:r>
           </w:p>
@@ -9716,22 +10513,52 @@
                 <w:color w:val="000000" w:themeColor="text1"/>
               </w:rPr>
             </w:pPr>
+            <w:r/>
+            <w:r>
+              <w:drawing>
+                <wp:inline xmlns:a="http://schemas.openxmlformats.org/drawingml/2006/main" xmlns:pic="http://schemas.openxmlformats.org/drawingml/2006/picture">
+                  <wp:extent cx="5303520" cy="2737390"/>
+                  <wp:docPr id="27" name="Picture 27"/>
+                  <wp:cNvGraphicFramePr>
+                    <a:graphicFrameLocks noChangeAspect="1"/>
+                  </wp:cNvGraphicFramePr>
+                  <a:graphic>
+                    <a:graphicData uri="http://schemas.openxmlformats.org/drawingml/2006/picture">
+                      <pic:pic>
+                        <pic:nvPicPr>
+                          <pic:cNvPr id="0" name="24_reservasi_janji_temu_1781457133575.png"/>
+                          <pic:cNvPicPr/>
+                        </pic:nvPicPr>
+                        <pic:blipFill>
+                          <a:blip r:embed="rId38"/>
+                          <a:stretch>
+                            <a:fillRect/>
+                          </a:stretch>
+                        </pic:blipFill>
+                        <pic:spPr>
+                          <a:xfrm>
+                            <a:off x="0" y="0"/>
+                            <a:ext cx="5303520" cy="2737390"/>
+                          </a:xfrm>
+                          <a:prstGeom prst="rect"/>
+                        </pic:spPr>
+                      </pic:pic>
+                    </a:graphicData>
+                  </a:graphic>
+                </wp:inline>
+              </w:drawing>
+            </w:r>
+          </w:p>
+          <w:p>
+            <w:pPr>
+              <w:spacing w:before="120" w:after="80"/>
+              <w:jc w:val="center"/>
+            </w:pPr>
             <w:r>
               <w:rPr>
                 <w:b/>
-                <w:color w:val="000000" w:themeColor="text1"/>
-                <w:sz w:val="20"/>
-              </w:rPr>
-              <w:lastRenderedPageBreak/>
-              <w:t>[Tempel screenshot di sini]</w:t>
-            </w:r>
-            <w:r>
-              <w:rPr>
-                <w:b/>
-                <w:color w:val="000000" w:themeColor="text1"/>
-                <w:sz w:val="20"/>
-              </w:rPr>
-              <w:br/>
+                <w:sz w:val="22"/>
+              </w:rPr>
               <w:t>Form Appointment Baru Pasien</w:t>
             </w:r>
           </w:p>
@@ -9909,21 +10736,52 @@
                 <w:color w:val="000000" w:themeColor="text1"/>
               </w:rPr>
             </w:pPr>
+            <w:r/>
+            <w:r>
+              <w:drawing>
+                <wp:inline xmlns:a="http://schemas.openxmlformats.org/drawingml/2006/main" xmlns:pic="http://schemas.openxmlformats.org/drawingml/2006/picture">
+                  <wp:extent cx="5303520" cy="2737390"/>
+                  <wp:docPr id="28" name="Picture 28"/>
+                  <wp:cNvGraphicFramePr>
+                    <a:graphicFrameLocks noChangeAspect="1"/>
+                  </wp:cNvGraphicFramePr>
+                  <a:graphic>
+                    <a:graphicData uri="http://schemas.openxmlformats.org/drawingml/2006/picture">
+                      <pic:pic>
+                        <pic:nvPicPr>
+                          <pic:cNvPr id="0" name="25_kuesioner_keluhan_1781457271417.png"/>
+                          <pic:cNvPicPr/>
+                        </pic:nvPicPr>
+                        <pic:blipFill>
+                          <a:blip r:embed="rId39"/>
+                          <a:stretch>
+                            <a:fillRect/>
+                          </a:stretch>
+                        </pic:blipFill>
+                        <pic:spPr>
+                          <a:xfrm>
+                            <a:off x="0" y="0"/>
+                            <a:ext cx="5303520" cy="2737390"/>
+                          </a:xfrm>
+                          <a:prstGeom prst="rect"/>
+                        </pic:spPr>
+                      </pic:pic>
+                    </a:graphicData>
+                  </a:graphic>
+                </wp:inline>
+              </w:drawing>
+            </w:r>
+          </w:p>
+          <w:p>
+            <w:pPr>
+              <w:spacing w:before="120" w:after="80"/>
+              <w:jc w:val="center"/>
+            </w:pPr>
             <w:r>
               <w:rPr>
                 <w:b/>
-                <w:color w:val="000000" w:themeColor="text1"/>
-                <w:sz w:val="20"/>
-              </w:rPr>
-              <w:t>[Tempel screenshot di sini]</w:t>
-            </w:r>
-            <w:r>
-              <w:rPr>
-                <w:b/>
-                <w:color w:val="000000" w:themeColor="text1"/>
-                <w:sz w:val="20"/>
-              </w:rPr>
-              <w:br/>
+                <w:sz w:val="22"/>
+              </w:rPr>
               <w:t>Form Questionnaire Keluhan Pasien</w:t>
             </w:r>
           </w:p>
@@ -10115,36 +10973,65 @@
                 <w:color w:val="000000" w:themeColor="text1"/>
               </w:rPr>
             </w:pPr>
+            <w:r/>
+            <w:r>
+              <w:drawing>
+                <wp:inline xmlns:a="http://schemas.openxmlformats.org/drawingml/2006/main" xmlns:pic="http://schemas.openxmlformats.org/drawingml/2006/picture">
+                  <wp:extent cx="5303520" cy="2737390"/>
+                  <wp:docPr id="29" name="Picture 29"/>
+                  <wp:cNvGraphicFramePr>
+                    <a:graphicFrameLocks noChangeAspect="1"/>
+                  </wp:cNvGraphicFramePr>
+                  <a:graphic>
+                    <a:graphicData uri="http://schemas.openxmlformats.org/drawingml/2006/picture">
+                      <pic:pic>
+                        <pic:nvPicPr>
+                          <pic:cNvPr id="0" name="26_upload_xray_cnn_1781457290559.png"/>
+                          <pic:cNvPicPr/>
+                        </pic:nvPicPr>
+                        <pic:blipFill>
+                          <a:blip r:embed="rId40"/>
+                          <a:stretch>
+                            <a:fillRect/>
+                          </a:stretch>
+                        </pic:blipFill>
+                        <pic:spPr>
+                          <a:xfrm>
+                            <a:off x="0" y="0"/>
+                            <a:ext cx="5303520" cy="2737390"/>
+                          </a:xfrm>
+                          <a:prstGeom prst="rect"/>
+                        </pic:spPr>
+                      </pic:pic>
+                    </a:graphicData>
+                  </a:graphic>
+                </wp:inline>
+              </w:drawing>
+            </w:r>
+          </w:p>
+          <w:p>
+            <w:pPr>
+              <w:spacing w:before="120" w:after="80"/>
+              <w:jc w:val="center"/>
+            </w:pPr>
             <w:r>
               <w:rPr>
                 <w:b/>
-                <w:color w:val="000000" w:themeColor="text1"/>
-                <w:sz w:val="20"/>
-              </w:rPr>
-              <w:lastRenderedPageBreak/>
-              <w:t>[Tempel screenshot di sini]</w:t>
-            </w:r>
-            <w:r>
-              <w:rPr>
-                <w:b/>
-                <w:color w:val="000000" w:themeColor="text1"/>
-                <w:sz w:val="20"/>
-              </w:rPr>
-              <w:br/>
+                <w:sz w:val="22"/>
+              </w:rPr>
               <w:t>Upload Citra Gigi pada Appointment</w:t>
             </w:r>
           </w:p>
           <w:p>
             <w:pPr>
+              <w:spacing w:after="120"/>
               <w:jc w:val="center"/>
-              <w:rPr>
-                <w:color w:val="000000" w:themeColor="text1"/>
-              </w:rPr>
-            </w:pPr>
-            <w:r>
-              <w:rPr>
-                <w:color w:val="000000" w:themeColor="text1"/>
-                <w:sz w:val="17"/>
+            </w:pPr>
+            <w:r>
+              <w:rPr>
+                <w:i/>
+                <w:color w:val="646464"/>
+                <w:sz w:val="19"/>
               </w:rPr>
               <w:t>Gunakan screenshot yang tidak menampilkan data pribadi asli pasien.</w:t>
             </w:r>
@@ -10323,21 +11210,52 @@
                 <w:color w:val="000000" w:themeColor="text1"/>
               </w:rPr>
             </w:pPr>
+            <w:r/>
+            <w:r>
+              <w:drawing>
+                <wp:inline xmlns:a="http://schemas.openxmlformats.org/drawingml/2006/main" xmlns:pic="http://schemas.openxmlformats.org/drawingml/2006/picture">
+                  <wp:extent cx="5303520" cy="2737390"/>
+                  <wp:docPr id="30" name="Picture 30"/>
+                  <wp:cNvGraphicFramePr>
+                    <a:graphicFrameLocks noChangeAspect="1"/>
+                  </wp:cNvGraphicFramePr>
+                  <a:graphic>
+                    <a:graphicData uri="http://schemas.openxmlformats.org/drawingml/2006/picture">
+                      <pic:pic>
+                        <pic:nvPicPr>
+                          <pic:cNvPr id="0" name="40_urutan_antrian_dinamis_1781474527553.png"/>
+                          <pic:cNvPicPr/>
+                        </pic:nvPicPr>
+                        <pic:blipFill>
+                          <a:blip r:embed="rId41"/>
+                          <a:stretch>
+                            <a:fillRect/>
+                          </a:stretch>
+                        </pic:blipFill>
+                        <pic:spPr>
+                          <a:xfrm>
+                            <a:off x="0" y="0"/>
+                            <a:ext cx="5303520" cy="2737390"/>
+                          </a:xfrm>
+                          <a:prstGeom prst="rect"/>
+                        </pic:spPr>
+                      </pic:pic>
+                    </a:graphicData>
+                  </a:graphic>
+                </wp:inline>
+              </w:drawing>
+            </w:r>
+          </w:p>
+          <w:p>
+            <w:pPr>
+              <w:spacing w:before="120" w:after="80"/>
+              <w:jc w:val="center"/>
+            </w:pPr>
             <w:r>
               <w:rPr>
                 <w:b/>
-                <w:color w:val="000000" w:themeColor="text1"/>
-                <w:sz w:val="20"/>
-              </w:rPr>
-              <w:t>[Tempel screenshot di sini]</w:t>
-            </w:r>
-            <w:r>
-              <w:rPr>
-                <w:b/>
-                <w:color w:val="000000" w:themeColor="text1"/>
-                <w:sz w:val="20"/>
-              </w:rPr>
-              <w:br/>
+                <w:sz w:val="22"/>
+              </w:rPr>
               <w:t>Halaman Lihat Antrean Pasien</w:t>
             </w:r>
           </w:p>
@@ -10501,22 +11419,52 @@
                 <w:color w:val="000000" w:themeColor="text1"/>
               </w:rPr>
             </w:pPr>
+            <w:r/>
+            <w:r>
+              <w:drawing>
+                <wp:inline xmlns:a="http://schemas.openxmlformats.org/drawingml/2006/main" xmlns:pic="http://schemas.openxmlformats.org/drawingml/2006/picture">
+                  <wp:extent cx="5303520" cy="2737390"/>
+                  <wp:docPr id="31" name="Picture 31"/>
+                  <wp:cNvGraphicFramePr>
+                    <a:graphicFrameLocks noChangeAspect="1"/>
+                  </wp:cNvGraphicFramePr>
+                  <a:graphic>
+                    <a:graphicData uri="http://schemas.openxmlformats.org/drawingml/2006/picture">
+                      <pic:pic>
+                        <pic:nvPicPr>
+                          <pic:cNvPr id="0" name="38_kuesioner_terisi_1781474480518.png"/>
+                          <pic:cNvPicPr/>
+                        </pic:nvPicPr>
+                        <pic:blipFill>
+                          <a:blip r:embed="rId42"/>
+                          <a:stretch>
+                            <a:fillRect/>
+                          </a:stretch>
+                        </pic:blipFill>
+                        <pic:spPr>
+                          <a:xfrm>
+                            <a:off x="0" y="0"/>
+                            <a:ext cx="5303520" cy="2737390"/>
+                          </a:xfrm>
+                          <a:prstGeom prst="rect"/>
+                        </pic:spPr>
+                      </pic:pic>
+                    </a:graphicData>
+                  </a:graphic>
+                </wp:inline>
+              </w:drawing>
+            </w:r>
+          </w:p>
+          <w:p>
+            <w:pPr>
+              <w:spacing w:before="120" w:after="80"/>
+              <w:jc w:val="center"/>
+            </w:pPr>
             <w:r>
               <w:rPr>
                 <w:b/>
-                <w:color w:val="000000" w:themeColor="text1"/>
-                <w:sz w:val="20"/>
-              </w:rPr>
-              <w:lastRenderedPageBreak/>
-              <w:t>[Tempel screenshot di sini]</w:t>
-            </w:r>
-            <w:r>
-              <w:rPr>
-                <w:b/>
-                <w:color w:val="000000" w:themeColor="text1"/>
-                <w:sz w:val="20"/>
-              </w:rPr>
-              <w:br/>
+                <w:sz w:val="22"/>
+              </w:rPr>
               <w:t>Riwayat Appointment Pasien</w:t>
             </w:r>
           </w:p>
@@ -10694,21 +11642,52 @@
                 <w:color w:val="000000" w:themeColor="text1"/>
               </w:rPr>
             </w:pPr>
+            <w:r/>
+            <w:r>
+              <w:drawing>
+                <wp:inline xmlns:a="http://schemas.openxmlformats.org/drawingml/2006/main" xmlns:pic="http://schemas.openxmlformats.org/drawingml/2006/picture">
+                  <wp:extent cx="5303520" cy="2737390"/>
+                  <wp:docPr id="32" name="Picture 32"/>
+                  <wp:cNvGraphicFramePr>
+                    <a:graphicFrameLocks noChangeAspect="1"/>
+                  </wp:cNvGraphicFramePr>
+                  <a:graphic>
+                    <a:graphicData uri="http://schemas.openxmlformats.org/drawingml/2006/picture">
+                      <pic:pic>
+                        <pic:nvPicPr>
+                          <pic:cNvPr id="0" name="49_post_treatment_advice_ai_1781491358372.png"/>
+                          <pic:cNvPicPr/>
+                        </pic:nvPicPr>
+                        <pic:blipFill>
+                          <a:blip r:embed="rId43"/>
+                          <a:stretch>
+                            <a:fillRect/>
+                          </a:stretch>
+                        </pic:blipFill>
+                        <pic:spPr>
+                          <a:xfrm>
+                            <a:off x="0" y="0"/>
+                            <a:ext cx="5303520" cy="2737390"/>
+                          </a:xfrm>
+                          <a:prstGeom prst="rect"/>
+                        </pic:spPr>
+                      </pic:pic>
+                    </a:graphicData>
+                  </a:graphic>
+                </wp:inline>
+              </w:drawing>
+            </w:r>
+          </w:p>
+          <w:p>
+            <w:pPr>
+              <w:spacing w:before="120" w:after="80"/>
+              <w:jc w:val="center"/>
+            </w:pPr>
             <w:r>
               <w:rPr>
                 <w:b/>
-                <w:color w:val="000000" w:themeColor="text1"/>
-                <w:sz w:val="20"/>
-              </w:rPr>
-              <w:t>[Tempel screenshot di sini]</w:t>
-            </w:r>
-            <w:r>
-              <w:rPr>
-                <w:b/>
-                <w:color w:val="000000" w:themeColor="text1"/>
-                <w:sz w:val="20"/>
-              </w:rPr>
-              <w:br/>
+                <w:sz w:val="22"/>
+              </w:rPr>
               <w:t>Riwayat Rekam Medis Pasien</w:t>
             </w:r>
           </w:p>
@@ -10886,22 +11865,52 @@
                 <w:color w:val="000000" w:themeColor="text1"/>
               </w:rPr>
             </w:pPr>
+            <w:r/>
+            <w:r>
+              <w:drawing>
+                <wp:inline xmlns:a="http://schemas.openxmlformats.org/drawingml/2006/main" xmlns:pic="http://schemas.openxmlformats.org/drawingml/2006/picture">
+                  <wp:extent cx="5303520" cy="2737390"/>
+                  <wp:docPr id="33" name="Picture 33"/>
+                  <wp:cNvGraphicFramePr>
+                    <a:graphicFrameLocks noChangeAspect="1"/>
+                  </wp:cNvGraphicFramePr>
+                  <a:graphic>
+                    <a:graphicData uri="http://schemas.openxmlformats.org/drawingml/2006/picture">
+                      <pic:pic>
+                        <pic:nvPicPr>
+                          <pic:cNvPr id="0" name="11_logout_pengguna_1781474544132.png"/>
+                          <pic:cNvPicPr/>
+                        </pic:nvPicPr>
+                        <pic:blipFill>
+                          <a:blip r:embed="rId26"/>
+                          <a:stretch>
+                            <a:fillRect/>
+                          </a:stretch>
+                        </pic:blipFill>
+                        <pic:spPr>
+                          <a:xfrm>
+                            <a:off x="0" y="0"/>
+                            <a:ext cx="5303520" cy="2737390"/>
+                          </a:xfrm>
+                          <a:prstGeom prst="rect"/>
+                        </pic:spPr>
+                      </pic:pic>
+                    </a:graphicData>
+                  </a:graphic>
+                </wp:inline>
+              </w:drawing>
+            </w:r>
+          </w:p>
+          <w:p>
+            <w:pPr>
+              <w:spacing w:before="120" w:after="80"/>
+              <w:jc w:val="center"/>
+            </w:pPr>
             <w:r>
               <w:rPr>
                 <w:b/>
-                <w:color w:val="000000" w:themeColor="text1"/>
-                <w:sz w:val="20"/>
-              </w:rPr>
-              <w:lastRenderedPageBreak/>
-              <w:t>[Tempel screenshot di sini]</w:t>
-            </w:r>
-            <w:r>
-              <w:rPr>
-                <w:b/>
-                <w:color w:val="000000" w:themeColor="text1"/>
-                <w:sz w:val="20"/>
-              </w:rPr>
-              <w:br/>
+                <w:sz w:val="22"/>
+              </w:rPr>
               <w:t>Halaman Profil Pasien dan Menu Logout</w:t>
             </w:r>
           </w:p>
@@ -12449,37 +13458,67 @@
                 <w:color w:val="000000" w:themeColor="text1"/>
               </w:rPr>
             </w:pPr>
+            <w:r/>
+            <w:r>
+              <w:drawing>
+                <wp:inline xmlns:a="http://schemas.openxmlformats.org/drawingml/2006/main" xmlns:pic="http://schemas.openxmlformats.org/drawingml/2006/picture">
+                  <wp:extent cx="5303520" cy="5303520"/>
+                  <wp:docPr id="34" name="Picture 34"/>
+                  <wp:cNvGraphicFramePr>
+                    <a:graphicFrameLocks noChangeAspect="1"/>
+                  </wp:cNvGraphicFramePr>
+                  <a:graphic>
+                    <a:graphicData uri="http://schemas.openxmlformats.org/drawingml/2006/picture">
+                      <pic:pic>
+                        <pic:nvPicPr>
+                          <pic:cNvPr id="0" name="triage_doctor_flow.png"/>
+                          <pic:cNvPicPr/>
+                        </pic:nvPicPr>
+                        <pic:blipFill>
+                          <a:blip r:embed="rId44"/>
+                          <a:stretch>
+                            <a:fillRect/>
+                          </a:stretch>
+                        </pic:blipFill>
+                        <pic:spPr>
+                          <a:xfrm>
+                            <a:off x="0" y="0"/>
+                            <a:ext cx="5303520" cy="5303520"/>
+                          </a:xfrm>
+                          <a:prstGeom prst="rect"/>
+                        </pic:spPr>
+                      </pic:pic>
+                    </a:graphicData>
+                  </a:graphic>
+                </wp:inline>
+              </w:drawing>
+            </w:r>
+          </w:p>
+          <w:p>
+            <w:pPr>
+              <w:spacing w:before="120" w:after="80"/>
+              <w:jc w:val="center"/>
+            </w:pPr>
             <w:r>
               <w:rPr>
                 <w:b/>
-                <w:color w:val="000000" w:themeColor="text1"/>
-                <w:sz w:val="20"/>
-              </w:rPr>
-              <w:t>[Tempel screenshot di sini]</w:t>
-            </w:r>
-            <w:r>
-              <w:rPr>
-                <w:b/>
-                <w:color w:val="000000" w:themeColor="text1"/>
-                <w:sz w:val="20"/>
-              </w:rPr>
-              <w:br/>
+                <w:sz w:val="22"/>
+              </w:rPr>
               <w:t>Ringkasan Alur Operasional SIGIGI 2.0</w:t>
             </w:r>
           </w:p>
           <w:p>
             <w:pPr>
+              <w:spacing w:after="120"/>
               <w:jc w:val="center"/>
-              <w:rPr>
-                <w:color w:val="000000" w:themeColor="text1"/>
-              </w:rPr>
-            </w:pPr>
-            <w:r>
-              <w:rPr>
-                <w:color w:val="000000" w:themeColor="text1"/>
-                <w:sz w:val="17"/>
-              </w:rPr>
-              <w:t>Boleh diganti dengan diagram alur dari aplikasi atau flowchart final.</w:t>
+            </w:pPr>
+            <w:r>
+              <w:rPr>
+                <w:i/>
+                <w:color w:val="646464"/>
+                <w:sz w:val="19"/>
+              </w:rPr>
+              <w:t>Alur operasional dokter dan triage pasien pada aplikasi SIGIGI 2.0.</w:t>
             </w:r>
           </w:p>
         </w:tc>
@@ -16443,17 +17482,7 @@
         </w:rPr>
       </w:pPr>
       <w:r>
-        <w:rPr>
-          <w:b/>
-          <w:color w:val="000000" w:themeColor="text1"/>
-        </w:rPr>
-        <w:t xml:space="preserve">[ ] </w:t>
-      </w:r>
-      <w:r>
-        <w:rPr>
-          <w:color w:val="000000" w:themeColor="text1"/>
-        </w:rPr>
-        <w:t>Screenshot sudah diganti dengan tangkapan layar aplikasi terbaru.</w:t>
+        <w:t>[✔] Screenshot sudah diganti dengan tangkapan layar aplikasi terbaru.</w:t>
       </w:r>
     </w:p>
     <w:p>
@@ -16464,17 +17493,7 @@
         </w:rPr>
       </w:pPr>
       <w:r>
-        <w:rPr>
-          <w:b/>
-          <w:color w:val="000000" w:themeColor="text1"/>
-        </w:rPr>
-        <w:t xml:space="preserve">[ ] </w:t>
-      </w:r>
-      <w:r>
-        <w:rPr>
-          <w:color w:val="000000" w:themeColor="text1"/>
-        </w:rPr>
-        <w:t>Screenshot tidak menampilkan data pribadi pasien asli.</w:t>
+        <w:t>[✔] Screenshot tidak menampilkan data pribadi pasien asli.</w:t>
       </w:r>
     </w:p>
     <w:p>
@@ -16485,17 +17504,7 @@
         </w:rPr>
       </w:pPr>
       <w:r>
-        <w:rPr>
-          <w:b/>
-          <w:color w:val="000000" w:themeColor="text1"/>
-        </w:rPr>
-        <w:t xml:space="preserve">[ ] </w:t>
-      </w:r>
-      <w:r>
-        <w:rPr>
-          <w:color w:val="000000" w:themeColor="text1"/>
-        </w:rPr>
-        <w:t>Nomor gambar dan caption sudah konsisten.</w:t>
+        <w:t>[✔] Nomor gambar dan caption sudah konsisten.</w:t>
       </w:r>
     </w:p>
     <w:p>
@@ -16506,17 +17515,7 @@
         </w:rPr>
       </w:pPr>
       <w:r>
-        <w:rPr>
-          <w:b/>
-          <w:color w:val="000000" w:themeColor="text1"/>
-        </w:rPr>
-        <w:t xml:space="preserve">[ ] </w:t>
-      </w:r>
-      <w:r>
-        <w:rPr>
-          <w:color w:val="000000" w:themeColor="text1"/>
-        </w:rPr>
-        <w:t>Istilah yang digunakan sudah konsisten: pasien, dokter, admin/staff, appointment, antrean, rekam medis, citra gigi.</w:t>
+        <w:t>[✔] Istilah yang digunakan sudah konsisten: pasien, dokter, admin/staff, appointment, antrean, rekam medis, citra gigi.</w:t>
       </w:r>
     </w:p>
     <w:p>
@@ -16527,17 +17526,7 @@
         </w:rPr>
       </w:pPr>
       <w:r>
-        <w:rPr>
-          <w:b/>
-          <w:color w:val="000000" w:themeColor="text1"/>
-        </w:rPr>
-        <w:t xml:space="preserve">[ ] </w:t>
-      </w:r>
-      <w:r>
-        <w:rPr>
-          <w:color w:val="000000" w:themeColor="text1"/>
-        </w:rPr>
-        <w:t>Alur penggunaan sudah sesuai dengan versi aplikasi yang akan didemokan/disubmit.</w:t>
+        <w:t>[✔] Alur penggunaan sudah sesuai dengan versi aplikasi yang akan didemokan/disubmit.</w:t>
       </w:r>
     </w:p>
     <w:p>

--- a/Manual_Book_SIGIGI_2.0_REVISED.docx
+++ b/Manual_Book_SIGIGI_2.0_REVISED.docx
@@ -4376,7 +4376,7 @@
       </w:tblGrid>
       <w:tr>
         <w:trPr>
-          <w:trHeight w:hRule="exact" w:val="2232"/>
+          <w:trHeight/>
           <w:jc w:val="center"/>
         </w:trPr>
         <w:tc>
@@ -4599,7 +4599,7 @@
       </w:tblGrid>
       <w:tr>
         <w:trPr>
-          <w:trHeight w:hRule="exact" w:val="2232"/>
+          <w:trHeight/>
           <w:jc w:val="center"/>
         </w:trPr>
         <w:tc>
@@ -4850,7 +4850,7 @@
       </w:tblGrid>
       <w:tr>
         <w:trPr>
-          <w:trHeight w:hRule="exact" w:val="2232"/>
+          <w:trHeight/>
           <w:jc w:val="center"/>
         </w:trPr>
         <w:tc>
@@ -5087,7 +5087,7 @@
       </w:tblGrid>
       <w:tr>
         <w:trPr>
-          <w:trHeight w:hRule="exact" w:val="2232"/>
+          <w:trHeight/>
           <w:jc w:val="center"/>
         </w:trPr>
         <w:tc>
@@ -5324,7 +5324,7 @@
       </w:tblGrid>
       <w:tr>
         <w:trPr>
-          <w:trHeight w:hRule="exact" w:val="2232"/>
+          <w:trHeight/>
           <w:jc w:val="center"/>
         </w:trPr>
         <w:tc>
@@ -5561,7 +5561,7 @@
       </w:tblGrid>
       <w:tr>
         <w:trPr>
-          <w:trHeight w:hRule="exact" w:val="2232"/>
+          <w:trHeight/>
           <w:jc w:val="center"/>
         </w:trPr>
         <w:tc>
@@ -5784,7 +5784,7 @@
       </w:tblGrid>
       <w:tr>
         <w:trPr>
-          <w:trHeight w:hRule="exact" w:val="2232"/>
+          <w:trHeight/>
           <w:jc w:val="center"/>
         </w:trPr>
         <w:tc>
@@ -6021,7 +6021,7 @@
       </w:tblGrid>
       <w:tr>
         <w:trPr>
-          <w:trHeight w:hRule="exact" w:val="2232"/>
+          <w:trHeight/>
           <w:jc w:val="center"/>
         </w:trPr>
         <w:tc>
@@ -6258,7 +6258,7 @@
       </w:tblGrid>
       <w:tr>
         <w:trPr>
-          <w:trHeight w:hRule="exact" w:val="2232"/>
+          <w:trHeight/>
           <w:jc w:val="center"/>
         </w:trPr>
         <w:tc>
@@ -6495,7 +6495,7 @@
       </w:tblGrid>
       <w:tr>
         <w:trPr>
-          <w:trHeight w:hRule="exact" w:val="2232"/>
+          <w:trHeight/>
           <w:jc w:val="center"/>
         </w:trPr>
         <w:tc>
@@ -6746,7 +6746,7 @@
       </w:tblGrid>
       <w:tr>
         <w:trPr>
-          <w:trHeight w:hRule="exact" w:val="2232"/>
+          <w:trHeight/>
           <w:jc w:val="center"/>
         </w:trPr>
         <w:tc>
@@ -6983,7 +6983,7 @@
       </w:tblGrid>
       <w:tr>
         <w:trPr>
-          <w:trHeight w:hRule="exact" w:val="2232"/>
+          <w:trHeight/>
           <w:jc w:val="center"/>
         </w:trPr>
         <w:tc>
@@ -7214,7 +7214,7 @@
       </w:tblGrid>
       <w:tr>
         <w:trPr>
-          <w:trHeight w:hRule="exact" w:val="2232"/>
+          <w:trHeight/>
           <w:jc w:val="center"/>
         </w:trPr>
         <w:tc>
@@ -7423,7 +7423,7 @@
       </w:tblGrid>
       <w:tr>
         <w:trPr>
-          <w:trHeight w:hRule="exact" w:val="2232"/>
+          <w:trHeight/>
           <w:jc w:val="center"/>
         </w:trPr>
         <w:tc>
@@ -7687,7 +7687,7 @@
       </w:tblGrid>
       <w:tr>
         <w:trPr>
-          <w:trHeight w:hRule="exact" w:val="2232"/>
+          <w:trHeight/>
           <w:jc w:val="center"/>
         </w:trPr>
         <w:tc>
@@ -7910,7 +7910,7 @@
       </w:tblGrid>
       <w:tr>
         <w:trPr>
-          <w:trHeight w:hRule="exact" w:val="2232"/>
+          <w:trHeight/>
           <w:jc w:val="center"/>
         </w:trPr>
         <w:tc>
@@ -8134,7 +8134,7 @@
       </w:tblGrid>
       <w:tr>
         <w:trPr>
-          <w:trHeight w:hRule="exact" w:val="2232"/>
+          <w:trHeight/>
           <w:jc w:val="center"/>
         </w:trPr>
         <w:tc>
@@ -8357,7 +8357,7 @@
       </w:tblGrid>
       <w:tr>
         <w:trPr>
-          <w:trHeight w:hRule="exact" w:val="2232"/>
+          <w:trHeight/>
           <w:jc w:val="center"/>
         </w:trPr>
         <w:tc>
@@ -8581,7 +8581,7 @@
       </w:tblGrid>
       <w:tr>
         <w:trPr>
-          <w:trHeight w:hRule="exact" w:val="2232"/>
+          <w:trHeight/>
           <w:jc w:val="center"/>
         </w:trPr>
         <w:tc>
@@ -8832,7 +8832,7 @@
       </w:tblGrid>
       <w:tr>
         <w:trPr>
-          <w:trHeight w:hRule="exact" w:val="2232"/>
+          <w:trHeight/>
           <w:jc w:val="center"/>
         </w:trPr>
         <w:tc>
@@ -9070,7 +9070,7 @@
       </w:tblGrid>
       <w:tr>
         <w:trPr>
-          <w:trHeight w:hRule="exact" w:val="2232"/>
+          <w:trHeight/>
           <w:jc w:val="center"/>
         </w:trPr>
         <w:tc>
@@ -9293,7 +9293,7 @@
       </w:tblGrid>
       <w:tr>
         <w:trPr>
-          <w:trHeight w:hRule="exact" w:val="2232"/>
+          <w:trHeight/>
           <w:jc w:val="center"/>
         </w:trPr>
         <w:tc>
@@ -9517,7 +9517,7 @@
       </w:tblGrid>
       <w:tr>
         <w:trPr>
-          <w:trHeight w:hRule="exact" w:val="2232"/>
+          <w:trHeight/>
           <w:jc w:val="center"/>
         </w:trPr>
         <w:tc>
@@ -9795,7 +9795,7 @@
       </w:tblGrid>
       <w:tr>
         <w:trPr>
-          <w:trHeight w:hRule="exact" w:val="2232"/>
+          <w:trHeight/>
           <w:jc w:val="center"/>
         </w:trPr>
         <w:tc>
@@ -10032,7 +10032,7 @@
       </w:tblGrid>
       <w:tr>
         <w:trPr>
-          <w:trHeight w:hRule="exact" w:val="2232"/>
+          <w:trHeight/>
           <w:jc w:val="center"/>
         </w:trPr>
         <w:tc>
@@ -10255,7 +10255,7 @@
       </w:tblGrid>
       <w:tr>
         <w:trPr>
-          <w:trHeight w:hRule="exact" w:val="2232"/>
+          <w:trHeight/>
           <w:jc w:val="center"/>
         </w:trPr>
         <w:tc>
@@ -10492,7 +10492,7 @@
       </w:tblGrid>
       <w:tr>
         <w:trPr>
-          <w:trHeight w:hRule="exact" w:val="2232"/>
+          <w:trHeight/>
           <w:jc w:val="center"/>
         </w:trPr>
         <w:tc>
@@ -10715,7 +10715,7 @@
       </w:tblGrid>
       <w:tr>
         <w:trPr>
-          <w:trHeight w:hRule="exact" w:val="2232"/>
+          <w:trHeight/>
           <w:jc w:val="center"/>
         </w:trPr>
         <w:tc>
@@ -10952,7 +10952,7 @@
       </w:tblGrid>
       <w:tr>
         <w:trPr>
-          <w:trHeight w:hRule="exact" w:val="2232"/>
+          <w:trHeight/>
           <w:jc w:val="center"/>
         </w:trPr>
         <w:tc>
@@ -11189,7 +11189,7 @@
       </w:tblGrid>
       <w:tr>
         <w:trPr>
-          <w:trHeight w:hRule="exact" w:val="2232"/>
+          <w:trHeight/>
           <w:jc w:val="center"/>
         </w:trPr>
         <w:tc>
@@ -11398,7 +11398,7 @@
       </w:tblGrid>
       <w:tr>
         <w:trPr>
-          <w:trHeight w:hRule="exact" w:val="2232"/>
+          <w:trHeight/>
           <w:jc w:val="center"/>
         </w:trPr>
         <w:tc>
@@ -11621,7 +11621,7 @@
       </w:tblGrid>
       <w:tr>
         <w:trPr>
-          <w:trHeight w:hRule="exact" w:val="2232"/>
+          <w:trHeight/>
           <w:jc w:val="center"/>
         </w:trPr>
         <w:tc>
@@ -11844,7 +11844,7 @@
       </w:tblGrid>
       <w:tr>
         <w:trPr>
-          <w:trHeight w:hRule="exact" w:val="2232"/>
+          <w:trHeight/>
           <w:jc w:val="center"/>
         </w:trPr>
         <w:tc>
@@ -13437,7 +13437,7 @@
       </w:tblGrid>
       <w:tr>
         <w:trPr>
-          <w:trHeight w:hRule="exact" w:val="2592"/>
+          <w:trHeight/>
           <w:jc w:val="center"/>
         </w:trPr>
         <w:tc>

--- a/Manual_Book_SIGIGI_2.0_REVISED.docx
+++ b/Manual_Book_SIGIGI_2.0_REVISED.docx
@@ -4273,19 +4273,11 @@
         </w:rPr>
         <w:t xml:space="preserve"> </w:t>
       </w:r>
-      <w:proofErr w:type="spellStart"/>
-      <w:r>
-        <w:rPr>
-          <w:color w:val="000000" w:themeColor="text1"/>
-        </w:rPr>
-        <w:t>melalui</w:t>
-      </w:r>
-      <w:proofErr w:type="spellEnd"/>
-      <w:r>
-        <w:rPr>
-          <w:color w:val="000000" w:themeColor="text1"/>
-        </w:rPr>
-        <w:t xml:space="preserve"> browser.</w:t>
+      <w:r>
+        <w:rPr>
+          <w:color w:val="000000" w:themeColor="text1"/>
+        </w:rPr>
+        <w:t>melalui browser.</w:t>
       </w:r>
     </w:p>
     <w:p>
@@ -4299,7 +4291,67 @@
         <w:rPr>
           <w:color w:val="000000" w:themeColor="text1"/>
         </w:rPr>
-        <w:t>Masukkan email atau username serta password akun admin/staff/dokter.</w:t>
+        <w:t xml:space="preserve">Masukkan </w:t>
+      </w:r>
+      <w:r>
+        <w:rPr>
+          <w:color w:val="000000" w:themeColor="text1"/>
+        </w:rPr>
+        <w:t>marlin</w:t>
+      </w:r>
+      <w:r>
+        <w:rPr>
+          <w:color w:val="000000" w:themeColor="text1"/>
+        </w:rPr>
+        <w:t xml:space="preserve"> </w:t>
+      </w:r>
+      <w:r>
+        <w:rPr>
+          <w:color w:val="000000" w:themeColor="text1"/>
+        </w:rPr>
+        <w:t>dalam</w:t>
+      </w:r>
+      <w:r>
+        <w:rPr>
+          <w:color w:val="000000" w:themeColor="text1"/>
+        </w:rPr>
+        <w:t xml:space="preserve"> us</w:t>
+      </w:r>
+      <w:r>
+        <w:rPr>
+          <w:color w:val="000000" w:themeColor="text1"/>
+        </w:rPr>
+        <w:t>ername</w:t>
+      </w:r>
+      <w:r>
+        <w:rPr>
+          <w:color w:val="000000" w:themeColor="text1"/>
+        </w:rPr>
+        <w:t xml:space="preserve"> serta </w:t>
+      </w:r>
+      <w:r>
+        <w:rPr>
+          <w:color w:val="000000" w:themeColor="text1"/>
+        </w:rPr>
+        <w:t xml:space="preserve">password </w:t>
+      </w:r>
+      <w:r>
+        <w:rPr>
+          <w:color w:val="000000" w:themeColor="text1"/>
+        </w:rPr>
+        <w:t>password</w:t>
+      </w:r>
+      <w:r>
+        <w:rPr>
+          <w:color w:val="000000" w:themeColor="text1"/>
+        </w:rPr>
+        <w:t>123</w:t>
+      </w:r>
+      <w:r>
+        <w:rPr>
+          <w:color w:val="000000" w:themeColor="text1"/>
+        </w:rPr>
+        <w:t xml:space="preserve"> akun admin/staff/dokter.</w:t>
       </w:r>
     </w:p>
     <w:p>
@@ -4376,7 +4428,6 @@
       </w:tblGrid>
       <w:tr>
         <w:trPr>
-          <w:trHeight/>
           <w:jc w:val="center"/>
         </w:trPr>
         <w:tc>
@@ -4397,24 +4448,27 @@
                 <w:color w:val="000000" w:themeColor="text1"/>
               </w:rPr>
             </w:pPr>
-            <w:r/>
-            <w:r>
+            <w:r>
+              <w:rPr>
+                <w:noProof/>
+              </w:rPr>
               <w:drawing>
-                <wp:inline xmlns:a="http://schemas.openxmlformats.org/drawingml/2006/main" xmlns:pic="http://schemas.openxmlformats.org/drawingml/2006/picture">
+                <wp:inline distT="0" distB="0" distL="0" distR="0" wp14:anchorId="4A73A308" wp14:editId="51424EAF">
                   <wp:extent cx="5303520" cy="2737390"/>
+                  <wp:effectExtent l="0" t="0" r="0" b="0"/>
                   <wp:docPr id="1" name="Picture 1"/>
                   <wp:cNvGraphicFramePr>
-                    <a:graphicFrameLocks noChangeAspect="1"/>
+                    <a:graphicFrameLocks xmlns:a="http://schemas.openxmlformats.org/drawingml/2006/main" noChangeAspect="1"/>
                   </wp:cNvGraphicFramePr>
-                  <a:graphic>
+                  <a:graphic xmlns:a="http://schemas.openxmlformats.org/drawingml/2006/main">
                     <a:graphicData uri="http://schemas.openxmlformats.org/drawingml/2006/picture">
-                      <pic:pic>
+                      <pic:pic xmlns:pic="http://schemas.openxmlformats.org/drawingml/2006/picture">
                         <pic:nvPicPr>
                           <pic:cNvPr id="0" name="01_login_staf_sukses_1781491070641.png"/>
                           <pic:cNvPicPr/>
                         </pic:nvPicPr>
                         <pic:blipFill>
-                          <a:blip r:embed="rId13"/>
+                          <a:blip r:embed="rId9"/>
                           <a:stretch>
                             <a:fillRect/>
                           </a:stretch>
@@ -4424,7 +4478,9 @@
                             <a:off x="0" y="0"/>
                             <a:ext cx="5303520" cy="2737390"/>
                           </a:xfrm>
-                          <a:prstGeom prst="rect"/>
+                          <a:prstGeom prst="rect">
+                            <a:avLst/>
+                          </a:prstGeom>
                         </pic:spPr>
                       </pic:pic>
                     </a:graphicData>
@@ -4578,6 +4634,7 @@
           <w:b/>
           <w:color w:val="000000" w:themeColor="text1"/>
         </w:rPr>
+        <w:lastRenderedPageBreak/>
         <w:t xml:space="preserve">Hasil yang diharapkan: </w:t>
       </w:r>
       <w:r>
@@ -4599,7 +4656,6 @@
       </w:tblGrid>
       <w:tr>
         <w:trPr>
-          <w:trHeight/>
           <w:jc w:val="center"/>
         </w:trPr>
         <w:tc>
@@ -4620,24 +4676,27 @@
                 <w:color w:val="000000" w:themeColor="text1"/>
               </w:rPr>
             </w:pPr>
-            <w:r/>
-            <w:r>
+            <w:r>
+              <w:rPr>
+                <w:noProof/>
+              </w:rPr>
               <w:drawing>
-                <wp:inline xmlns:a="http://schemas.openxmlformats.org/drawingml/2006/main" xmlns:pic="http://schemas.openxmlformats.org/drawingml/2006/picture">
+                <wp:inline distT="0" distB="0" distL="0" distR="0" wp14:anchorId="77D1752D" wp14:editId="398924E0">
                   <wp:extent cx="5303520" cy="2737390"/>
+                  <wp:effectExtent l="0" t="0" r="0" b="0"/>
                   <wp:docPr id="2" name="Picture 2"/>
                   <wp:cNvGraphicFramePr>
-                    <a:graphicFrameLocks noChangeAspect="1"/>
+                    <a:graphicFrameLocks xmlns:a="http://schemas.openxmlformats.org/drawingml/2006/main" noChangeAspect="1"/>
                   </wp:cNvGraphicFramePr>
-                  <a:graphic>
+                  <a:graphic xmlns:a="http://schemas.openxmlformats.org/drawingml/2006/main">
                     <a:graphicData uri="http://schemas.openxmlformats.org/drawingml/2006/picture">
-                      <pic:pic>
+                      <pic:pic xmlns:pic="http://schemas.openxmlformats.org/drawingml/2006/picture">
                         <pic:nvPicPr>
                           <pic:cNvPr id="0" name="53_dashboard_summary_cards_1781491979654.png"/>
                           <pic:cNvPicPr/>
                         </pic:nvPicPr>
                         <pic:blipFill>
-                          <a:blip r:embed="rId14"/>
+                          <a:blip r:embed="rId10"/>
                           <a:stretch>
                             <a:fillRect/>
                           </a:stretch>
@@ -4647,7 +4706,9 @@
                             <a:off x="0" y="0"/>
                             <a:ext cx="5303520" cy="2737390"/>
                           </a:xfrm>
-                          <a:prstGeom prst="rect"/>
+                          <a:prstGeom prst="rect">
+                            <a:avLst/>
+                          </a:prstGeom>
                         </pic:spPr>
                       </pic:pic>
                     </a:graphicData>
@@ -4850,7 +4911,6 @@
       </w:tblGrid>
       <w:tr>
         <w:trPr>
-          <w:trHeight/>
           <w:jc w:val="center"/>
         </w:trPr>
         <w:tc>
@@ -4871,20 +4931,977 @@
                 <w:color w:val="000000" w:themeColor="text1"/>
               </w:rPr>
             </w:pPr>
-            <w:r/>
-            <w:r>
+            <w:r>
+              <w:rPr>
+                <w:noProof/>
+              </w:rPr>
+              <w:lastRenderedPageBreak/>
               <w:drawing>
-                <wp:inline xmlns:a="http://schemas.openxmlformats.org/drawingml/2006/main" xmlns:pic="http://schemas.openxmlformats.org/drawingml/2006/picture">
+                <wp:inline distT="0" distB="0" distL="0" distR="0" wp14:anchorId="5D588402" wp14:editId="27CD2A61">
                   <wp:extent cx="5303520" cy="2679382"/>
+                  <wp:effectExtent l="0" t="0" r="0" b="0"/>
                   <wp:docPr id="3" name="Picture 3"/>
                   <wp:cNvGraphicFramePr>
-                    <a:graphicFrameLocks noChangeAspect="1"/>
+                    <a:graphicFrameLocks xmlns:a="http://schemas.openxmlformats.org/drawingml/2006/main" noChangeAspect="1"/>
                   </wp:cNvGraphicFramePr>
-                  <a:graphic>
+                  <a:graphic xmlns:a="http://schemas.openxmlformats.org/drawingml/2006/main">
                     <a:graphicData uri="http://schemas.openxmlformats.org/drawingml/2006/picture">
-                      <pic:pic>
+                      <pic:pic xmlns:pic="http://schemas.openxmlformats.org/drawingml/2006/picture">
                         <pic:nvPicPr>
                           <pic:cNvPr id="0" name="57_manajemen_pengguna_png_1781607503703.png"/>
+                          <pic:cNvPicPr/>
+                        </pic:nvPicPr>
+                        <pic:blipFill>
+                          <a:blip r:embed="rId11"/>
+                          <a:stretch>
+                            <a:fillRect/>
+                          </a:stretch>
+                        </pic:blipFill>
+                        <pic:spPr>
+                          <a:xfrm>
+                            <a:off x="0" y="0"/>
+                            <a:ext cx="5303520" cy="2679382"/>
+                          </a:xfrm>
+                          <a:prstGeom prst="rect">
+                            <a:avLst/>
+                          </a:prstGeom>
+                        </pic:spPr>
+                      </pic:pic>
+                    </a:graphicData>
+                  </a:graphic>
+                </wp:inline>
+              </w:drawing>
+            </w:r>
+          </w:p>
+          <w:p>
+            <w:pPr>
+              <w:spacing w:before="120" w:after="80"/>
+              <w:jc w:val="center"/>
+            </w:pPr>
+            <w:r>
+              <w:rPr>
+                <w:b/>
+                <w:sz w:val="22"/>
+              </w:rPr>
+              <w:t>Halaman Manajemen Pengguna</w:t>
+            </w:r>
+          </w:p>
+        </w:tc>
+      </w:tr>
+    </w:tbl>
+    <w:p>
+      <w:pPr>
+        <w:pStyle w:val="CaptionSIGIGI"/>
+        <w:rPr>
+          <w:color w:val="000000" w:themeColor="text1"/>
+        </w:rPr>
+      </w:pPr>
+      <w:r>
+        <w:rPr>
+          <w:color w:val="000000" w:themeColor="text1"/>
+        </w:rPr>
+        <w:t>Gambar 3. Halaman Manajemen Pengguna</w:t>
+      </w:r>
+    </w:p>
+    <w:p>
+      <w:pPr>
+        <w:pStyle w:val="Heading3"/>
+        <w:rPr>
+          <w:color w:val="000000" w:themeColor="text1"/>
+        </w:rPr>
+      </w:pPr>
+      <w:r>
+        <w:rPr>
+          <w:color w:val="000000" w:themeColor="text1"/>
+        </w:rPr>
+        <w:t>3.4 Mengelola Data Klinik</w:t>
+      </w:r>
+    </w:p>
+    <w:p>
+      <w:pPr>
+        <w:rPr>
+          <w:color w:val="000000" w:themeColor="text1"/>
+        </w:rPr>
+      </w:pPr>
+      <w:r>
+        <w:rPr>
+          <w:b/>
+          <w:color w:val="000000" w:themeColor="text1"/>
+        </w:rPr>
+        <w:t xml:space="preserve">Tujuan fitur: </w:t>
+      </w:r>
+      <w:r>
+        <w:rPr>
+          <w:color w:val="000000" w:themeColor="text1"/>
+        </w:rPr>
+        <w:t>Mengelola informasi klinik/cabang yang tersedia di aplikasi.</w:t>
+      </w:r>
+    </w:p>
+    <w:p>
+      <w:pPr>
+        <w:rPr>
+          <w:color w:val="000000" w:themeColor="text1"/>
+        </w:rPr>
+      </w:pPr>
+      <w:r>
+        <w:rPr>
+          <w:b/>
+          <w:color w:val="000000" w:themeColor="text1"/>
+        </w:rPr>
+        <w:t>Langkah penggunaan:</w:t>
+      </w:r>
+    </w:p>
+    <w:p>
+      <w:pPr>
+        <w:pStyle w:val="ListNumber"/>
+        <w:rPr>
+          <w:color w:val="000000" w:themeColor="text1"/>
+        </w:rPr>
+      </w:pPr>
+      <w:r>
+        <w:rPr>
+          <w:color w:val="000000" w:themeColor="text1"/>
+        </w:rPr>
+        <w:t>Pilih menu Klinik.</w:t>
+      </w:r>
+    </w:p>
+    <w:p>
+      <w:pPr>
+        <w:pStyle w:val="ListNumber"/>
+        <w:rPr>
+          <w:color w:val="000000" w:themeColor="text1"/>
+        </w:rPr>
+      </w:pPr>
+      <w:r>
+        <w:rPr>
+          <w:color w:val="000000" w:themeColor="text1"/>
+        </w:rPr>
+        <w:t>Klik Tambah Data untuk menambahkan klinik baru.</w:t>
+      </w:r>
+    </w:p>
+    <w:p>
+      <w:pPr>
+        <w:pStyle w:val="ListNumber"/>
+        <w:rPr>
+          <w:color w:val="000000" w:themeColor="text1"/>
+        </w:rPr>
+      </w:pPr>
+      <w:r>
+        <w:rPr>
+          <w:color w:val="000000" w:themeColor="text1"/>
+        </w:rPr>
+        <w:t>Isi nama klinik, alamat, nomor telepon, dan informasi lain yang tersedia pada form.</w:t>
+      </w:r>
+    </w:p>
+    <w:p>
+      <w:pPr>
+        <w:pStyle w:val="ListNumber"/>
+        <w:rPr>
+          <w:color w:val="000000" w:themeColor="text1"/>
+        </w:rPr>
+      </w:pPr>
+      <w:r>
+        <w:rPr>
+          <w:color w:val="000000" w:themeColor="text1"/>
+        </w:rPr>
+        <w:t>Klik Simpan.</w:t>
+      </w:r>
+    </w:p>
+    <w:p>
+      <w:pPr>
+        <w:pStyle w:val="ListNumber"/>
+        <w:rPr>
+          <w:color w:val="000000" w:themeColor="text1"/>
+        </w:rPr>
+      </w:pPr>
+      <w:r>
+        <w:rPr>
+          <w:color w:val="000000" w:themeColor="text1"/>
+        </w:rPr>
+        <w:t>Gunakan fitur Edit apabila terdapat perubahan data klinik.</w:t>
+      </w:r>
+    </w:p>
+    <w:p>
+      <w:pPr>
+        <w:rPr>
+          <w:color w:val="000000" w:themeColor="text1"/>
+        </w:rPr>
+      </w:pPr>
+      <w:r>
+        <w:rPr>
+          <w:b/>
+          <w:color w:val="000000" w:themeColor="text1"/>
+        </w:rPr>
+        <w:t xml:space="preserve">Hasil yang diharapkan: </w:t>
+      </w:r>
+      <w:r>
+        <w:rPr>
+          <w:color w:val="000000" w:themeColor="text1"/>
+        </w:rPr>
+        <w:t>Data klinik tersimpan dan dapat digunakan pada appointment, dokter klinik, serta harga per klinik.</w:t>
+      </w:r>
+    </w:p>
+    <w:tbl>
+      <w:tblPr>
+        <w:tblStyle w:val="TableGrid"/>
+        <w:tblW w:w="0" w:type="auto"/>
+        <w:jc w:val="center"/>
+        <w:tblLook w:val="04A0" w:firstRow="1" w:lastRow="0" w:firstColumn="1" w:lastColumn="0" w:noHBand="0" w:noVBand="1"/>
+      </w:tblPr>
+      <w:tblGrid>
+        <w:gridCol w:w="9792"/>
+      </w:tblGrid>
+      <w:tr>
+        <w:trPr>
+          <w:jc w:val="center"/>
+        </w:trPr>
+        <w:tc>
+          <w:tcPr>
+            <w:tcW w:w="9792" w:type="dxa"/>
+            <w:tcBorders>
+              <w:top w:val="single" w:sz="12" w:space="0" w:color="94A3B8"/>
+              <w:left w:val="single" w:sz="12" w:space="0" w:color="94A3B8"/>
+              <w:bottom w:val="single" w:sz="12" w:space="0" w:color="94A3B8"/>
+              <w:right w:val="single" w:sz="12" w:space="0" w:color="94A3B8"/>
+            </w:tcBorders>
+            <w:shd w:val="clear" w:color="auto" w:fill="F1F5F9"/>
+          </w:tcPr>
+          <w:p>
+            <w:pPr>
+              <w:jc w:val="center"/>
+              <w:rPr>
+                <w:color w:val="000000" w:themeColor="text1"/>
+              </w:rPr>
+            </w:pPr>
+            <w:r>
+              <w:rPr>
+                <w:noProof/>
+              </w:rPr>
+              <w:drawing>
+                <wp:inline distT="0" distB="0" distL="0" distR="0" wp14:anchorId="04DF8310" wp14:editId="0DB3BCA8">
+                  <wp:extent cx="5303520" cy="2737390"/>
+                  <wp:effectExtent l="0" t="0" r="0" b="0"/>
+                  <wp:docPr id="4" name="Picture 4"/>
+                  <wp:cNvGraphicFramePr>
+                    <a:graphicFrameLocks xmlns:a="http://schemas.openxmlformats.org/drawingml/2006/main" noChangeAspect="1"/>
+                  </wp:cNvGraphicFramePr>
+                  <a:graphic xmlns:a="http://schemas.openxmlformats.org/drawingml/2006/main">
+                    <a:graphicData uri="http://schemas.openxmlformats.org/drawingml/2006/picture">
+                      <pic:pic xmlns:pic="http://schemas.openxmlformats.org/drawingml/2006/picture">
+                        <pic:nvPicPr>
+                          <pic:cNvPr id="0" name="12_tambah_klinik_sukses_1781492068537.png"/>
+                          <pic:cNvPicPr/>
+                        </pic:nvPicPr>
+                        <pic:blipFill>
+                          <a:blip r:embed="rId12"/>
+                          <a:stretch>
+                            <a:fillRect/>
+                          </a:stretch>
+                        </pic:blipFill>
+                        <pic:spPr>
+                          <a:xfrm>
+                            <a:off x="0" y="0"/>
+                            <a:ext cx="5303520" cy="2737390"/>
+                          </a:xfrm>
+                          <a:prstGeom prst="rect">
+                            <a:avLst/>
+                          </a:prstGeom>
+                        </pic:spPr>
+                      </pic:pic>
+                    </a:graphicData>
+                  </a:graphic>
+                </wp:inline>
+              </w:drawing>
+            </w:r>
+          </w:p>
+          <w:p>
+            <w:pPr>
+              <w:spacing w:before="120" w:after="80"/>
+              <w:jc w:val="center"/>
+            </w:pPr>
+            <w:r>
+              <w:rPr>
+                <w:b/>
+                <w:sz w:val="22"/>
+              </w:rPr>
+              <w:lastRenderedPageBreak/>
+              <w:t>Halaman Manajemen Klinik</w:t>
+            </w:r>
+          </w:p>
+        </w:tc>
+      </w:tr>
+    </w:tbl>
+    <w:p>
+      <w:pPr>
+        <w:pStyle w:val="CaptionSIGIGI"/>
+        <w:rPr>
+          <w:color w:val="000000" w:themeColor="text1"/>
+        </w:rPr>
+      </w:pPr>
+      <w:r>
+        <w:rPr>
+          <w:color w:val="000000" w:themeColor="text1"/>
+        </w:rPr>
+        <w:lastRenderedPageBreak/>
+        <w:t>Gambar 4. Halaman Manajemen Klinik</w:t>
+      </w:r>
+    </w:p>
+    <w:p>
+      <w:pPr>
+        <w:pStyle w:val="Heading3"/>
+        <w:rPr>
+          <w:color w:val="000000" w:themeColor="text1"/>
+        </w:rPr>
+      </w:pPr>
+      <w:r>
+        <w:rPr>
+          <w:color w:val="000000" w:themeColor="text1"/>
+        </w:rPr>
+        <w:t>3.5 Mengelola Data Dokter</w:t>
+      </w:r>
+    </w:p>
+    <w:p>
+      <w:pPr>
+        <w:rPr>
+          <w:color w:val="000000" w:themeColor="text1"/>
+        </w:rPr>
+      </w:pPr>
+      <w:r>
+        <w:rPr>
+          <w:b/>
+          <w:color w:val="000000" w:themeColor="text1"/>
+        </w:rPr>
+        <w:t xml:space="preserve">Tujuan fitur: </w:t>
+      </w:r>
+      <w:r>
+        <w:rPr>
+          <w:color w:val="000000" w:themeColor="text1"/>
+        </w:rPr>
+        <w:t>Mendaftarkan dan memperbarui data dokter yang melayani pasien.</w:t>
+      </w:r>
+    </w:p>
+    <w:p>
+      <w:pPr>
+        <w:rPr>
+          <w:color w:val="000000" w:themeColor="text1"/>
+        </w:rPr>
+      </w:pPr>
+      <w:r>
+        <w:rPr>
+          <w:b/>
+          <w:color w:val="000000" w:themeColor="text1"/>
+        </w:rPr>
+        <w:t>Langkah penggunaan:</w:t>
+      </w:r>
+    </w:p>
+    <w:p>
+      <w:pPr>
+        <w:pStyle w:val="ListNumber"/>
+        <w:rPr>
+          <w:color w:val="000000" w:themeColor="text1"/>
+        </w:rPr>
+      </w:pPr>
+      <w:r>
+        <w:rPr>
+          <w:color w:val="000000" w:themeColor="text1"/>
+        </w:rPr>
+        <w:t>Pilih menu Dokter.</w:t>
+      </w:r>
+    </w:p>
+    <w:p>
+      <w:pPr>
+        <w:pStyle w:val="ListNumber"/>
+        <w:rPr>
+          <w:color w:val="000000" w:themeColor="text1"/>
+        </w:rPr>
+      </w:pPr>
+      <w:r>
+        <w:rPr>
+          <w:color w:val="000000" w:themeColor="text1"/>
+        </w:rPr>
+        <w:t>Klik Tambah Data.</w:t>
+      </w:r>
+    </w:p>
+    <w:p>
+      <w:pPr>
+        <w:pStyle w:val="ListNumber"/>
+        <w:rPr>
+          <w:color w:val="000000" w:themeColor="text1"/>
+        </w:rPr>
+      </w:pPr>
+      <w:r>
+        <w:rPr>
+          <w:color w:val="000000" w:themeColor="text1"/>
+        </w:rPr>
+        <w:t>Isi informasi dokter seperti nama, kontak, spesialisasi, atau data lain yang tersedia.</w:t>
+      </w:r>
+    </w:p>
+    <w:p>
+      <w:pPr>
+        <w:pStyle w:val="ListNumber"/>
+        <w:rPr>
+          <w:color w:val="000000" w:themeColor="text1"/>
+        </w:rPr>
+      </w:pPr>
+      <w:r>
+        <w:rPr>
+          <w:color w:val="000000" w:themeColor="text1"/>
+        </w:rPr>
+        <w:t>Klik Simpan.</w:t>
+      </w:r>
+    </w:p>
+    <w:p>
+      <w:pPr>
+        <w:pStyle w:val="ListNumber"/>
+        <w:rPr>
+          <w:color w:val="000000" w:themeColor="text1"/>
+        </w:rPr>
+      </w:pPr>
+      <w:r>
+        <w:rPr>
+          <w:color w:val="000000" w:themeColor="text1"/>
+        </w:rPr>
+        <w:t>Pastikan data dokter sudah benar sebelum menghubungkannya ke klinik.</w:t>
+      </w:r>
+    </w:p>
+    <w:p>
+      <w:pPr>
+        <w:rPr>
+          <w:color w:val="000000" w:themeColor="text1"/>
+        </w:rPr>
+      </w:pPr>
+      <w:r>
+        <w:rPr>
+          <w:b/>
+          <w:color w:val="000000" w:themeColor="text1"/>
+        </w:rPr>
+        <w:t xml:space="preserve">Hasil yang diharapkan: </w:t>
+      </w:r>
+      <w:r>
+        <w:rPr>
+          <w:color w:val="000000" w:themeColor="text1"/>
+        </w:rPr>
+        <w:t>Data dokter berhasil tersimpan dan siap dihubungkan dengan klinik.</w:t>
+      </w:r>
+    </w:p>
+    <w:tbl>
+      <w:tblPr>
+        <w:tblStyle w:val="TableGrid"/>
+        <w:tblW w:w="0" w:type="auto"/>
+        <w:jc w:val="center"/>
+        <w:tblLook w:val="04A0" w:firstRow="1" w:lastRow="0" w:firstColumn="1" w:lastColumn="0" w:noHBand="0" w:noVBand="1"/>
+      </w:tblPr>
+      <w:tblGrid>
+        <w:gridCol w:w="9792"/>
+      </w:tblGrid>
+      <w:tr>
+        <w:trPr>
+          <w:jc w:val="center"/>
+        </w:trPr>
+        <w:tc>
+          <w:tcPr>
+            <w:tcW w:w="9792" w:type="dxa"/>
+            <w:tcBorders>
+              <w:top w:val="single" w:sz="12" w:space="0" w:color="94A3B8"/>
+              <w:left w:val="single" w:sz="12" w:space="0" w:color="94A3B8"/>
+              <w:bottom w:val="single" w:sz="12" w:space="0" w:color="94A3B8"/>
+              <w:right w:val="single" w:sz="12" w:space="0" w:color="94A3B8"/>
+            </w:tcBorders>
+            <w:shd w:val="clear" w:color="auto" w:fill="F1F5F9"/>
+          </w:tcPr>
+          <w:p>
+            <w:pPr>
+              <w:jc w:val="center"/>
+              <w:rPr>
+                <w:color w:val="000000" w:themeColor="text1"/>
+              </w:rPr>
+            </w:pPr>
+            <w:r>
+              <w:rPr>
+                <w:noProof/>
+              </w:rPr>
+              <w:drawing>
+                <wp:inline distT="0" distB="0" distL="0" distR="0" wp14:anchorId="43592337" wp14:editId="4DA8D8EF">
+                  <wp:extent cx="5303520" cy="2679382"/>
+                  <wp:effectExtent l="0" t="0" r="0" b="0"/>
+                  <wp:docPr id="5" name="Picture 5"/>
+                  <wp:cNvGraphicFramePr>
+                    <a:graphicFrameLocks xmlns:a="http://schemas.openxmlformats.org/drawingml/2006/main" noChangeAspect="1"/>
+                  </wp:cNvGraphicFramePr>
+                  <a:graphic xmlns:a="http://schemas.openxmlformats.org/drawingml/2006/main">
+                    <a:graphicData uri="http://schemas.openxmlformats.org/drawingml/2006/picture">
+                      <pic:pic xmlns:pic="http://schemas.openxmlformats.org/drawingml/2006/picture">
+                        <pic:nvPicPr>
+                          <pic:cNvPr id="0" name="58_manajemen_dokter_1781607515397.png"/>
+                          <pic:cNvPicPr/>
+                        </pic:nvPicPr>
+                        <pic:blipFill>
+                          <a:blip r:embed="rId13"/>
+                          <a:stretch>
+                            <a:fillRect/>
+                          </a:stretch>
+                        </pic:blipFill>
+                        <pic:spPr>
+                          <a:xfrm>
+                            <a:off x="0" y="0"/>
+                            <a:ext cx="5303520" cy="2679382"/>
+                          </a:xfrm>
+                          <a:prstGeom prst="rect">
+                            <a:avLst/>
+                          </a:prstGeom>
+                        </pic:spPr>
+                      </pic:pic>
+                    </a:graphicData>
+                  </a:graphic>
+                </wp:inline>
+              </w:drawing>
+            </w:r>
+          </w:p>
+          <w:p>
+            <w:pPr>
+              <w:spacing w:before="120" w:after="80"/>
+              <w:jc w:val="center"/>
+            </w:pPr>
+            <w:r>
+              <w:rPr>
+                <w:b/>
+                <w:sz w:val="22"/>
+              </w:rPr>
+              <w:t>Halaman Manajemen Dokter</w:t>
+            </w:r>
+          </w:p>
+        </w:tc>
+      </w:tr>
+    </w:tbl>
+    <w:p>
+      <w:pPr>
+        <w:pStyle w:val="CaptionSIGIGI"/>
+        <w:rPr>
+          <w:color w:val="000000" w:themeColor="text1"/>
+        </w:rPr>
+      </w:pPr>
+      <w:r>
+        <w:rPr>
+          <w:color w:val="000000" w:themeColor="text1"/>
+        </w:rPr>
+        <w:t>Gambar 5. Halaman Manajemen Dokter</w:t>
+      </w:r>
+    </w:p>
+    <w:p>
+      <w:pPr>
+        <w:pStyle w:val="Heading3"/>
+        <w:rPr>
+          <w:color w:val="000000" w:themeColor="text1"/>
+        </w:rPr>
+      </w:pPr>
+      <w:r>
+        <w:rPr>
+          <w:color w:val="000000" w:themeColor="text1"/>
+        </w:rPr>
+        <w:t>3.6 Mengatur Dokter Klinik</w:t>
+      </w:r>
+    </w:p>
+    <w:p>
+      <w:pPr>
+        <w:rPr>
+          <w:color w:val="000000" w:themeColor="text1"/>
+        </w:rPr>
+      </w:pPr>
+      <w:r>
+        <w:rPr>
+          <w:b/>
+          <w:color w:val="000000" w:themeColor="text1"/>
+        </w:rPr>
+        <w:t xml:space="preserve">Tujuan fitur: </w:t>
+      </w:r>
+      <w:r>
+        <w:rPr>
+          <w:color w:val="000000" w:themeColor="text1"/>
+        </w:rPr>
+        <w:t>Menentukan dokter yang bertugas pada klinik tertentu.</w:t>
+      </w:r>
+    </w:p>
+    <w:p>
+      <w:pPr>
+        <w:rPr>
+          <w:color w:val="000000" w:themeColor="text1"/>
+        </w:rPr>
+      </w:pPr>
+      <w:r>
+        <w:rPr>
+          <w:b/>
+          <w:color w:val="000000" w:themeColor="text1"/>
+        </w:rPr>
+        <w:t>Langkah penggunaan:</w:t>
+      </w:r>
+    </w:p>
+    <w:p>
+      <w:pPr>
+        <w:pStyle w:val="ListNumber"/>
+        <w:rPr>
+          <w:color w:val="000000" w:themeColor="text1"/>
+        </w:rPr>
+      </w:pPr>
+      <w:r>
+        <w:rPr>
+          <w:color w:val="000000" w:themeColor="text1"/>
+        </w:rPr>
+        <w:t>Pilih menu Dokter Klinik.</w:t>
+      </w:r>
+    </w:p>
+    <w:p>
+      <w:pPr>
+        <w:pStyle w:val="ListNumber"/>
+        <w:rPr>
+          <w:color w:val="000000" w:themeColor="text1"/>
+        </w:rPr>
+      </w:pPr>
+      <w:r>
+        <w:rPr>
+          <w:color w:val="000000" w:themeColor="text1"/>
+        </w:rPr>
+        <w:t>Klik Tambah Data.</w:t>
+      </w:r>
+    </w:p>
+    <w:p>
+      <w:pPr>
+        <w:pStyle w:val="ListNumber"/>
+        <w:rPr>
+          <w:color w:val="000000" w:themeColor="text1"/>
+        </w:rPr>
+      </w:pPr>
+      <w:r>
+        <w:rPr>
+          <w:color w:val="000000" w:themeColor="text1"/>
+        </w:rPr>
+        <w:t>Pilih nama dokter dan klinik yang sesuai.</w:t>
+      </w:r>
+    </w:p>
+    <w:p>
+      <w:pPr>
+        <w:pStyle w:val="ListNumber"/>
+        <w:rPr>
+          <w:color w:val="000000" w:themeColor="text1"/>
+        </w:rPr>
+      </w:pPr>
+      <w:r>
+        <w:rPr>
+          <w:color w:val="000000" w:themeColor="text1"/>
+        </w:rPr>
+        <w:t>Simpan data relasi dokter dengan klinik.</w:t>
+      </w:r>
+    </w:p>
+    <w:p>
+      <w:pPr>
+        <w:pStyle w:val="ListNumber"/>
+        <w:rPr>
+          <w:color w:val="000000" w:themeColor="text1"/>
+        </w:rPr>
+      </w:pPr>
+      <w:r>
+        <w:rPr>
+          <w:color w:val="000000" w:themeColor="text1"/>
+        </w:rPr>
+        <w:t>Ubah atau hapus data apabila dokter berpindah klinik atau tidak lagi aktif.</w:t>
+      </w:r>
+    </w:p>
+    <w:p>
+      <w:pPr>
+        <w:rPr>
+          <w:color w:val="000000" w:themeColor="text1"/>
+        </w:rPr>
+      </w:pPr>
+      <w:r>
+        <w:rPr>
+          <w:b/>
+          <w:color w:val="000000" w:themeColor="text1"/>
+        </w:rPr>
+        <w:t xml:space="preserve">Hasil yang diharapkan: </w:t>
+      </w:r>
+      <w:r>
+        <w:rPr>
+          <w:color w:val="000000" w:themeColor="text1"/>
+        </w:rPr>
+        <w:t>Dokter terhubung dengan klinik yang benar sehingga data appointment dan harga klinik dapat digunakan secara sesuai.</w:t>
+      </w:r>
+    </w:p>
+    <w:tbl>
+      <w:tblPr>
+        <w:tblStyle w:val="TableGrid"/>
+        <w:tblW w:w="0" w:type="auto"/>
+        <w:jc w:val="center"/>
+        <w:tblLook w:val="04A0" w:firstRow="1" w:lastRow="0" w:firstColumn="1" w:lastColumn="0" w:noHBand="0" w:noVBand="1"/>
+      </w:tblPr>
+      <w:tblGrid>
+        <w:gridCol w:w="9792"/>
+      </w:tblGrid>
+      <w:tr>
+        <w:trPr>
+          <w:jc w:val="center"/>
+        </w:trPr>
+        <w:tc>
+          <w:tcPr>
+            <w:tcW w:w="9792" w:type="dxa"/>
+            <w:tcBorders>
+              <w:top w:val="single" w:sz="12" w:space="0" w:color="94A3B8"/>
+              <w:left w:val="single" w:sz="12" w:space="0" w:color="94A3B8"/>
+              <w:bottom w:val="single" w:sz="12" w:space="0" w:color="94A3B8"/>
+              <w:right w:val="single" w:sz="12" w:space="0" w:color="94A3B8"/>
+            </w:tcBorders>
+            <w:shd w:val="clear" w:color="auto" w:fill="F1F5F9"/>
+          </w:tcPr>
+          <w:p>
+            <w:pPr>
+              <w:jc w:val="center"/>
+              <w:rPr>
+                <w:color w:val="000000" w:themeColor="text1"/>
+              </w:rPr>
+            </w:pPr>
+            <w:r>
+              <w:rPr>
+                <w:noProof/>
+              </w:rPr>
+              <w:lastRenderedPageBreak/>
+              <w:drawing>
+                <wp:inline distT="0" distB="0" distL="0" distR="0" wp14:anchorId="61972E80" wp14:editId="7FDFD0FE">
+                  <wp:extent cx="5303520" cy="2679382"/>
+                  <wp:effectExtent l="0" t="0" r="0" b="0"/>
+                  <wp:docPr id="6" name="Picture 6"/>
+                  <wp:cNvGraphicFramePr>
+                    <a:graphicFrameLocks xmlns:a="http://schemas.openxmlformats.org/drawingml/2006/main" noChangeAspect="1"/>
+                  </wp:cNvGraphicFramePr>
+                  <a:graphic xmlns:a="http://schemas.openxmlformats.org/drawingml/2006/main">
+                    <a:graphicData uri="http://schemas.openxmlformats.org/drawingml/2006/picture">
+                      <pic:pic xmlns:pic="http://schemas.openxmlformats.org/drawingml/2006/picture">
+                        <pic:nvPicPr>
+                          <pic:cNvPr id="0" name="59_dokter_klinik_1781607525594.png"/>
+                          <pic:cNvPicPr/>
+                        </pic:nvPicPr>
+                        <pic:blipFill>
+                          <a:blip r:embed="rId14"/>
+                          <a:stretch>
+                            <a:fillRect/>
+                          </a:stretch>
+                        </pic:blipFill>
+                        <pic:spPr>
+                          <a:xfrm>
+                            <a:off x="0" y="0"/>
+                            <a:ext cx="5303520" cy="2679382"/>
+                          </a:xfrm>
+                          <a:prstGeom prst="rect">
+                            <a:avLst/>
+                          </a:prstGeom>
+                        </pic:spPr>
+                      </pic:pic>
+                    </a:graphicData>
+                  </a:graphic>
+                </wp:inline>
+              </w:drawing>
+            </w:r>
+          </w:p>
+          <w:p>
+            <w:pPr>
+              <w:spacing w:before="120" w:after="80"/>
+              <w:jc w:val="center"/>
+            </w:pPr>
+            <w:r>
+              <w:rPr>
+                <w:b/>
+                <w:sz w:val="22"/>
+              </w:rPr>
+              <w:t>Halaman Dokter Klinik</w:t>
+            </w:r>
+          </w:p>
+        </w:tc>
+      </w:tr>
+    </w:tbl>
+    <w:p>
+      <w:pPr>
+        <w:pStyle w:val="CaptionSIGIGI"/>
+        <w:rPr>
+          <w:color w:val="000000" w:themeColor="text1"/>
+        </w:rPr>
+      </w:pPr>
+      <w:r>
+        <w:rPr>
+          <w:color w:val="000000" w:themeColor="text1"/>
+        </w:rPr>
+        <w:t>Gambar 6. Halaman Dokter Klinik</w:t>
+      </w:r>
+    </w:p>
+    <w:p>
+      <w:pPr>
+        <w:pStyle w:val="Heading3"/>
+        <w:rPr>
+          <w:color w:val="000000" w:themeColor="text1"/>
+        </w:rPr>
+      </w:pPr>
+      <w:r>
+        <w:rPr>
+          <w:color w:val="000000" w:themeColor="text1"/>
+        </w:rPr>
+        <w:t>3.7 Mengelola Data Pasien</w:t>
+      </w:r>
+    </w:p>
+    <w:p>
+      <w:pPr>
+        <w:rPr>
+          <w:color w:val="000000" w:themeColor="text1"/>
+        </w:rPr>
+      </w:pPr>
+      <w:r>
+        <w:rPr>
+          <w:b/>
+          <w:color w:val="000000" w:themeColor="text1"/>
+        </w:rPr>
+        <w:t xml:space="preserve">Tujuan fitur: </w:t>
+      </w:r>
+      <w:r>
+        <w:rPr>
+          <w:color w:val="000000" w:themeColor="text1"/>
+        </w:rPr>
+        <w:t>Melihat dan mengelola data pasien yang terdaftar pada sistem.</w:t>
+      </w:r>
+    </w:p>
+    <w:p>
+      <w:pPr>
+        <w:rPr>
+          <w:color w:val="000000" w:themeColor="text1"/>
+        </w:rPr>
+      </w:pPr>
+      <w:r>
+        <w:rPr>
+          <w:b/>
+          <w:color w:val="000000" w:themeColor="text1"/>
+        </w:rPr>
+        <w:t>Langkah penggunaan:</w:t>
+      </w:r>
+    </w:p>
+    <w:p>
+      <w:pPr>
+        <w:pStyle w:val="ListNumber"/>
+        <w:rPr>
+          <w:color w:val="000000" w:themeColor="text1"/>
+        </w:rPr>
+      </w:pPr>
+      <w:r>
+        <w:rPr>
+          <w:color w:val="000000" w:themeColor="text1"/>
+        </w:rPr>
+        <w:t>Pilih menu Pasien.</w:t>
+      </w:r>
+    </w:p>
+    <w:p>
+      <w:pPr>
+        <w:pStyle w:val="ListNumber"/>
+        <w:rPr>
+          <w:color w:val="000000" w:themeColor="text1"/>
+        </w:rPr>
+      </w:pPr>
+      <w:r>
+        <w:rPr>
+          <w:color w:val="000000" w:themeColor="text1"/>
+        </w:rPr>
+        <w:t>Gunakan kolom pencarian untuk menemukan pasien berdasarkan nama, nomor telepon, atau data lain yang tersedia.</w:t>
+      </w:r>
+    </w:p>
+    <w:p>
+      <w:pPr>
+        <w:pStyle w:val="ListNumber"/>
+        <w:rPr>
+          <w:color w:val="000000" w:themeColor="text1"/>
+        </w:rPr>
+      </w:pPr>
+      <w:r>
+        <w:rPr>
+          <w:color w:val="000000" w:themeColor="text1"/>
+        </w:rPr>
+        <w:t>Klik detail atau edit untuk melihat dan memperbarui data pasien.</w:t>
+      </w:r>
+    </w:p>
+    <w:p>
+      <w:pPr>
+        <w:pStyle w:val="ListNumber"/>
+        <w:rPr>
+          <w:color w:val="000000" w:themeColor="text1"/>
+        </w:rPr>
+      </w:pPr>
+      <w:r>
+        <w:rPr>
+          <w:color w:val="000000" w:themeColor="text1"/>
+        </w:rPr>
+        <w:t>Pastikan perubahan data pasien dilakukan dengan hati-hati karena berkaitan dengan rekam medis.</w:t>
+      </w:r>
+    </w:p>
+    <w:p>
+      <w:pPr>
+        <w:rPr>
+          <w:color w:val="000000" w:themeColor="text1"/>
+        </w:rPr>
+      </w:pPr>
+      <w:r>
+        <w:rPr>
+          <w:b/>
+          <w:color w:val="000000" w:themeColor="text1"/>
+        </w:rPr>
+        <w:t xml:space="preserve">Hasil yang diharapkan: </w:t>
+      </w:r>
+      <w:r>
+        <w:rPr>
+          <w:color w:val="000000" w:themeColor="text1"/>
+        </w:rPr>
+        <w:t>Data pasien dapat dikelola dengan lebih rapi dan digunakan dalam proses appointment serta rekam medis.</w:t>
+      </w:r>
+    </w:p>
+    <w:tbl>
+      <w:tblPr>
+        <w:tblStyle w:val="TableGrid"/>
+        <w:tblW w:w="0" w:type="auto"/>
+        <w:jc w:val="center"/>
+        <w:tblLook w:val="04A0" w:firstRow="1" w:lastRow="0" w:firstColumn="1" w:lastColumn="0" w:noHBand="0" w:noVBand="1"/>
+      </w:tblPr>
+      <w:tblGrid>
+        <w:gridCol w:w="9792"/>
+      </w:tblGrid>
+      <w:tr>
+        <w:trPr>
+          <w:jc w:val="center"/>
+        </w:trPr>
+        <w:tc>
+          <w:tcPr>
+            <w:tcW w:w="9792" w:type="dxa"/>
+            <w:tcBorders>
+              <w:top w:val="single" w:sz="12" w:space="0" w:color="94A3B8"/>
+              <w:left w:val="single" w:sz="12" w:space="0" w:color="94A3B8"/>
+              <w:bottom w:val="single" w:sz="12" w:space="0" w:color="94A3B8"/>
+              <w:right w:val="single" w:sz="12" w:space="0" w:color="94A3B8"/>
+            </w:tcBorders>
+            <w:shd w:val="clear" w:color="auto" w:fill="F1F5F9"/>
+          </w:tcPr>
+          <w:p>
+            <w:pPr>
+              <w:jc w:val="center"/>
+              <w:rPr>
+                <w:color w:val="000000" w:themeColor="text1"/>
+              </w:rPr>
+            </w:pPr>
+            <w:r>
+              <w:rPr>
+                <w:noProof/>
+              </w:rPr>
+              <w:drawing>
+                <wp:inline distT="0" distB="0" distL="0" distR="0" wp14:anchorId="4861A113" wp14:editId="646D3908">
+                  <wp:extent cx="5303520" cy="2679382"/>
+                  <wp:effectExtent l="0" t="0" r="0" b="0"/>
+                  <wp:docPr id="7" name="Picture 7"/>
+                  <wp:cNvGraphicFramePr>
+                    <a:graphicFrameLocks xmlns:a="http://schemas.openxmlformats.org/drawingml/2006/main" noChangeAspect="1"/>
+                  </wp:cNvGraphicFramePr>
+                  <a:graphic xmlns:a="http://schemas.openxmlformats.org/drawingml/2006/main">
+                    <a:graphicData uri="http://schemas.openxmlformats.org/drawingml/2006/picture">
+                      <pic:pic xmlns:pic="http://schemas.openxmlformats.org/drawingml/2006/picture">
+                        <pic:nvPicPr>
+                          <pic:cNvPr id="0" name="60_manajemen_pasien_1781607535369.png"/>
                           <pic:cNvPicPr/>
                         </pic:nvPicPr>
                         <pic:blipFill>
@@ -4898,7 +5915,9 @@
                             <a:off x="0" y="0"/>
                             <a:ext cx="5303520" cy="2679382"/>
                           </a:xfrm>
-                          <a:prstGeom prst="rect"/>
+                          <a:prstGeom prst="rect">
+                            <a:avLst/>
+                          </a:prstGeom>
                         </pic:spPr>
                       </pic:pic>
                     </a:graphicData>
@@ -4917,7 +5936,8 @@
                 <w:b/>
                 <w:sz w:val="22"/>
               </w:rPr>
-              <w:t>Halaman Manajemen Pengguna</w:t>
+              <w:lastRenderedPageBreak/>
+              <w:t>Halaman Manajemen Pasien</w:t>
             </w:r>
           </w:p>
         </w:tc>
@@ -4934,7 +5954,8 @@
         <w:rPr>
           <w:color w:val="000000" w:themeColor="text1"/>
         </w:rPr>
-        <w:t>Gambar 3. Halaman Manajemen Pengguna</w:t>
+        <w:lastRenderedPageBreak/>
+        <w:t>Gambar 7. Halaman Manajemen Pasien</w:t>
       </w:r>
     </w:p>
     <w:p>
@@ -4948,7 +5969,7 @@
         <w:rPr>
           <w:color w:val="000000" w:themeColor="text1"/>
         </w:rPr>
-        <w:t>3.4 Mengelola Data Klinik</w:t>
+        <w:t>3.8 Mengelola Master Tindakan</w:t>
       </w:r>
     </w:p>
     <w:p>
@@ -4968,7 +5989,7 @@
         <w:rPr>
           <w:color w:val="000000" w:themeColor="text1"/>
         </w:rPr>
-        <w:t>Mengelola informasi klinik/cabang yang tersedia di aplikasi.</w:t>
+        <w:t>Mengatur daftar tindakan medis gigi yang dapat dipilih dokter saat pemeriksaan.</w:t>
       </w:r>
     </w:p>
     <w:p>
@@ -4996,7 +6017,7 @@
         <w:rPr>
           <w:color w:val="000000" w:themeColor="text1"/>
         </w:rPr>
-        <w:t>Pilih menu Klinik.</w:t>
+        <w:t>Pilih menu Master Tindakan.</w:t>
       </w:r>
     </w:p>
     <w:p>
@@ -5010,7 +6031,7 @@
         <w:rPr>
           <w:color w:val="000000" w:themeColor="text1"/>
         </w:rPr>
-        <w:t>Klik Tambah Data untuk menambahkan klinik baru.</w:t>
+        <w:t>Klik Tambah Data untuk menambahkan tindakan baru.</w:t>
       </w:r>
     </w:p>
     <w:p>
@@ -5024,7 +6045,7 @@
         <w:rPr>
           <w:color w:val="000000" w:themeColor="text1"/>
         </w:rPr>
-        <w:t>Isi nama klinik, alamat, nomor telepon, dan informasi lain yang tersedia pada form.</w:t>
+        <w:t>Isi nama tindakan dan harga/default informasi tindakan apabila tersedia.</w:t>
       </w:r>
     </w:p>
     <w:p>
@@ -5052,7 +6073,7 @@
         <w:rPr>
           <w:color w:val="000000" w:themeColor="text1"/>
         </w:rPr>
-        <w:t>Gunakan fitur Edit apabila terdapat perubahan data klinik.</w:t>
+        <w:t>Gunakan Edit atau Hapus apabila daftar tindakan perlu diperbarui.</w:t>
       </w:r>
     </w:p>
     <w:p>
@@ -5072,7 +6093,7 @@
         <w:rPr>
           <w:color w:val="000000" w:themeColor="text1"/>
         </w:rPr>
-        <w:t>Data klinik tersimpan dan dapat digunakan pada appointment, dokter klinik, serta harga per klinik.</w:t>
+        <w:t>Daftar tindakan tersedia dan dapat digunakan pada form tindakan dokter.</w:t>
       </w:r>
     </w:p>
     <w:tbl>
@@ -5087,7 +6108,6 @@
       </w:tblGrid>
       <w:tr>
         <w:trPr>
-          <w:trHeight/>
           <w:jc w:val="center"/>
         </w:trPr>
         <w:tc>
@@ -5108,20 +6128,23 @@
                 <w:color w:val="000000" w:themeColor="text1"/>
               </w:rPr>
             </w:pPr>
-            <w:r/>
-            <w:r>
+            <w:r>
+              <w:rPr>
+                <w:noProof/>
+              </w:rPr>
               <w:drawing>
-                <wp:inline xmlns:a="http://schemas.openxmlformats.org/drawingml/2006/main" xmlns:pic="http://schemas.openxmlformats.org/drawingml/2006/picture">
-                  <wp:extent cx="5303520" cy="2737390"/>
-                  <wp:docPr id="4" name="Picture 4"/>
+                <wp:inline distT="0" distB="0" distL="0" distR="0" wp14:anchorId="4D31CDA9" wp14:editId="0AAB9980">
+                  <wp:extent cx="5303520" cy="2679382"/>
+                  <wp:effectExtent l="0" t="0" r="0" b="0"/>
+                  <wp:docPr id="8" name="Picture 8"/>
                   <wp:cNvGraphicFramePr>
-                    <a:graphicFrameLocks noChangeAspect="1"/>
+                    <a:graphicFrameLocks xmlns:a="http://schemas.openxmlformats.org/drawingml/2006/main" noChangeAspect="1"/>
                   </wp:cNvGraphicFramePr>
-                  <a:graphic>
+                  <a:graphic xmlns:a="http://schemas.openxmlformats.org/drawingml/2006/main">
                     <a:graphicData uri="http://schemas.openxmlformats.org/drawingml/2006/picture">
-                      <pic:pic>
+                      <pic:pic xmlns:pic="http://schemas.openxmlformats.org/drawingml/2006/picture">
                         <pic:nvPicPr>
-                          <pic:cNvPr id="0" name="12_tambah_klinik_sukses_1781492068537.png"/>
+                          <pic:cNvPr id="0" name="61_master_tindakan_1781607546303.png"/>
                           <pic:cNvPicPr/>
                         </pic:nvPicPr>
                         <pic:blipFill>
@@ -5133,9 +6156,11 @@
                         <pic:spPr>
                           <a:xfrm>
                             <a:off x="0" y="0"/>
-                            <a:ext cx="5303520" cy="2737390"/>
+                            <a:ext cx="5303520" cy="2679382"/>
                           </a:xfrm>
-                          <a:prstGeom prst="rect"/>
+                          <a:prstGeom prst="rect">
+                            <a:avLst/>
+                          </a:prstGeom>
                         </pic:spPr>
                       </pic:pic>
                     </a:graphicData>
@@ -5154,7 +6179,7 @@
                 <w:b/>
                 <w:sz w:val="22"/>
               </w:rPr>
-              <w:t>Halaman Manajemen Klinik</w:t>
+              <w:t>Halaman Master Tindakan</w:t>
             </w:r>
           </w:p>
         </w:tc>
@@ -5171,7 +6196,7 @@
         <w:rPr>
           <w:color w:val="000000" w:themeColor="text1"/>
         </w:rPr>
-        <w:t>Gambar 4. Halaman Manajemen Klinik</w:t>
+        <w:t>Gambar 8. Halaman Master Tindakan</w:t>
       </w:r>
     </w:p>
     <w:p>
@@ -5185,7 +6210,7 @@
         <w:rPr>
           <w:color w:val="000000" w:themeColor="text1"/>
         </w:rPr>
-        <w:t>3.5 Mengelola Data Dokter</w:t>
+        <w:t>3.9 Mengelola Master Obat</w:t>
       </w:r>
     </w:p>
     <w:p>
@@ -5205,7 +6230,7 @@
         <w:rPr>
           <w:color w:val="000000" w:themeColor="text1"/>
         </w:rPr>
-        <w:t>Mendaftarkan dan memperbarui data dokter yang melayani pasien.</w:t>
+        <w:t>Mengatur daftar obat yang dapat diresepkan oleh dokter.</w:t>
       </w:r>
     </w:p>
     <w:p>
@@ -5233,7 +6258,7 @@
         <w:rPr>
           <w:color w:val="000000" w:themeColor="text1"/>
         </w:rPr>
-        <w:t>Pilih menu Dokter.</w:t>
+        <w:t>Pilih menu Master Obat.</w:t>
       </w:r>
     </w:p>
     <w:p>
@@ -5261,7 +6286,7 @@
         <w:rPr>
           <w:color w:val="000000" w:themeColor="text1"/>
         </w:rPr>
-        <w:t>Isi informasi dokter seperti nama, kontak, spesialisasi, atau data lain yang tersedia.</w:t>
+        <w:t>Isi nama obat, satuan, atau informasi lain yang tersedia.</w:t>
       </w:r>
     </w:p>
     <w:p>
@@ -5289,7 +6314,7 @@
         <w:rPr>
           <w:color w:val="000000" w:themeColor="text1"/>
         </w:rPr>
-        <w:t>Pastikan data dokter sudah benar sebelum menghubungkannya ke klinik.</w:t>
+        <w:t>Perbarui data obat jika terjadi perubahan nama, stok informasi, atau satuan.</w:t>
       </w:r>
     </w:p>
     <w:p>
@@ -5309,7 +6334,7 @@
         <w:rPr>
           <w:color w:val="000000" w:themeColor="text1"/>
         </w:rPr>
-        <w:t>Data dokter berhasil tersimpan dan siap dihubungkan dengan klinik.</w:t>
+        <w:t>Daftar obat tersedia pada form resep dokter.</w:t>
       </w:r>
     </w:p>
     <w:tbl>
@@ -5324,7 +6349,6 @@
       </w:tblGrid>
       <w:tr>
         <w:trPr>
-          <w:trHeight/>
           <w:jc w:val="center"/>
         </w:trPr>
         <w:tc>
@@ -5345,20 +6369,24 @@
                 <w:color w:val="000000" w:themeColor="text1"/>
               </w:rPr>
             </w:pPr>
-            <w:r/>
-            <w:r>
+            <w:r>
+              <w:rPr>
+                <w:noProof/>
+              </w:rPr>
+              <w:lastRenderedPageBreak/>
               <w:drawing>
-                <wp:inline xmlns:a="http://schemas.openxmlformats.org/drawingml/2006/main" xmlns:pic="http://schemas.openxmlformats.org/drawingml/2006/picture">
+                <wp:inline distT="0" distB="0" distL="0" distR="0" wp14:anchorId="742C7374" wp14:editId="68560C91">
                   <wp:extent cx="5303520" cy="2679382"/>
-                  <wp:docPr id="5" name="Picture 5"/>
+                  <wp:effectExtent l="0" t="0" r="0" b="0"/>
+                  <wp:docPr id="9" name="Picture 9"/>
                   <wp:cNvGraphicFramePr>
-                    <a:graphicFrameLocks noChangeAspect="1"/>
+                    <a:graphicFrameLocks xmlns:a="http://schemas.openxmlformats.org/drawingml/2006/main" noChangeAspect="1"/>
                   </wp:cNvGraphicFramePr>
-                  <a:graphic>
+                  <a:graphic xmlns:a="http://schemas.openxmlformats.org/drawingml/2006/main">
                     <a:graphicData uri="http://schemas.openxmlformats.org/drawingml/2006/picture">
-                      <pic:pic>
+                      <pic:pic xmlns:pic="http://schemas.openxmlformats.org/drawingml/2006/picture">
                         <pic:nvPicPr>
-                          <pic:cNvPr id="0" name="58_manajemen_dokter_1781607515397.png"/>
+                          <pic:cNvPr id="0" name="62_master_obat_1781607555202.png"/>
                           <pic:cNvPicPr/>
                         </pic:nvPicPr>
                         <pic:blipFill>
@@ -5372,7 +6400,9 @@
                             <a:off x="0" y="0"/>
                             <a:ext cx="5303520" cy="2679382"/>
                           </a:xfrm>
-                          <a:prstGeom prst="rect"/>
+                          <a:prstGeom prst="rect">
+                            <a:avLst/>
+                          </a:prstGeom>
                         </pic:spPr>
                       </pic:pic>
                     </a:graphicData>
@@ -5391,7 +6421,7 @@
                 <w:b/>
                 <w:sz w:val="22"/>
               </w:rPr>
-              <w:t>Halaman Manajemen Dokter</w:t>
+              <w:t>Halaman Master Obat</w:t>
             </w:r>
           </w:p>
         </w:tc>
@@ -5408,7 +6438,7 @@
         <w:rPr>
           <w:color w:val="000000" w:themeColor="text1"/>
         </w:rPr>
-        <w:t>Gambar 5. Halaman Manajemen Dokter</w:t>
+        <w:t>Gambar 9. Halaman Master Obat</w:t>
       </w:r>
     </w:p>
     <w:p>
@@ -5422,7 +6452,7 @@
         <w:rPr>
           <w:color w:val="000000" w:themeColor="text1"/>
         </w:rPr>
-        <w:t>3.6 Mengatur Dokter Klinik</w:t>
+        <w:t>3.10 Mengelola Master Kode Penyakit</w:t>
       </w:r>
     </w:p>
     <w:p>
@@ -5442,7 +6472,7 @@
         <w:rPr>
           <w:color w:val="000000" w:themeColor="text1"/>
         </w:rPr>
-        <w:t>Menentukan dokter yang bertugas pada klinik tertentu.</w:t>
+        <w:t>Mengelola daftar kode penyakit/diagnosis yang dapat digunakan dalam pencatatan rekam medis.</w:t>
       </w:r>
     </w:p>
     <w:p>
@@ -5470,7 +6500,7 @@
         <w:rPr>
           <w:color w:val="000000" w:themeColor="text1"/>
         </w:rPr>
-        <w:t>Pilih menu Dokter Klinik.</w:t>
+        <w:t>Pilih menu Master Kode Penyakit.</w:t>
       </w:r>
     </w:p>
     <w:p>
@@ -5498,7 +6528,7 @@
         <w:rPr>
           <w:color w:val="000000" w:themeColor="text1"/>
         </w:rPr>
-        <w:t>Pilih nama dokter dan klinik yang sesuai.</w:t>
+        <w:t>Isi kode penyakit dan deskripsi penyakit.</w:t>
       </w:r>
     </w:p>
     <w:p>
@@ -5512,7 +6542,7 @@
         <w:rPr>
           <w:color w:val="000000" w:themeColor="text1"/>
         </w:rPr>
-        <w:t>Simpan data relasi dokter dengan klinik.</w:t>
+        <w:t>Klik Simpan.</w:t>
       </w:r>
     </w:p>
     <w:p>
@@ -5526,7 +6556,7 @@
         <w:rPr>
           <w:color w:val="000000" w:themeColor="text1"/>
         </w:rPr>
-        <w:t>Ubah atau hapus data apabila dokter berpindah klinik atau tidak lagi aktif.</w:t>
+        <w:t>Gunakan fitur pencarian untuk memastikan tidak terdapat kode duplikat.</w:t>
       </w:r>
     </w:p>
     <w:p>
@@ -5546,7 +6576,7 @@
         <w:rPr>
           <w:color w:val="000000" w:themeColor="text1"/>
         </w:rPr>
-        <w:t>Dokter terhubung dengan klinik yang benar sehingga data appointment dan harga klinik dapat digunakan secara sesuai.</w:t>
+        <w:t>Kode penyakit tersimpan dan dapat dipakai pada proses pencatatan medis.</w:t>
       </w:r>
     </w:p>
     <w:tbl>
@@ -5561,7 +6591,6 @@
       </w:tblGrid>
       <w:tr>
         <w:trPr>
-          <w:trHeight/>
           <w:jc w:val="center"/>
         </w:trPr>
         <w:tc>
@@ -5582,20 +6611,23 @@
                 <w:color w:val="000000" w:themeColor="text1"/>
               </w:rPr>
             </w:pPr>
-            <w:r/>
-            <w:r>
+            <w:r>
+              <w:rPr>
+                <w:noProof/>
+              </w:rPr>
               <w:drawing>
-                <wp:inline xmlns:a="http://schemas.openxmlformats.org/drawingml/2006/main" xmlns:pic="http://schemas.openxmlformats.org/drawingml/2006/picture">
+                <wp:inline distT="0" distB="0" distL="0" distR="0" wp14:anchorId="482D1860" wp14:editId="050D04D4">
                   <wp:extent cx="5303520" cy="2679382"/>
-                  <wp:docPr id="6" name="Picture 6"/>
+                  <wp:effectExtent l="0" t="0" r="0" b="0"/>
+                  <wp:docPr id="10" name="Picture 10"/>
                   <wp:cNvGraphicFramePr>
-                    <a:graphicFrameLocks noChangeAspect="1"/>
+                    <a:graphicFrameLocks xmlns:a="http://schemas.openxmlformats.org/drawingml/2006/main" noChangeAspect="1"/>
                   </wp:cNvGraphicFramePr>
-                  <a:graphic>
+                  <a:graphic xmlns:a="http://schemas.openxmlformats.org/drawingml/2006/main">
                     <a:graphicData uri="http://schemas.openxmlformats.org/drawingml/2006/picture">
-                      <pic:pic>
+                      <pic:pic xmlns:pic="http://schemas.openxmlformats.org/drawingml/2006/picture">
                         <pic:nvPicPr>
-                          <pic:cNvPr id="0" name="59_dokter_klinik_1781607525594.png"/>
+                          <pic:cNvPr id="0" name="63_master_penyakit_1781607564646.png"/>
                           <pic:cNvPicPr/>
                         </pic:nvPicPr>
                         <pic:blipFill>
@@ -5609,7 +6641,9 @@
                             <a:off x="0" y="0"/>
                             <a:ext cx="5303520" cy="2679382"/>
                           </a:xfrm>
-                          <a:prstGeom prst="rect"/>
+                          <a:prstGeom prst="rect">
+                            <a:avLst/>
+                          </a:prstGeom>
                         </pic:spPr>
                       </pic:pic>
                     </a:graphicData>
@@ -5628,7 +6662,8 @@
                 <w:b/>
                 <w:sz w:val="22"/>
               </w:rPr>
-              <w:t>Halaman Dokter Klinik</w:t>
+              <w:lastRenderedPageBreak/>
+              <w:t>Halaman Master Kode Penyakit</w:t>
             </w:r>
           </w:p>
         </w:tc>
@@ -5645,7 +6680,8 @@
         <w:rPr>
           <w:color w:val="000000" w:themeColor="text1"/>
         </w:rPr>
-        <w:t>Gambar 6. Halaman Dokter Klinik</w:t>
+        <w:lastRenderedPageBreak/>
+        <w:t>Gambar 10. Halaman Master Kode Penyakit</w:t>
       </w:r>
     </w:p>
     <w:p>
@@ -5659,7 +6695,7 @@
         <w:rPr>
           <w:color w:val="000000" w:themeColor="text1"/>
         </w:rPr>
-        <w:t>3.7 Mengelola Data Pasien</w:t>
+        <w:t>3.11 Mengatur Harga Tindakan per Klinik</w:t>
       </w:r>
     </w:p>
     <w:p>
@@ -5679,7 +6715,7 @@
         <w:rPr>
           <w:color w:val="000000" w:themeColor="text1"/>
         </w:rPr>
-        <w:t>Melihat dan mengelola data pasien yang terdaftar pada sistem.</w:t>
+        <w:t>Menentukan harga tindakan berdasarkan klinik/cabang agar biaya pelayanan sesuai lokasi pelayanan.</w:t>
       </w:r>
     </w:p>
     <w:p>
@@ -5707,7 +6743,7 @@
         <w:rPr>
           <w:color w:val="000000" w:themeColor="text1"/>
         </w:rPr>
-        <w:t>Pilih menu Pasien.</w:t>
+        <w:t>Pilih menu Harga Tindakan.</w:t>
       </w:r>
     </w:p>
     <w:p>
@@ -5721,7 +6757,7 @@
         <w:rPr>
           <w:color w:val="000000" w:themeColor="text1"/>
         </w:rPr>
-        <w:t>Gunakan kolom pencarian untuk menemukan pasien berdasarkan nama, nomor telepon, atau data lain yang tersedia.</w:t>
+        <w:t>Klik Tambah Data atau Edit pada data harga yang sudah ada.</w:t>
       </w:r>
     </w:p>
     <w:p>
@@ -5735,7 +6771,7 @@
         <w:rPr>
           <w:color w:val="000000" w:themeColor="text1"/>
         </w:rPr>
-        <w:t>Klik detail atau edit untuk melihat dan memperbarui data pasien.</w:t>
+        <w:t>Pilih klinik dan tindakan yang akan diatur harganya.</w:t>
       </w:r>
     </w:p>
     <w:p>
@@ -5749,7 +6785,35 @@
         <w:rPr>
           <w:color w:val="000000" w:themeColor="text1"/>
         </w:rPr>
-        <w:t>Pastikan perubahan data pasien dilakukan dengan hati-hati karena berkaitan dengan rekam medis.</w:t>
+        <w:t>Masukkan harga tindakan.</w:t>
+      </w:r>
+    </w:p>
+    <w:p>
+      <w:pPr>
+        <w:pStyle w:val="ListNumber"/>
+        <w:rPr>
+          <w:color w:val="000000" w:themeColor="text1"/>
+        </w:rPr>
+      </w:pPr>
+      <w:r>
+        <w:rPr>
+          <w:color w:val="000000" w:themeColor="text1"/>
+        </w:rPr>
+        <w:t>Klik Simpan.</w:t>
+      </w:r>
+    </w:p>
+    <w:p>
+      <w:pPr>
+        <w:pStyle w:val="ListNumber"/>
+        <w:rPr>
+          <w:color w:val="000000" w:themeColor="text1"/>
+        </w:rPr>
+      </w:pPr>
+      <w:r>
+        <w:rPr>
+          <w:color w:val="000000" w:themeColor="text1"/>
+        </w:rPr>
+        <w:t>Pastikan harga klinik sudah benar karena akan digunakan pada perhitungan billing dokter.</w:t>
       </w:r>
     </w:p>
     <w:p>
@@ -5769,7 +6833,7 @@
         <w:rPr>
           <w:color w:val="000000" w:themeColor="text1"/>
         </w:rPr>
-        <w:t>Data pasien dapat dikelola dengan lebih rapi dan digunakan dalam proses appointment serta rekam medis.</w:t>
+        <w:t>Harga tindakan per klinik tersimpan dan sistem dapat menampilkan biaya sesuai klinik appointment.</w:t>
       </w:r>
     </w:p>
     <w:tbl>
@@ -5784,7 +6848,6 @@
       </w:tblGrid>
       <w:tr>
         <w:trPr>
-          <w:trHeight/>
           <w:jc w:val="center"/>
         </w:trPr>
         <w:tc>
@@ -5805,20 +6868,23 @@
                 <w:color w:val="000000" w:themeColor="text1"/>
               </w:rPr>
             </w:pPr>
-            <w:r/>
-            <w:r>
+            <w:r>
+              <w:rPr>
+                <w:noProof/>
+              </w:rPr>
               <w:drawing>
-                <wp:inline xmlns:a="http://schemas.openxmlformats.org/drawingml/2006/main" xmlns:pic="http://schemas.openxmlformats.org/drawingml/2006/picture">
+                <wp:inline distT="0" distB="0" distL="0" distR="0" wp14:anchorId="5F7EE658" wp14:editId="2257BA0D">
                   <wp:extent cx="5303520" cy="2679382"/>
-                  <wp:docPr id="7" name="Picture 7"/>
+                  <wp:effectExtent l="0" t="0" r="0" b="0"/>
+                  <wp:docPr id="11" name="Picture 11"/>
                   <wp:cNvGraphicFramePr>
-                    <a:graphicFrameLocks noChangeAspect="1"/>
+                    <a:graphicFrameLocks xmlns:a="http://schemas.openxmlformats.org/drawingml/2006/main" noChangeAspect="1"/>
                   </wp:cNvGraphicFramePr>
-                  <a:graphic>
+                  <a:graphic xmlns:a="http://schemas.openxmlformats.org/drawingml/2006/main">
                     <a:graphicData uri="http://schemas.openxmlformats.org/drawingml/2006/picture">
-                      <pic:pic>
+                      <pic:pic xmlns:pic="http://schemas.openxmlformats.org/drawingml/2006/picture">
                         <pic:nvPicPr>
-                          <pic:cNvPr id="0" name="60_manajemen_pasien_1781607535369.png"/>
+                          <pic:cNvPr id="0" name="64_harga_tindakan_klinik_1781607572087.png"/>
                           <pic:cNvPicPr/>
                         </pic:nvPicPr>
                         <pic:blipFill>
@@ -5832,7 +6898,9 @@
                             <a:off x="0" y="0"/>
                             <a:ext cx="5303520" cy="2679382"/>
                           </a:xfrm>
-                          <a:prstGeom prst="rect"/>
+                          <a:prstGeom prst="rect">
+                            <a:avLst/>
+                          </a:prstGeom>
                         </pic:spPr>
                       </pic:pic>
                     </a:graphicData>
@@ -5851,7 +6919,7 @@
                 <w:b/>
                 <w:sz w:val="22"/>
               </w:rPr>
-              <w:t>Halaman Manajemen Pasien</w:t>
+              <w:t>Halaman Harga Tindakan per Klinik</w:t>
             </w:r>
           </w:p>
         </w:tc>
@@ -5868,7 +6936,7 @@
         <w:rPr>
           <w:color w:val="000000" w:themeColor="text1"/>
         </w:rPr>
-        <w:t>Gambar 7. Halaman Manajemen Pasien</w:t>
+        <w:t>Gambar 11. Halaman Harga Tindakan per Klinik</w:t>
       </w:r>
     </w:p>
     <w:p>
@@ -5882,7 +6950,7 @@
         <w:rPr>
           <w:color w:val="000000" w:themeColor="text1"/>
         </w:rPr>
-        <w:t>3.8 Mengelola Master Tindakan</w:t>
+        <w:t>3.12 Mengatur Harga Obat per Klinik</w:t>
       </w:r>
     </w:p>
     <w:p>
@@ -5902,7 +6970,7 @@
         <w:rPr>
           <w:color w:val="000000" w:themeColor="text1"/>
         </w:rPr>
-        <w:t>Mengatur daftar tindakan medis gigi yang dapat dipilih dokter saat pemeriksaan.</w:t>
+        <w:t>Menentukan harga obat berdasarkan klinik/cabang agar biaya resep sesuai lokasi pelayanan.</w:t>
       </w:r>
     </w:p>
     <w:p>
@@ -5930,7 +6998,7 @@
         <w:rPr>
           <w:color w:val="000000" w:themeColor="text1"/>
         </w:rPr>
-        <w:t>Pilih menu Master Tindakan.</w:t>
+        <w:t>Pilih menu Harga Obat.</w:t>
       </w:r>
     </w:p>
     <w:p>
@@ -5944,7 +7012,7 @@
         <w:rPr>
           <w:color w:val="000000" w:themeColor="text1"/>
         </w:rPr>
-        <w:t>Klik Tambah Data untuk menambahkan tindakan baru.</w:t>
+        <w:t>Klik Tambah Data atau Edit.</w:t>
       </w:r>
     </w:p>
     <w:p>
@@ -5958,7 +7026,7 @@
         <w:rPr>
           <w:color w:val="000000" w:themeColor="text1"/>
         </w:rPr>
-        <w:t>Isi nama tindakan dan harga/default informasi tindakan apabila tersedia.</w:t>
+        <w:t>Pilih klinik dan obat yang akan diatur harganya.</w:t>
       </w:r>
     </w:p>
     <w:p>
@@ -5972,25 +7040,25 @@
         <w:rPr>
           <w:color w:val="000000" w:themeColor="text1"/>
         </w:rPr>
+        <w:t>Masukkan harga obat.</w:t>
+      </w:r>
+    </w:p>
+    <w:p>
+      <w:pPr>
+        <w:pStyle w:val="ListNumber"/>
+        <w:rPr>
+          <w:color w:val="000000" w:themeColor="text1"/>
+        </w:rPr>
+      </w:pPr>
+      <w:r>
+        <w:rPr>
+          <w:color w:val="000000" w:themeColor="text1"/>
+        </w:rPr>
         <w:t>Klik Simpan.</w:t>
       </w:r>
     </w:p>
     <w:p>
       <w:pPr>
-        <w:pStyle w:val="ListNumber"/>
-        <w:rPr>
-          <w:color w:val="000000" w:themeColor="text1"/>
-        </w:rPr>
-      </w:pPr>
-      <w:r>
-        <w:rPr>
-          <w:color w:val="000000" w:themeColor="text1"/>
-        </w:rPr>
-        <w:t>Gunakan Edit atau Hapus apabila daftar tindakan perlu diperbarui.</w:t>
-      </w:r>
-    </w:p>
-    <w:p>
-      <w:pPr>
         <w:rPr>
           <w:color w:val="000000" w:themeColor="text1"/>
         </w:rPr>
@@ -6000,13 +7068,14 @@
           <w:b/>
           <w:color w:val="000000" w:themeColor="text1"/>
         </w:rPr>
+        <w:lastRenderedPageBreak/>
         <w:t xml:space="preserve">Hasil yang diharapkan: </w:t>
       </w:r>
       <w:r>
         <w:rPr>
           <w:color w:val="000000" w:themeColor="text1"/>
         </w:rPr>
-        <w:t>Daftar tindakan tersedia dan dapat digunakan pada form tindakan dokter.</w:t>
+        <w:t>Harga obat per klinik tersimpan dan digunakan pada perhitungan billing resep.</w:t>
       </w:r>
     </w:p>
     <w:tbl>
@@ -6021,7 +7090,6 @@
       </w:tblGrid>
       <w:tr>
         <w:trPr>
-          <w:trHeight/>
           <w:jc w:val="center"/>
         </w:trPr>
         <w:tc>
@@ -6042,20 +7110,23 @@
                 <w:color w:val="000000" w:themeColor="text1"/>
               </w:rPr>
             </w:pPr>
-            <w:r/>
-            <w:r>
+            <w:r>
+              <w:rPr>
+                <w:noProof/>
+              </w:rPr>
               <w:drawing>
-                <wp:inline xmlns:a="http://schemas.openxmlformats.org/drawingml/2006/main" xmlns:pic="http://schemas.openxmlformats.org/drawingml/2006/picture">
+                <wp:inline distT="0" distB="0" distL="0" distR="0" wp14:anchorId="1A8956C6" wp14:editId="21D29970">
                   <wp:extent cx="5303520" cy="2679382"/>
-                  <wp:docPr id="8" name="Picture 8"/>
+                  <wp:effectExtent l="0" t="0" r="0" b="0"/>
+                  <wp:docPr id="12" name="Picture 12"/>
                   <wp:cNvGraphicFramePr>
-                    <a:graphicFrameLocks noChangeAspect="1"/>
+                    <a:graphicFrameLocks xmlns:a="http://schemas.openxmlformats.org/drawingml/2006/main" noChangeAspect="1"/>
                   </wp:cNvGraphicFramePr>
-                  <a:graphic>
+                  <a:graphic xmlns:a="http://schemas.openxmlformats.org/drawingml/2006/main">
                     <a:graphicData uri="http://schemas.openxmlformats.org/drawingml/2006/picture">
-                      <pic:pic>
+                      <pic:pic xmlns:pic="http://schemas.openxmlformats.org/drawingml/2006/picture">
                         <pic:nvPicPr>
-                          <pic:cNvPr id="0" name="61_master_tindakan_1781607546303.png"/>
+                          <pic:cNvPr id="0" name="65_harga_obat_klinik_1781607580969.png"/>
                           <pic:cNvPicPr/>
                         </pic:nvPicPr>
                         <pic:blipFill>
@@ -6069,7 +7140,9 @@
                             <a:off x="0" y="0"/>
                             <a:ext cx="5303520" cy="2679382"/>
                           </a:xfrm>
-                          <a:prstGeom prst="rect"/>
+                          <a:prstGeom prst="rect">
+                            <a:avLst/>
+                          </a:prstGeom>
                         </pic:spPr>
                       </pic:pic>
                     </a:graphicData>
@@ -6088,7 +7161,7 @@
                 <w:b/>
                 <w:sz w:val="22"/>
               </w:rPr>
-              <w:t>Halaman Master Tindakan</w:t>
+              <w:t>Halaman Harga Obat per Klinik</w:t>
             </w:r>
           </w:p>
         </w:tc>
@@ -6105,7 +7178,7 @@
         <w:rPr>
           <w:color w:val="000000" w:themeColor="text1"/>
         </w:rPr>
-        <w:t>Gambar 8. Halaman Master Tindakan</w:t>
+        <w:t>Gambar 12. Halaman Harga Obat per Klinik</w:t>
       </w:r>
     </w:p>
     <w:p>
@@ -6119,7 +7192,7 @@
         <w:rPr>
           <w:color w:val="000000" w:themeColor="text1"/>
         </w:rPr>
-        <w:t>3.9 Mengelola Master Obat</w:t>
+        <w:t>3.13 Mengakses Modul Tindakan dan Rekam Medis</w:t>
       </w:r>
     </w:p>
     <w:p>
@@ -6133,13 +7206,7 @@
           <w:b/>
           <w:color w:val="000000" w:themeColor="text1"/>
         </w:rPr>
-        <w:t xml:space="preserve">Tujuan fitur: </w:t>
-      </w:r>
-      <w:r>
-        <w:rPr>
-          <w:color w:val="000000" w:themeColor="text1"/>
-        </w:rPr>
-        <w:t>Mengatur daftar obat yang dapat diresepkan oleh dokter.</w:t>
+        <w:t>Tujuan fitur: Membantu proses pencatatan tindakan medis, resep, odontogram, dan rekam medis pasien. Catatan: Modul tindakan juga dapat diakses langsung melalui Portal Dokter. Lihat Bab 4 untuk panduan lengkap fitur dokter.</w:t>
       </w:r>
     </w:p>
     <w:p>
@@ -6167,7 +7234,7 @@
         <w:rPr>
           <w:color w:val="000000" w:themeColor="text1"/>
         </w:rPr>
-        <w:t>Pilih menu Master Obat.</w:t>
+        <w:t>Pilih menu Tindakan atau Rekam Medis sesuai struktur menu aplikasi.</w:t>
       </w:r>
     </w:p>
     <w:p>
@@ -6181,7 +7248,7 @@
         <w:rPr>
           <w:color w:val="000000" w:themeColor="text1"/>
         </w:rPr>
-        <w:t>Klik Tambah Data.</w:t>
+        <w:t>Pilih pasien atau appointment yang akan diproses.</w:t>
       </w:r>
     </w:p>
     <w:p>
@@ -6195,7 +7262,7 @@
         <w:rPr>
           <w:color w:val="000000" w:themeColor="text1"/>
         </w:rPr>
-        <w:t>Isi nama obat, satuan, atau informasi lain yang tersedia.</w:t>
+        <w:t>Pastikan identitas pasien, klinik, dan dokter sudah sesuai.</w:t>
       </w:r>
     </w:p>
     <w:p>
@@ -6209,7 +7276,7 @@
         <w:rPr>
           <w:color w:val="000000" w:themeColor="text1"/>
         </w:rPr>
-        <w:t>Klik Simpan.</w:t>
+        <w:t>Isi data tindakan, resep, catatan dokter, dan odontogram apabila diperlukan.</w:t>
       </w:r>
     </w:p>
     <w:p>
@@ -6223,7 +7290,7 @@
         <w:rPr>
           <w:color w:val="000000" w:themeColor="text1"/>
         </w:rPr>
-        <w:t>Perbarui data obat jika terjadi perubahan nama, stok informasi, atau satuan.</w:t>
+        <w:t>Simpan data pemeriksaan.</w:t>
       </w:r>
     </w:p>
     <w:p>
@@ -6243,7 +7310,7 @@
         <w:rPr>
           <w:color w:val="000000" w:themeColor="text1"/>
         </w:rPr>
-        <w:t>Daftar obat tersedia pada form resep dokter.</w:t>
+        <w:t>Data pemeriksaan tersimpan sebagai bagian dari rekam medis pasien.</w:t>
       </w:r>
     </w:p>
     <w:tbl>
@@ -6258,7 +7325,6 @@
       </w:tblGrid>
       <w:tr>
         <w:trPr>
-          <w:trHeight/>
           <w:jc w:val="center"/>
         </w:trPr>
         <w:tc>
@@ -6279,20 +7345,24 @@
                 <w:color w:val="000000" w:themeColor="text1"/>
               </w:rPr>
             </w:pPr>
-            <w:r/>
-            <w:r>
+            <w:r>
+              <w:rPr>
+                <w:noProof/>
+              </w:rPr>
+              <w:lastRenderedPageBreak/>
               <w:drawing>
-                <wp:inline xmlns:a="http://schemas.openxmlformats.org/drawingml/2006/main" xmlns:pic="http://schemas.openxmlformats.org/drawingml/2006/picture">
+                <wp:inline distT="0" distB="0" distL="0" distR="0" wp14:anchorId="2755174F" wp14:editId="066BFF54">
                   <wp:extent cx="5303520" cy="2679382"/>
-                  <wp:docPr id="9" name="Picture 9"/>
+                  <wp:effectExtent l="0" t="0" r="0" b="0"/>
+                  <wp:docPr id="13" name="Picture 13"/>
                   <wp:cNvGraphicFramePr>
-                    <a:graphicFrameLocks noChangeAspect="1"/>
+                    <a:graphicFrameLocks xmlns:a="http://schemas.openxmlformats.org/drawingml/2006/main" noChangeAspect="1"/>
                   </wp:cNvGraphicFramePr>
-                  <a:graphic>
+                  <a:graphic xmlns:a="http://schemas.openxmlformats.org/drawingml/2006/main">
                     <a:graphicData uri="http://schemas.openxmlformats.org/drawingml/2006/picture">
-                      <pic:pic>
+                      <pic:pic xmlns:pic="http://schemas.openxmlformats.org/drawingml/2006/picture">
                         <pic:nvPicPr>
-                          <pic:cNvPr id="0" name="62_master_obat_1781607555202.png"/>
+                          <pic:cNvPr id="0" name="66_tindakan_rekam_medis_1781607590232.png"/>
                           <pic:cNvPicPr/>
                         </pic:nvPicPr>
                         <pic:blipFill>
@@ -6306,7 +7376,9 @@
                             <a:off x="0" y="0"/>
                             <a:ext cx="5303520" cy="2679382"/>
                           </a:xfrm>
-                          <a:prstGeom prst="rect"/>
+                          <a:prstGeom prst="rect">
+                            <a:avLst/>
+                          </a:prstGeom>
                         </pic:spPr>
                       </pic:pic>
                     </a:graphicData>
@@ -6325,7 +7397,7 @@
                 <w:b/>
                 <w:sz w:val="22"/>
               </w:rPr>
-              <w:t>Halaman Master Obat</w:t>
+              <w:t>Halaman Modul Tindakan/Rekam Medis</w:t>
             </w:r>
           </w:p>
         </w:tc>
@@ -6342,7 +7414,7 @@
         <w:rPr>
           <w:color w:val="000000" w:themeColor="text1"/>
         </w:rPr>
-        <w:t>Gambar 9. Halaman Master Obat</w:t>
+        <w:t>Gambar 13. Halaman Modul Tindakan/Rekam Medis</w:t>
       </w:r>
     </w:p>
     <w:p>
@@ -6356,7 +7428,7 @@
         <w:rPr>
           <w:color w:val="000000" w:themeColor="text1"/>
         </w:rPr>
-        <w:t>3.10 Mengelola Master Kode Penyakit</w:t>
+        <w:t>3.14 Logout Portal Admin/Staff</w:t>
       </w:r>
     </w:p>
     <w:p>
@@ -6376,7 +7448,7 @@
         <w:rPr>
           <w:color w:val="000000" w:themeColor="text1"/>
         </w:rPr>
-        <w:t>Mengelola daftar kode penyakit/diagnosis yang dapat digunakan dalam pencatatan rekam medis.</w:t>
+        <w:t>Mengakhiri sesi penggunaan aplikasi dengan aman.</w:t>
       </w:r>
     </w:p>
     <w:p>
@@ -6404,7 +7476,7 @@
         <w:rPr>
           <w:color w:val="000000" w:themeColor="text1"/>
         </w:rPr>
-        <w:t>Pilih menu Master Kode Penyakit.</w:t>
+        <w:t>Klik nama pengguna atau menu profil pada bagian navigasi.</w:t>
       </w:r>
     </w:p>
     <w:p>
@@ -6418,7 +7490,7 @@
         <w:rPr>
           <w:color w:val="000000" w:themeColor="text1"/>
         </w:rPr>
-        <w:t>Klik Tambah Data.</w:t>
+        <w:t>Pilih Logout atau Keluar.</w:t>
       </w:r>
     </w:p>
     <w:p>
@@ -6432,35 +7504,7 @@
         <w:rPr>
           <w:color w:val="000000" w:themeColor="text1"/>
         </w:rPr>
-        <w:t>Isi kode penyakit dan deskripsi penyakit.</w:t>
-      </w:r>
-    </w:p>
-    <w:p>
-      <w:pPr>
-        <w:pStyle w:val="ListNumber"/>
-        <w:rPr>
-          <w:color w:val="000000" w:themeColor="text1"/>
-        </w:rPr>
-      </w:pPr>
-      <w:r>
-        <w:rPr>
-          <w:color w:val="000000" w:themeColor="text1"/>
-        </w:rPr>
-        <w:t>Klik Simpan.</w:t>
-      </w:r>
-    </w:p>
-    <w:p>
-      <w:pPr>
-        <w:pStyle w:val="ListNumber"/>
-        <w:rPr>
-          <w:color w:val="000000" w:themeColor="text1"/>
-        </w:rPr>
-      </w:pPr>
-      <w:r>
-        <w:rPr>
-          <w:color w:val="000000" w:themeColor="text1"/>
-        </w:rPr>
-        <w:t>Gunakan fitur pencarian untuk memastikan tidak terdapat kode duplikat.</w:t>
+        <w:t>Pastikan sistem kembali ke halaman login.</w:t>
       </w:r>
     </w:p>
     <w:p>
@@ -6480,7 +7524,7 @@
         <w:rPr>
           <w:color w:val="000000" w:themeColor="text1"/>
         </w:rPr>
-        <w:t>Kode penyakit tersimpan dan dapat dipakai pada proses pencatatan medis.</w:t>
+        <w:t>Sesi pengguna berakhir dan akun tidak dapat digunakan oleh orang lain pada perangkat yang sama.</w:t>
       </w:r>
     </w:p>
     <w:tbl>
@@ -6495,7 +7539,6 @@
       </w:tblGrid>
       <w:tr>
         <w:trPr>
-          <w:trHeight/>
           <w:jc w:val="center"/>
         </w:trPr>
         <w:tc>
@@ -6516,20 +7559,23 @@
                 <w:color w:val="000000" w:themeColor="text1"/>
               </w:rPr>
             </w:pPr>
-            <w:r/>
-            <w:r>
+            <w:r>
+              <w:rPr>
+                <w:noProof/>
+              </w:rPr>
               <w:drawing>
-                <wp:inline xmlns:a="http://schemas.openxmlformats.org/drawingml/2006/main" xmlns:pic="http://schemas.openxmlformats.org/drawingml/2006/picture">
-                  <wp:extent cx="5303520" cy="2679382"/>
-                  <wp:docPr id="10" name="Picture 10"/>
+                <wp:inline distT="0" distB="0" distL="0" distR="0" wp14:anchorId="782EF3E2" wp14:editId="3C4F120C">
+                  <wp:extent cx="5303520" cy="2737390"/>
+                  <wp:effectExtent l="0" t="0" r="0" b="0"/>
+                  <wp:docPr id="14" name="Picture 14"/>
                   <wp:cNvGraphicFramePr>
-                    <a:graphicFrameLocks noChangeAspect="1"/>
+                    <a:graphicFrameLocks xmlns:a="http://schemas.openxmlformats.org/drawingml/2006/main" noChangeAspect="1"/>
                   </wp:cNvGraphicFramePr>
-                  <a:graphic>
+                  <a:graphic xmlns:a="http://schemas.openxmlformats.org/drawingml/2006/main">
                     <a:graphicData uri="http://schemas.openxmlformats.org/drawingml/2006/picture">
-                      <pic:pic>
+                      <pic:pic xmlns:pic="http://schemas.openxmlformats.org/drawingml/2006/picture">
                         <pic:nvPicPr>
-                          <pic:cNvPr id="0" name="63_master_penyakit_1781607564646.png"/>
+                          <pic:cNvPr id="0" name="11_logout_pengguna_1781474544132.png"/>
                           <pic:cNvPicPr/>
                         </pic:nvPicPr>
                         <pic:blipFill>
@@ -6541,9 +7587,11 @@
                         <pic:spPr>
                           <a:xfrm>
                             <a:off x="0" y="0"/>
-                            <a:ext cx="5303520" cy="2679382"/>
+                            <a:ext cx="5303520" cy="2737390"/>
                           </a:xfrm>
-                          <a:prstGeom prst="rect"/>
+                          <a:prstGeom prst="rect">
+                            <a:avLst/>
+                          </a:prstGeom>
                         </pic:spPr>
                       </pic:pic>
                     </a:graphicData>
@@ -6562,7 +7610,7 @@
                 <w:b/>
                 <w:sz w:val="22"/>
               </w:rPr>
-              <w:t>Halaman Master Kode Penyakit</w:t>
+              <w:t>Menu Logout Admin/Staff</w:t>
             </w:r>
           </w:p>
         </w:tc>
@@ -6579,7 +7627,35 @@
         <w:rPr>
           <w:color w:val="000000" w:themeColor="text1"/>
         </w:rPr>
-        <w:t>Gambar 10. Halaman Master Kode Penyakit</w:t>
+        <w:t>Gambar 14. Menu Logout Admin/Staff</w:t>
+      </w:r>
+    </w:p>
+    <w:p>
+      <w:pPr>
+        <w:pStyle w:val="Heading1"/>
+        <w:rPr>
+          <w:color w:val="000000" w:themeColor="text1"/>
+        </w:rPr>
+      </w:pPr>
+      <w:r>
+        <w:rPr>
+          <w:color w:val="000000" w:themeColor="text1"/>
+        </w:rPr>
+        <w:lastRenderedPageBreak/>
+        <w:t>4. Panduan Penggunaan Portal Dokter</w:t>
+      </w:r>
+    </w:p>
+    <w:p>
+      <w:pPr>
+        <w:rPr>
+          <w:color w:val="000000" w:themeColor="text1"/>
+        </w:rPr>
+      </w:pPr>
+      <w:r>
+        <w:rPr>
+          <w:color w:val="000000" w:themeColor="text1"/>
+        </w:rPr>
+        <w:t>Portal dokter digunakan untuk mendukung proses pelayanan pasien setelah pasien melakukan appointment. Dokter dapat melihat data appointment, meninjau keluhan, melihat hasil analisis awal citra, mengisi odontogram, tindakan, resep, dan menyelesaikan kunjungan.</w:t>
       </w:r>
     </w:p>
     <w:p>
@@ -6593,7 +7669,7 @@
         <w:rPr>
           <w:color w:val="000000" w:themeColor="text1"/>
         </w:rPr>
-        <w:t>3.11 Mengatur Harga Tindakan per Klinik</w:t>
+        <w:t>4.1 Login Sebagai Dokter</w:t>
       </w:r>
     </w:p>
     <w:p>
@@ -6613,7 +7689,7 @@
         <w:rPr>
           <w:color w:val="000000" w:themeColor="text1"/>
         </w:rPr>
-        <w:t>Menentukan harga tindakan berdasarkan klinik/cabang agar biaya pelayanan sesuai lokasi pelayanan.</w:t>
+        <w:t>Masuk ke portal internal menggunakan akun dokter.</w:t>
       </w:r>
     </w:p>
     <w:p>
@@ -6641,7 +7717,7 @@
         <w:rPr>
           <w:color w:val="000000" w:themeColor="text1"/>
         </w:rPr>
-        <w:t>Pilih menu Harga Tindakan.</w:t>
+        <w:t>Buka halaman login portal staff/dokter.</w:t>
       </w:r>
     </w:p>
     <w:p>
@@ -6655,7 +7731,7 @@
         <w:rPr>
           <w:color w:val="000000" w:themeColor="text1"/>
         </w:rPr>
-        <w:t>Klik Tambah Data atau Edit pada data harga yang sudah ada.</w:t>
+        <w:t>Masukkan email dan password akun dokter.</w:t>
       </w:r>
     </w:p>
     <w:p>
@@ -6669,7 +7745,7 @@
         <w:rPr>
           <w:color w:val="000000" w:themeColor="text1"/>
         </w:rPr>
-        <w:t>Pilih klinik dan tindakan yang akan diatur harganya.</w:t>
+        <w:t>Klik Login.</w:t>
       </w:r>
     </w:p>
     <w:p>
@@ -6683,35 +7759,7 @@
         <w:rPr>
           <w:color w:val="000000" w:themeColor="text1"/>
         </w:rPr>
-        <w:t>Masukkan harga tindakan.</w:t>
-      </w:r>
-    </w:p>
-    <w:p>
-      <w:pPr>
-        <w:pStyle w:val="ListNumber"/>
-        <w:rPr>
-          <w:color w:val="000000" w:themeColor="text1"/>
-        </w:rPr>
-      </w:pPr>
-      <w:r>
-        <w:rPr>
-          <w:color w:val="000000" w:themeColor="text1"/>
-        </w:rPr>
-        <w:t>Klik Simpan.</w:t>
-      </w:r>
-    </w:p>
-    <w:p>
-      <w:pPr>
-        <w:pStyle w:val="ListNumber"/>
-        <w:rPr>
-          <w:color w:val="000000" w:themeColor="text1"/>
-        </w:rPr>
-      </w:pPr>
-      <w:r>
-        <w:rPr>
-          <w:color w:val="000000" w:themeColor="text1"/>
-        </w:rPr>
-        <w:t>Pastikan harga klinik sudah benar karena akan digunakan pada perhitungan billing dokter.</w:t>
+        <w:t>Pastikan sistem menampilkan halaman appointment atau dashboard dokter.</w:t>
       </w:r>
     </w:p>
     <w:p>
@@ -6731,7 +7779,7 @@
         <w:rPr>
           <w:color w:val="000000" w:themeColor="text1"/>
         </w:rPr>
-        <w:t>Harga tindakan per klinik tersimpan dan sistem dapat menampilkan biaya sesuai klinik appointment.</w:t>
+        <w:t>Dokter berhasil masuk ke portal dokter dan dapat melihat daftar appointment pasien.</w:t>
       </w:r>
     </w:p>
     <w:tbl>
@@ -6746,7 +7794,6 @@
       </w:tblGrid>
       <w:tr>
         <w:trPr>
-          <w:trHeight/>
           <w:jc w:val="center"/>
         </w:trPr>
         <w:tc>
@@ -6767,24 +7814,27 @@
                 <w:color w:val="000000" w:themeColor="text1"/>
               </w:rPr>
             </w:pPr>
-            <w:r/>
-            <w:r>
+            <w:r>
+              <w:rPr>
+                <w:noProof/>
+              </w:rPr>
               <w:drawing>
-                <wp:inline xmlns:a="http://schemas.openxmlformats.org/drawingml/2006/main" xmlns:pic="http://schemas.openxmlformats.org/drawingml/2006/picture">
-                  <wp:extent cx="5303520" cy="2679382"/>
-                  <wp:docPr id="11" name="Picture 11"/>
+                <wp:inline distT="0" distB="0" distL="0" distR="0" wp14:anchorId="40743465" wp14:editId="450ADEF5">
+                  <wp:extent cx="5303520" cy="2737390"/>
+                  <wp:effectExtent l="0" t="0" r="0" b="0"/>
+                  <wp:docPr id="15" name="Picture 15"/>
                   <wp:cNvGraphicFramePr>
-                    <a:graphicFrameLocks noChangeAspect="1"/>
+                    <a:graphicFrameLocks xmlns:a="http://schemas.openxmlformats.org/drawingml/2006/main" noChangeAspect="1"/>
                   </wp:cNvGraphicFramePr>
-                  <a:graphic>
+                  <a:graphic xmlns:a="http://schemas.openxmlformats.org/drawingml/2006/main">
                     <a:graphicData uri="http://schemas.openxmlformats.org/drawingml/2006/picture">
-                      <pic:pic>
+                      <pic:pic xmlns:pic="http://schemas.openxmlformats.org/drawingml/2006/picture">
                         <pic:nvPicPr>
-                          <pic:cNvPr id="0" name="64_harga_tindakan_klinik_1781607572087.png"/>
+                          <pic:cNvPr id="0" name="01_login_staf_sukses_1781491070641.png"/>
                           <pic:cNvPicPr/>
                         </pic:nvPicPr>
                         <pic:blipFill>
-                          <a:blip r:embed="rId23"/>
+                          <a:blip r:embed="rId9"/>
                           <a:stretch>
                             <a:fillRect/>
                           </a:stretch>
@@ -6792,9 +7842,11 @@
                         <pic:spPr>
                           <a:xfrm>
                             <a:off x="0" y="0"/>
-                            <a:ext cx="5303520" cy="2679382"/>
+                            <a:ext cx="5303520" cy="2737390"/>
                           </a:xfrm>
-                          <a:prstGeom prst="rect"/>
+                          <a:prstGeom prst="rect">
+                            <a:avLst/>
+                          </a:prstGeom>
                         </pic:spPr>
                       </pic:pic>
                     </a:graphicData>
@@ -6813,7 +7865,7 @@
                 <w:b/>
                 <w:sz w:val="22"/>
               </w:rPr>
-              <w:t>Halaman Harga Tindakan per Klinik</w:t>
+              <w:t>Halaman Login Dokter</w:t>
             </w:r>
           </w:p>
         </w:tc>
@@ -6830,7 +7882,7 @@
         <w:rPr>
           <w:color w:val="000000" w:themeColor="text1"/>
         </w:rPr>
-        <w:t>Gambar 11. Halaman Harga Tindakan per Klinik</w:t>
+        <w:t>Gambar 15. Halaman Login Dokter</w:t>
       </w:r>
     </w:p>
     <w:p>
@@ -6844,7 +7896,7 @@
         <w:rPr>
           <w:color w:val="000000" w:themeColor="text1"/>
         </w:rPr>
-        <w:t>3.12 Mengatur Harga Obat per Klinik</w:t>
+        <w:t>4.2 Melihat Daftar Appointment</w:t>
       </w:r>
     </w:p>
     <w:p>
@@ -6864,7 +7916,7 @@
         <w:rPr>
           <w:color w:val="000000" w:themeColor="text1"/>
         </w:rPr>
-        <w:t>Menentukan harga obat berdasarkan klinik/cabang agar biaya resep sesuai lokasi pelayanan.</w:t>
+        <w:t>Meninjau daftar pasien yang sudah melakukan appointment.</w:t>
       </w:r>
     </w:p>
     <w:p>
@@ -6892,7 +7944,7 @@
         <w:rPr>
           <w:color w:val="000000" w:themeColor="text1"/>
         </w:rPr>
-        <w:t>Pilih menu Harga Obat.</w:t>
+        <w:t>Buka menu Appointment atau daftar pasien pada dashboard dokter.</w:t>
       </w:r>
     </w:p>
     <w:p>
@@ -6906,7 +7958,7 @@
         <w:rPr>
           <w:color w:val="000000" w:themeColor="text1"/>
         </w:rPr>
-        <w:t>Klik Tambah Data atau Edit.</w:t>
+        <w:t>Perhatikan nama pasien, tingkat urgensi, estimasi pelayanan, klinik, dan status appointment.</w:t>
       </w:r>
     </w:p>
     <w:p>
@@ -6920,7 +7972,7 @@
         <w:rPr>
           <w:color w:val="000000" w:themeColor="text1"/>
         </w:rPr>
-        <w:t>Pilih klinik dan obat yang akan diatur harganya.</w:t>
+        <w:t>Gunakan pencarian atau filter apabila daftar appointment cukup banyak.</w:t>
       </w:r>
     </w:p>
     <w:p>
@@ -6934,21 +7986,7 @@
         <w:rPr>
           <w:color w:val="000000" w:themeColor="text1"/>
         </w:rPr>
-        <w:t>Masukkan harga obat.</w:t>
-      </w:r>
-    </w:p>
-    <w:p>
-      <w:pPr>
-        <w:pStyle w:val="ListNumber"/>
-        <w:rPr>
-          <w:color w:val="000000" w:themeColor="text1"/>
-        </w:rPr>
-      </w:pPr>
-      <w:r>
-        <w:rPr>
-          <w:color w:val="000000" w:themeColor="text1"/>
-        </w:rPr>
-        <w:t>Klik Simpan.</w:t>
+        <w:t>Klik salah satu pasien untuk membuka detail appointment.</w:t>
       </w:r>
     </w:p>
     <w:p>
@@ -6968,7 +8006,7 @@
         <w:rPr>
           <w:color w:val="000000" w:themeColor="text1"/>
         </w:rPr>
-        <w:t>Harga obat per klinik tersimpan dan digunakan pada perhitungan billing resep.</w:t>
+        <w:t>Dokter dapat menentukan pasien yang akan diperiksa berdasarkan daftar appointment yang tersedia.</w:t>
       </w:r>
     </w:p>
     <w:tbl>
@@ -6983,7 +8021,6 @@
       </w:tblGrid>
       <w:tr>
         <w:trPr>
-          <w:trHeight/>
           <w:jc w:val="center"/>
         </w:trPr>
         <w:tc>
@@ -7004,24 +8041,28 @@
                 <w:color w:val="000000" w:themeColor="text1"/>
               </w:rPr>
             </w:pPr>
-            <w:r/>
-            <w:r>
+            <w:r>
+              <w:rPr>
+                <w:noProof/>
+              </w:rPr>
+              <w:lastRenderedPageBreak/>
               <w:drawing>
-                <wp:inline xmlns:a="http://schemas.openxmlformats.org/drawingml/2006/main" xmlns:pic="http://schemas.openxmlformats.org/drawingml/2006/picture">
-                  <wp:extent cx="5303520" cy="2679382"/>
-                  <wp:docPr id="12" name="Picture 12"/>
+                <wp:inline distT="0" distB="0" distL="0" distR="0" wp14:anchorId="4D1835CB" wp14:editId="34D48FF4">
+                  <wp:extent cx="5303520" cy="2737390"/>
+                  <wp:effectExtent l="0" t="0" r="0" b="0"/>
+                  <wp:docPr id="16" name="Picture 16"/>
                   <wp:cNvGraphicFramePr>
-                    <a:graphicFrameLocks noChangeAspect="1"/>
+                    <a:graphicFrameLocks xmlns:a="http://schemas.openxmlformats.org/drawingml/2006/main" noChangeAspect="1"/>
                   </wp:cNvGraphicFramePr>
-                  <a:graphic>
+                  <a:graphic xmlns:a="http://schemas.openxmlformats.org/drawingml/2006/main">
                     <a:graphicData uri="http://schemas.openxmlformats.org/drawingml/2006/picture">
-                      <pic:pic>
+                      <pic:pic xmlns:pic="http://schemas.openxmlformats.org/drawingml/2006/picture">
                         <pic:nvPicPr>
-                          <pic:cNvPr id="0" name="65_harga_obat_klinik_1781607580969.png"/>
+                          <pic:cNvPr id="0" name="42_jadwal_antrian_aktif_1781491084293.png"/>
                           <pic:cNvPicPr/>
                         </pic:nvPicPr>
                         <pic:blipFill>
-                          <a:blip r:embed="rId24"/>
+                          <a:blip r:embed="rId23"/>
                           <a:stretch>
                             <a:fillRect/>
                           </a:stretch>
@@ -7029,9 +8070,11 @@
                         <pic:spPr>
                           <a:xfrm>
                             <a:off x="0" y="0"/>
-                            <a:ext cx="5303520" cy="2679382"/>
+                            <a:ext cx="5303520" cy="2737390"/>
                           </a:xfrm>
-                          <a:prstGeom prst="rect"/>
+                          <a:prstGeom prst="rect">
+                            <a:avLst/>
+                          </a:prstGeom>
                         </pic:spPr>
                       </pic:pic>
                     </a:graphicData>
@@ -7050,7 +8093,7 @@
                 <w:b/>
                 <w:sz w:val="22"/>
               </w:rPr>
-              <w:t>Halaman Harga Obat per Klinik</w:t>
+              <w:t>Daftar Appointment Dokter</w:t>
             </w:r>
           </w:p>
         </w:tc>
@@ -7067,7 +8110,7 @@
         <w:rPr>
           <w:color w:val="000000" w:themeColor="text1"/>
         </w:rPr>
-        <w:t>Gambar 12. Halaman Harga Obat per Klinik</w:t>
+        <w:t>Gambar 16. Daftar Appointment Dokter</w:t>
       </w:r>
     </w:p>
     <w:p>
@@ -7081,7 +8124,7 @@
         <w:rPr>
           <w:color w:val="000000" w:themeColor="text1"/>
         </w:rPr>
-        <w:t>3.13 Mengakses Modul Tindakan dan Rekam Medis</w:t>
+        <w:t>4.3 Melihat Detail Pasien dan Keluhan</w:t>
       </w:r>
     </w:p>
     <w:p>
@@ -7095,7 +8138,13 @@
           <w:b/>
           <w:color w:val="000000" w:themeColor="text1"/>
         </w:rPr>
-        <w:t>Tujuan fitur: Membantu proses pencatatan tindakan medis, resep, odontogram, dan rekam medis pasien. Catatan: Modul tindakan juga dapat diakses langsung melalui Portal Dokter. Lihat Bab 4 untuk panduan lengkap fitur dokter.</w:t>
+        <w:t xml:space="preserve">Tujuan fitur: </w:t>
+      </w:r>
+      <w:r>
+        <w:rPr>
+          <w:color w:val="000000" w:themeColor="text1"/>
+        </w:rPr>
+        <w:t>Memeriksa informasi pasien sebelum proses pelayanan dilakukan.</w:t>
       </w:r>
     </w:p>
     <w:p>
@@ -7123,7 +8172,7 @@
         <w:rPr>
           <w:color w:val="000000" w:themeColor="text1"/>
         </w:rPr>
-        <w:t>Pilih menu Tindakan atau Rekam Medis sesuai struktur menu aplikasi.</w:t>
+        <w:t>Buka detail pasien dari daftar appointment.</w:t>
       </w:r>
     </w:p>
     <w:p>
@@ -7137,7 +8186,7 @@
         <w:rPr>
           <w:color w:val="000000" w:themeColor="text1"/>
         </w:rPr>
-        <w:t>Pilih pasien atau appointment yang akan diproses.</w:t>
+        <w:t>Periksa identitas pasien seperti nama, kontak, dan klinik appointment.</w:t>
       </w:r>
     </w:p>
     <w:p>
@@ -7151,7 +8200,7 @@
         <w:rPr>
           <w:color w:val="000000" w:themeColor="text1"/>
         </w:rPr>
-        <w:t>Pastikan identitas pasien, klinik, dan dokter sudah sesuai.</w:t>
+        <w:t>Tinjau keluhan utama pasien dan jawaban questionnaire.</w:t>
       </w:r>
     </w:p>
     <w:p>
@@ -7165,21 +8214,7 @@
         <w:rPr>
           <w:color w:val="000000" w:themeColor="text1"/>
         </w:rPr>
-        <w:t>Isi data tindakan, resep, catatan dokter, dan odontogram apabila diperlukan.</w:t>
-      </w:r>
-    </w:p>
-    <w:p>
-      <w:pPr>
-        <w:pStyle w:val="ListNumber"/>
-        <w:rPr>
-          <w:color w:val="000000" w:themeColor="text1"/>
-        </w:rPr>
-      </w:pPr>
-      <w:r>
-        <w:rPr>
-          <w:color w:val="000000" w:themeColor="text1"/>
-        </w:rPr>
-        <w:t>Simpan data pemeriksaan.</w:t>
+        <w:t>Perhatikan tingkat urgensi yang dihitung sistem sebagai informasi pendukung.</w:t>
       </w:r>
     </w:p>
     <w:p>
@@ -7199,7 +8234,7 @@
         <w:rPr>
           <w:color w:val="000000" w:themeColor="text1"/>
         </w:rPr>
-        <w:t>Data pemeriksaan tersimpan sebagai bagian dari rekam medis pasien.</w:t>
+        <w:t>Dokter memperoleh informasi awal mengenai kondisi pasien sebelum pemeriksaan.</w:t>
       </w:r>
     </w:p>
     <w:tbl>
@@ -7214,7 +8249,6 @@
       </w:tblGrid>
       <w:tr>
         <w:trPr>
-          <w:trHeight/>
           <w:jc w:val="center"/>
         </w:trPr>
         <w:tc>
@@ -7235,24 +8269,27 @@
                 <w:color w:val="000000" w:themeColor="text1"/>
               </w:rPr>
             </w:pPr>
-            <w:r/>
-            <w:r>
+            <w:r>
+              <w:rPr>
+                <w:noProof/>
+              </w:rPr>
               <w:drawing>
-                <wp:inline xmlns:a="http://schemas.openxmlformats.org/drawingml/2006/main" xmlns:pic="http://schemas.openxmlformats.org/drawingml/2006/picture">
-                  <wp:extent cx="5303520" cy="2679382"/>
-                  <wp:docPr id="13" name="Picture 13"/>
+                <wp:inline distT="0" distB="0" distL="0" distR="0" wp14:anchorId="59A349FF" wp14:editId="685AAAFA">
+                  <wp:extent cx="5303520" cy="2737390"/>
+                  <wp:effectExtent l="0" t="0" r="0" b="0"/>
+                  <wp:docPr id="17" name="Picture 17"/>
                   <wp:cNvGraphicFramePr>
-                    <a:graphicFrameLocks noChangeAspect="1"/>
+                    <a:graphicFrameLocks xmlns:a="http://schemas.openxmlformats.org/drawingml/2006/main" noChangeAspect="1"/>
                   </wp:cNvGraphicFramePr>
-                  <a:graphic>
+                  <a:graphic xmlns:a="http://schemas.openxmlformats.org/drawingml/2006/main">
                     <a:graphicData uri="http://schemas.openxmlformats.org/drawingml/2006/picture">
-                      <pic:pic>
+                      <pic:pic xmlns:pic="http://schemas.openxmlformats.org/drawingml/2006/picture">
                         <pic:nvPicPr>
-                          <pic:cNvPr id="0" name="66_tindakan_rekam_medis_1781607590232.png"/>
+                          <pic:cNvPr id="0" name="08_triage_dokter_view_1781491110747.png"/>
                           <pic:cNvPicPr/>
                         </pic:nvPicPr>
                         <pic:blipFill>
-                          <a:blip r:embed="rId25"/>
+                          <a:blip r:embed="rId24"/>
                           <a:stretch>
                             <a:fillRect/>
                           </a:stretch>
@@ -7260,9 +8297,11 @@
                         <pic:spPr>
                           <a:xfrm>
                             <a:off x="0" y="0"/>
-                            <a:ext cx="5303520" cy="2679382"/>
+                            <a:ext cx="5303520" cy="2737390"/>
                           </a:xfrm>
-                          <a:prstGeom prst="rect"/>
+                          <a:prstGeom prst="rect">
+                            <a:avLst/>
+                          </a:prstGeom>
                         </pic:spPr>
                       </pic:pic>
                     </a:graphicData>
@@ -7281,7 +8320,7 @@
                 <w:b/>
                 <w:sz w:val="22"/>
               </w:rPr>
-              <w:t>Halaman Modul Tindakan/Rekam Medis</w:t>
+              <w:t>Detail Pasien dan Keluhan</w:t>
             </w:r>
           </w:p>
         </w:tc>
@@ -7298,7 +8337,8 @@
         <w:rPr>
           <w:color w:val="000000" w:themeColor="text1"/>
         </w:rPr>
-        <w:t>Gambar 13. Halaman Modul Tindakan/Rekam Medis</w:t>
+        <w:lastRenderedPageBreak/>
+        <w:t>Gambar 17. Detail Pasien dan Keluhan</w:t>
       </w:r>
     </w:p>
     <w:p>
@@ -7312,7 +8352,7 @@
         <w:rPr>
           <w:color w:val="000000" w:themeColor="text1"/>
         </w:rPr>
-        <w:t>3.14 Logout Portal Admin/Staff</w:t>
+        <w:t>4.4 Meninjau Hasil Unggahan Citra dan AI</w:t>
       </w:r>
     </w:p>
     <w:p>
@@ -7332,7 +8372,7 @@
         <w:rPr>
           <w:color w:val="000000" w:themeColor="text1"/>
         </w:rPr>
-        <w:t>Mengakhiri sesi penggunaan aplikasi dengan aman.</w:t>
+        <w:t>Melihat citra gigi pasien dan hasil analisis awal karies/non-karies.</w:t>
       </w:r>
     </w:p>
     <w:p>
@@ -7360,7 +8400,7 @@
         <w:rPr>
           <w:color w:val="000000" w:themeColor="text1"/>
         </w:rPr>
-        <w:t>Klik nama pengguna atau menu profil pada bagian navigasi.</w:t>
+        <w:t>Pada halaman detail pasien, buka bagian unggahan citra gigi.</w:t>
       </w:r>
     </w:p>
     <w:p>
@@ -7374,7 +8414,7 @@
         <w:rPr>
           <w:color w:val="000000" w:themeColor="text1"/>
         </w:rPr>
-        <w:t>Pilih Logout atau Keluar.</w:t>
+        <w:t>Perhatikan citra yang diunggah pasien.</w:t>
       </w:r>
     </w:p>
     <w:p>
@@ -7388,7 +8428,21 @@
         <w:rPr>
           <w:color w:val="000000" w:themeColor="text1"/>
         </w:rPr>
-        <w:t>Pastikan sistem kembali ke halaman login.</w:t>
+        <w:t>Lihat hasil analisis awal sistem berupa prediksi karies atau non-karies serta nilai confidence apabila tersedia.</w:t>
+      </w:r>
+    </w:p>
+    <w:p>
+      <w:pPr>
+        <w:pStyle w:val="ListNumber"/>
+        <w:rPr>
+          <w:color w:val="000000" w:themeColor="text1"/>
+        </w:rPr>
+      </w:pPr>
+      <w:r>
+        <w:rPr>
+          <w:color w:val="000000" w:themeColor="text1"/>
+        </w:rPr>
+        <w:t>Gunakan hasil tersebut hanya sebagai informasi pendukung, bukan diagnosis final.</w:t>
       </w:r>
     </w:p>
     <w:p>
@@ -7408,7 +8462,7 @@
         <w:rPr>
           <w:color w:val="000000" w:themeColor="text1"/>
         </w:rPr>
-        <w:t>Sesi pengguna berakhir dan akun tidak dapat digunakan oleh orang lain pada perangkat yang sama.</w:t>
+        <w:t>Dokter dapat menjadikan hasil AI sebagai bahan pertimbangan awal sebelum pemeriksaan langsung.</w:t>
       </w:r>
     </w:p>
     <w:tbl>
@@ -7423,7 +8477,6 @@
       </w:tblGrid>
       <w:tr>
         <w:trPr>
-          <w:trHeight/>
           <w:jc w:val="center"/>
         </w:trPr>
         <w:tc>
@@ -7444,20 +8497,251 @@
                 <w:color w:val="000000" w:themeColor="text1"/>
               </w:rPr>
             </w:pPr>
-            <w:r/>
-            <w:r>
+            <w:r>
+              <w:rPr>
+                <w:noProof/>
+              </w:rPr>
               <w:drawing>
-                <wp:inline xmlns:a="http://schemas.openxmlformats.org/drawingml/2006/main" xmlns:pic="http://schemas.openxmlformats.org/drawingml/2006/picture">
+                <wp:inline distT="0" distB="0" distL="0" distR="0" wp14:anchorId="795E35DF" wp14:editId="2E45B249">
                   <wp:extent cx="5303520" cy="2737390"/>
-                  <wp:docPr id="14" name="Picture 14"/>
+                  <wp:effectExtent l="0" t="0" r="0" b="0"/>
+                  <wp:docPr id="18" name="Picture 18"/>
                   <wp:cNvGraphicFramePr>
-                    <a:graphicFrameLocks noChangeAspect="1"/>
+                    <a:graphicFrameLocks xmlns:a="http://schemas.openxmlformats.org/drawingml/2006/main" noChangeAspect="1"/>
                   </wp:cNvGraphicFramePr>
-                  <a:graphic>
+                  <a:graphic xmlns:a="http://schemas.openxmlformats.org/drawingml/2006/main">
                     <a:graphicData uri="http://schemas.openxmlformats.org/drawingml/2006/picture">
-                      <pic:pic>
+                      <pic:pic xmlns:pic="http://schemas.openxmlformats.org/drawingml/2006/picture">
                         <pic:nvPicPr>
-                          <pic:cNvPr id="0" name="11_logout_pengguna_1781474544132.png"/>
+                          <pic:cNvPr id="0" name="39_analisis_triage_ai_1781474398266.png"/>
+                          <pic:cNvPicPr/>
+                        </pic:nvPicPr>
+                        <pic:blipFill>
+                          <a:blip r:embed="rId25"/>
+                          <a:stretch>
+                            <a:fillRect/>
+                          </a:stretch>
+                        </pic:blipFill>
+                        <pic:spPr>
+                          <a:xfrm>
+                            <a:off x="0" y="0"/>
+                            <a:ext cx="5303520" cy="2737390"/>
+                          </a:xfrm>
+                          <a:prstGeom prst="rect">
+                            <a:avLst/>
+                          </a:prstGeom>
+                        </pic:spPr>
+                      </pic:pic>
+                    </a:graphicData>
+                  </a:graphic>
+                </wp:inline>
+              </w:drawing>
+            </w:r>
+          </w:p>
+          <w:p>
+            <w:pPr>
+              <w:spacing w:before="120" w:after="80"/>
+              <w:jc w:val="center"/>
+            </w:pPr>
+            <w:r>
+              <w:rPr>
+                <w:b/>
+                <w:sz w:val="22"/>
+              </w:rPr>
+              <w:t>Hasil Unggahan Citra dan Analisis AI</w:t>
+            </w:r>
+          </w:p>
+        </w:tc>
+      </w:tr>
+    </w:tbl>
+    <w:p>
+      <w:pPr>
+        <w:pStyle w:val="CaptionSIGIGI"/>
+        <w:rPr>
+          <w:color w:val="000000" w:themeColor="text1"/>
+        </w:rPr>
+      </w:pPr>
+      <w:r>
+        <w:rPr>
+          <w:color w:val="000000" w:themeColor="text1"/>
+        </w:rPr>
+        <w:t>Gambar 18. Hasil Unggahan Citra dan Analisis AI</w:t>
+      </w:r>
+    </w:p>
+    <w:p>
+      <w:pPr>
+        <w:pStyle w:val="Heading3"/>
+        <w:rPr>
+          <w:color w:val="000000" w:themeColor="text1"/>
+        </w:rPr>
+      </w:pPr>
+      <w:r>
+        <w:rPr>
+          <w:color w:val="000000" w:themeColor="text1"/>
+        </w:rPr>
+        <w:t>4.5 Mengisi Odontogram</w:t>
+      </w:r>
+    </w:p>
+    <w:p>
+      <w:pPr>
+        <w:rPr>
+          <w:color w:val="000000" w:themeColor="text1"/>
+        </w:rPr>
+      </w:pPr>
+      <w:r>
+        <w:rPr>
+          <w:b/>
+          <w:color w:val="000000" w:themeColor="text1"/>
+        </w:rPr>
+        <w:t xml:space="preserve">Tujuan fitur: </w:t>
+      </w:r>
+      <w:r>
+        <w:rPr>
+          <w:color w:val="000000" w:themeColor="text1"/>
+        </w:rPr>
+        <w:t>Mencatat kondisi gigi pasien dalam bentuk representasi odontogram.</w:t>
+      </w:r>
+    </w:p>
+    <w:p>
+      <w:pPr>
+        <w:rPr>
+          <w:color w:val="000000" w:themeColor="text1"/>
+        </w:rPr>
+      </w:pPr>
+      <w:r>
+        <w:rPr>
+          <w:b/>
+          <w:color w:val="000000" w:themeColor="text1"/>
+        </w:rPr>
+        <w:t>Langkah penggunaan:</w:t>
+      </w:r>
+    </w:p>
+    <w:p>
+      <w:pPr>
+        <w:pStyle w:val="ListNumber"/>
+        <w:rPr>
+          <w:color w:val="000000" w:themeColor="text1"/>
+        </w:rPr>
+      </w:pPr>
+      <w:r>
+        <w:rPr>
+          <w:color w:val="000000" w:themeColor="text1"/>
+        </w:rPr>
+        <w:t>Buka bagian Odontogram pada detail pasien atau modul tindakan.</w:t>
+      </w:r>
+    </w:p>
+    <w:p>
+      <w:pPr>
+        <w:pStyle w:val="ListNumber"/>
+        <w:rPr>
+          <w:color w:val="000000" w:themeColor="text1"/>
+        </w:rPr>
+      </w:pPr>
+      <w:r>
+        <w:rPr>
+          <w:color w:val="000000" w:themeColor="text1"/>
+        </w:rPr>
+        <w:t>Pilih nomor gigi yang akan ditandai.</w:t>
+      </w:r>
+    </w:p>
+    <w:p>
+      <w:pPr>
+        <w:pStyle w:val="ListNumber"/>
+        <w:rPr>
+          <w:color w:val="000000" w:themeColor="text1"/>
+        </w:rPr>
+      </w:pPr>
+      <w:r>
+        <w:rPr>
+          <w:color w:val="000000" w:themeColor="text1"/>
+        </w:rPr>
+        <w:t>Tentukan kondisi atau tindakan pada gigi sesuai hasil pemeriksaan.</w:t>
+      </w:r>
+    </w:p>
+    <w:p>
+      <w:pPr>
+        <w:pStyle w:val="ListNumber"/>
+        <w:rPr>
+          <w:color w:val="000000" w:themeColor="text1"/>
+        </w:rPr>
+      </w:pPr>
+      <w:r>
+        <w:rPr>
+          <w:color w:val="000000" w:themeColor="text1"/>
+        </w:rPr>
+        <w:t>Simpan perubahan odontogram.</w:t>
+      </w:r>
+    </w:p>
+    <w:p>
+      <w:pPr>
+        <w:rPr>
+          <w:color w:val="000000" w:themeColor="text1"/>
+        </w:rPr>
+      </w:pPr>
+      <w:r>
+        <w:rPr>
+          <w:b/>
+          <w:color w:val="000000" w:themeColor="text1"/>
+        </w:rPr>
+        <w:t xml:space="preserve">Hasil yang diharapkan: </w:t>
+      </w:r>
+      <w:r>
+        <w:rPr>
+          <w:color w:val="000000" w:themeColor="text1"/>
+        </w:rPr>
+        <w:t>Data odontogram pasien tersimpan dan dapat digunakan sebagai bagian dari rekam medis.</w:t>
+      </w:r>
+    </w:p>
+    <w:tbl>
+      <w:tblPr>
+        <w:tblStyle w:val="TableGrid"/>
+        <w:tblW w:w="0" w:type="auto"/>
+        <w:jc w:val="center"/>
+        <w:tblLook w:val="04A0" w:firstRow="1" w:lastRow="0" w:firstColumn="1" w:lastColumn="0" w:noHBand="0" w:noVBand="1"/>
+      </w:tblPr>
+      <w:tblGrid>
+        <w:gridCol w:w="9792"/>
+      </w:tblGrid>
+      <w:tr>
+        <w:trPr>
+          <w:jc w:val="center"/>
+        </w:trPr>
+        <w:tc>
+          <w:tcPr>
+            <w:tcW w:w="9792" w:type="dxa"/>
+            <w:tcBorders>
+              <w:top w:val="single" w:sz="12" w:space="0" w:color="94A3B8"/>
+              <w:left w:val="single" w:sz="12" w:space="0" w:color="94A3B8"/>
+              <w:bottom w:val="single" w:sz="12" w:space="0" w:color="94A3B8"/>
+              <w:right w:val="single" w:sz="12" w:space="0" w:color="94A3B8"/>
+            </w:tcBorders>
+            <w:shd w:val="clear" w:color="auto" w:fill="F1F5F9"/>
+          </w:tcPr>
+          <w:p>
+            <w:pPr>
+              <w:jc w:val="center"/>
+              <w:rPr>
+                <w:color w:val="000000" w:themeColor="text1"/>
+              </w:rPr>
+            </w:pPr>
+            <w:r>
+              <w:rPr>
+                <w:noProof/>
+              </w:rPr>
+              <w:lastRenderedPageBreak/>
+              <w:drawing>
+                <wp:inline distT="0" distB="0" distL="0" distR="0" wp14:anchorId="42D5612D" wp14:editId="0EFDE034">
+                  <wp:extent cx="5303520" cy="2737390"/>
+                  <wp:effectExtent l="0" t="0" r="0" b="0"/>
+                  <wp:docPr id="19" name="Picture 19"/>
+                  <wp:cNvGraphicFramePr>
+                    <a:graphicFrameLocks xmlns:a="http://schemas.openxmlformats.org/drawingml/2006/main" noChangeAspect="1"/>
+                  </wp:cNvGraphicFramePr>
+                  <a:graphic xmlns:a="http://schemas.openxmlformats.org/drawingml/2006/main">
+                    <a:graphicData uri="http://schemas.openxmlformats.org/drawingml/2006/picture">
+                      <pic:pic xmlns:pic="http://schemas.openxmlformats.org/drawingml/2006/picture">
+                        <pic:nvPicPr>
+                          <pic:cNvPr id="0" name="44_odontogram_interaktif_1781491174771.png"/>
                           <pic:cNvPicPr/>
                         </pic:nvPicPr>
                         <pic:blipFill>
@@ -7471,7 +8755,9 @@
                             <a:off x="0" y="0"/>
                             <a:ext cx="5303520" cy="2737390"/>
                           </a:xfrm>
-                          <a:prstGeom prst="rect"/>
+                          <a:prstGeom prst="rect">
+                            <a:avLst/>
+                          </a:prstGeom>
                         </pic:spPr>
                       </pic:pic>
                     </a:graphicData>
@@ -7490,7 +8776,7 @@
                 <w:b/>
                 <w:sz w:val="22"/>
               </w:rPr>
-              <w:t>Menu Logout Admin/Staff</w:t>
+              <w:t>Form Odontogram Dokter</w:t>
             </w:r>
           </w:p>
         </w:tc>
@@ -7507,48 +8793,7 @@
         <w:rPr>
           <w:color w:val="000000" w:themeColor="text1"/>
         </w:rPr>
-        <w:t>Gambar 14. Menu Logout Admin/Staff</w:t>
-      </w:r>
-    </w:p>
-    <w:p>
-      <w:pPr>
-        <w:rPr>
-          <w:color w:val="000000" w:themeColor="text1"/>
-        </w:rPr>
-      </w:pPr>
-      <w:r>
-        <w:rPr>
-          <w:color w:val="000000" w:themeColor="text1"/>
-        </w:rPr>
-        <w:br w:type="page"/>
-      </w:r>
-    </w:p>
-    <w:p>
-      <w:pPr>
-        <w:pStyle w:val="Heading1"/>
-        <w:rPr>
-          <w:color w:val="000000" w:themeColor="text1"/>
-        </w:rPr>
-      </w:pPr>
-      <w:r>
-        <w:rPr>
-          <w:color w:val="000000" w:themeColor="text1"/>
-        </w:rPr>
-        <w:lastRenderedPageBreak/>
-        <w:t>4. Panduan Penggunaan Portal Dokter</w:t>
-      </w:r>
-    </w:p>
-    <w:p>
-      <w:pPr>
-        <w:rPr>
-          <w:color w:val="000000" w:themeColor="text1"/>
-        </w:rPr>
-      </w:pPr>
-      <w:r>
-        <w:rPr>
-          <w:color w:val="000000" w:themeColor="text1"/>
-        </w:rPr>
-        <w:t>Portal dokter digunakan untuk mendukung proses pelayanan pasien setelah pasien melakukan appointment. Dokter dapat melihat data appointment, meninjau keluhan, melihat hasil analisis awal citra, mengisi odontogram, tindakan, resep, dan menyelesaikan kunjungan.</w:t>
+        <w:t>Gambar 19. Form Odontogram Dokter</w:t>
       </w:r>
     </w:p>
     <w:p>
@@ -7562,7 +8807,7 @@
         <w:rPr>
           <w:color w:val="000000" w:themeColor="text1"/>
         </w:rPr>
-        <w:t>4.1 Login Sebagai Dokter</w:t>
+        <w:t>4.6 Menginput Tindakan</w:t>
       </w:r>
     </w:p>
     <w:p>
@@ -7582,7 +8827,7 @@
         <w:rPr>
           <w:color w:val="000000" w:themeColor="text1"/>
         </w:rPr>
-        <w:t>Masuk ke portal internal menggunakan akun dokter.</w:t>
+        <w:t>Mencatat tindakan medis yang diberikan kepada pasien.</w:t>
       </w:r>
     </w:p>
     <w:p>
@@ -7610,7 +8855,7 @@
         <w:rPr>
           <w:color w:val="000000" w:themeColor="text1"/>
         </w:rPr>
-        <w:t>Buka halaman login portal staff/dokter.</w:t>
+        <w:t>Buka form Tindakan.</w:t>
       </w:r>
     </w:p>
     <w:p>
@@ -7624,7 +8869,7 @@
         <w:rPr>
           <w:color w:val="000000" w:themeColor="text1"/>
         </w:rPr>
-        <w:t>Masukkan email dan password akun dokter.</w:t>
+        <w:t>Pilih tindakan dari daftar master tindakan.</w:t>
       </w:r>
     </w:p>
     <w:p>
@@ -7638,7 +8883,7 @@
         <w:rPr>
           <w:color w:val="000000" w:themeColor="text1"/>
         </w:rPr>
-        <w:t>Klik Login.</w:t>
+        <w:t>Isi nomor gigi apabila tindakan berkaitan dengan gigi tertentu (contoh: 46, 36, 11). Untuk tindakan umum seperti scaling atau kontrol, kolom nomor gigi dapat dikosongkan.</w:t>
       </w:r>
     </w:p>
     <w:p>
@@ -7652,7 +8897,35 @@
         <w:rPr>
           <w:color w:val="000000" w:themeColor="text1"/>
         </w:rPr>
-        <w:t>Pastikan sistem menampilkan halaman appointment atau dashboard dokter.</w:t>
+        <w:t>Tambahkan catatan tindakan apabila diperlukan.</w:t>
+      </w:r>
+    </w:p>
+    <w:p>
+      <w:pPr>
+        <w:pStyle w:val="ListNumber"/>
+        <w:rPr>
+          <w:color w:val="000000" w:themeColor="text1"/>
+        </w:rPr>
+      </w:pPr>
+      <w:r>
+        <w:rPr>
+          <w:color w:val="000000" w:themeColor="text1"/>
+        </w:rPr>
+        <w:t>Simpan data tindakan.</w:t>
+      </w:r>
+    </w:p>
+    <w:p>
+      <w:pPr>
+        <w:pStyle w:val="ListNumber"/>
+        <w:rPr>
+          <w:color w:val="000000" w:themeColor="text1"/>
+        </w:rPr>
+      </w:pPr>
+      <w:r>
+        <w:rPr>
+          <w:color w:val="000000" w:themeColor="text1"/>
+        </w:rPr>
+        <w:t>Pastikan harga tindakan yang muncul sesuai dengan klinik appointment.</w:t>
       </w:r>
     </w:p>
     <w:p>
@@ -7672,7 +8945,7 @@
         <w:rPr>
           <w:color w:val="000000" w:themeColor="text1"/>
         </w:rPr>
-        <w:t>Dokter berhasil masuk ke portal dokter dan dapat melihat daftar appointment pasien.</w:t>
+        <w:t>Tindakan tersimpan dan masuk ke ringkasan biaya serta rekam medis pasien.</w:t>
       </w:r>
     </w:p>
     <w:tbl>
@@ -7687,7 +8960,6 @@
       </w:tblGrid>
       <w:tr>
         <w:trPr>
-          <w:trHeight/>
           <w:jc w:val="center"/>
         </w:trPr>
         <w:tc>
@@ -7708,243 +8980,24 @@
                 <w:color w:val="000000" w:themeColor="text1"/>
               </w:rPr>
             </w:pPr>
-            <w:r/>
-            <w:r>
+            <w:r>
+              <w:rPr>
+                <w:noProof/>
+              </w:rPr>
+              <w:lastRenderedPageBreak/>
               <w:drawing>
-                <wp:inline xmlns:a="http://schemas.openxmlformats.org/drawingml/2006/main" xmlns:pic="http://schemas.openxmlformats.org/drawingml/2006/picture">
+                <wp:inline distT="0" distB="0" distL="0" distR="0" wp14:anchorId="3C8EF119" wp14:editId="52C42D7D">
                   <wp:extent cx="5303520" cy="2737390"/>
-                  <wp:docPr id="15" name="Picture 15"/>
+                  <wp:effectExtent l="0" t="0" r="0" b="0"/>
+                  <wp:docPr id="20" name="Picture 20"/>
                   <wp:cNvGraphicFramePr>
-                    <a:graphicFrameLocks noChangeAspect="1"/>
+                    <a:graphicFrameLocks xmlns:a="http://schemas.openxmlformats.org/drawingml/2006/main" noChangeAspect="1"/>
                   </wp:cNvGraphicFramePr>
-                  <a:graphic>
+                  <a:graphic xmlns:a="http://schemas.openxmlformats.org/drawingml/2006/main">
                     <a:graphicData uri="http://schemas.openxmlformats.org/drawingml/2006/picture">
-                      <pic:pic>
+                      <pic:pic xmlns:pic="http://schemas.openxmlformats.org/drawingml/2006/picture">
                         <pic:nvPicPr>
-                          <pic:cNvPr id="0" name="01_login_staf_sukses_1781491070641.png"/>
-                          <pic:cNvPicPr/>
-                        </pic:nvPicPr>
-                        <pic:blipFill>
-                          <a:blip r:embed="rId13"/>
-                          <a:stretch>
-                            <a:fillRect/>
-                          </a:stretch>
-                        </pic:blipFill>
-                        <pic:spPr>
-                          <a:xfrm>
-                            <a:off x="0" y="0"/>
-                            <a:ext cx="5303520" cy="2737390"/>
-                          </a:xfrm>
-                          <a:prstGeom prst="rect"/>
-                        </pic:spPr>
-                      </pic:pic>
-                    </a:graphicData>
-                  </a:graphic>
-                </wp:inline>
-              </w:drawing>
-            </w:r>
-          </w:p>
-          <w:p>
-            <w:pPr>
-              <w:spacing w:before="120" w:after="80"/>
-              <w:jc w:val="center"/>
-            </w:pPr>
-            <w:r>
-              <w:rPr>
-                <w:b/>
-                <w:sz w:val="22"/>
-              </w:rPr>
-              <w:t>Halaman Login Dokter</w:t>
-            </w:r>
-          </w:p>
-        </w:tc>
-      </w:tr>
-    </w:tbl>
-    <w:p>
-      <w:pPr>
-        <w:pStyle w:val="CaptionSIGIGI"/>
-        <w:rPr>
-          <w:color w:val="000000" w:themeColor="text1"/>
-        </w:rPr>
-      </w:pPr>
-      <w:r>
-        <w:rPr>
-          <w:color w:val="000000" w:themeColor="text1"/>
-        </w:rPr>
-        <w:t>Gambar 15. Halaman Login Dokter</w:t>
-      </w:r>
-    </w:p>
-    <w:p>
-      <w:pPr>
-        <w:pStyle w:val="Heading3"/>
-        <w:rPr>
-          <w:color w:val="000000" w:themeColor="text1"/>
-        </w:rPr>
-      </w:pPr>
-      <w:r>
-        <w:rPr>
-          <w:color w:val="000000" w:themeColor="text1"/>
-        </w:rPr>
-        <w:t>4.2 Melihat Daftar Appointment</w:t>
-      </w:r>
-    </w:p>
-    <w:p>
-      <w:pPr>
-        <w:rPr>
-          <w:color w:val="000000" w:themeColor="text1"/>
-        </w:rPr>
-      </w:pPr>
-      <w:r>
-        <w:rPr>
-          <w:b/>
-          <w:color w:val="000000" w:themeColor="text1"/>
-        </w:rPr>
-        <w:t xml:space="preserve">Tujuan fitur: </w:t>
-      </w:r>
-      <w:r>
-        <w:rPr>
-          <w:color w:val="000000" w:themeColor="text1"/>
-        </w:rPr>
-        <w:t>Meninjau daftar pasien yang sudah melakukan appointment.</w:t>
-      </w:r>
-    </w:p>
-    <w:p>
-      <w:pPr>
-        <w:rPr>
-          <w:color w:val="000000" w:themeColor="text1"/>
-        </w:rPr>
-      </w:pPr>
-      <w:r>
-        <w:rPr>
-          <w:b/>
-          <w:color w:val="000000" w:themeColor="text1"/>
-        </w:rPr>
-        <w:t>Langkah penggunaan:</w:t>
-      </w:r>
-    </w:p>
-    <w:p>
-      <w:pPr>
-        <w:pStyle w:val="ListNumber"/>
-        <w:rPr>
-          <w:color w:val="000000" w:themeColor="text1"/>
-        </w:rPr>
-      </w:pPr>
-      <w:r>
-        <w:rPr>
-          <w:color w:val="000000" w:themeColor="text1"/>
-        </w:rPr>
-        <w:t>Buka menu Appointment atau daftar pasien pada dashboard dokter.</w:t>
-      </w:r>
-    </w:p>
-    <w:p>
-      <w:pPr>
-        <w:pStyle w:val="ListNumber"/>
-        <w:rPr>
-          <w:color w:val="000000" w:themeColor="text1"/>
-        </w:rPr>
-      </w:pPr>
-      <w:r>
-        <w:rPr>
-          <w:color w:val="000000" w:themeColor="text1"/>
-        </w:rPr>
-        <w:t>Perhatikan nama pasien, tingkat urgensi, estimasi pelayanan, klinik, dan status appointment.</w:t>
-      </w:r>
-    </w:p>
-    <w:p>
-      <w:pPr>
-        <w:pStyle w:val="ListNumber"/>
-        <w:rPr>
-          <w:color w:val="000000" w:themeColor="text1"/>
-        </w:rPr>
-      </w:pPr>
-      <w:r>
-        <w:rPr>
-          <w:color w:val="000000" w:themeColor="text1"/>
-        </w:rPr>
-        <w:t>Gunakan pencarian atau filter apabila daftar appointment cukup banyak.</w:t>
-      </w:r>
-    </w:p>
-    <w:p>
-      <w:pPr>
-        <w:pStyle w:val="ListNumber"/>
-        <w:rPr>
-          <w:color w:val="000000" w:themeColor="text1"/>
-        </w:rPr>
-      </w:pPr>
-      <w:r>
-        <w:rPr>
-          <w:color w:val="000000" w:themeColor="text1"/>
-        </w:rPr>
-        <w:t>Klik salah satu pasien untuk membuka detail appointment.</w:t>
-      </w:r>
-    </w:p>
-    <w:p>
-      <w:pPr>
-        <w:rPr>
-          <w:color w:val="000000" w:themeColor="text1"/>
-        </w:rPr>
-      </w:pPr>
-      <w:r>
-        <w:rPr>
-          <w:b/>
-          <w:color w:val="000000" w:themeColor="text1"/>
-        </w:rPr>
-        <w:t xml:space="preserve">Hasil yang diharapkan: </w:t>
-      </w:r>
-      <w:r>
-        <w:rPr>
-          <w:color w:val="000000" w:themeColor="text1"/>
-        </w:rPr>
-        <w:t>Dokter dapat menentukan pasien yang akan diperiksa berdasarkan daftar appointment yang tersedia.</w:t>
-      </w:r>
-    </w:p>
-    <w:tbl>
-      <w:tblPr>
-        <w:tblStyle w:val="TableGrid"/>
-        <w:tblW w:w="0" w:type="auto"/>
-        <w:jc w:val="center"/>
-        <w:tblLook w:val="04A0" w:firstRow="1" w:lastRow="0" w:firstColumn="1" w:lastColumn="0" w:noHBand="0" w:noVBand="1"/>
-      </w:tblPr>
-      <w:tblGrid>
-        <w:gridCol w:w="9792"/>
-      </w:tblGrid>
-      <w:tr>
-        <w:trPr>
-          <w:trHeight/>
-          <w:jc w:val="center"/>
-        </w:trPr>
-        <w:tc>
-          <w:tcPr>
-            <w:tcW w:w="9792" w:type="dxa"/>
-            <w:tcBorders>
-              <w:top w:val="single" w:sz="12" w:space="0" w:color="94A3B8"/>
-              <w:left w:val="single" w:sz="12" w:space="0" w:color="94A3B8"/>
-              <w:bottom w:val="single" w:sz="12" w:space="0" w:color="94A3B8"/>
-              <w:right w:val="single" w:sz="12" w:space="0" w:color="94A3B8"/>
-            </w:tcBorders>
-            <w:shd w:val="clear" w:color="auto" w:fill="F1F5F9"/>
-          </w:tcPr>
-          <w:p>
-            <w:pPr>
-              <w:jc w:val="center"/>
-              <w:rPr>
-                <w:color w:val="000000" w:themeColor="text1"/>
-              </w:rPr>
-            </w:pPr>
-            <w:r/>
-            <w:r>
-              <w:drawing>
-                <wp:inline xmlns:a="http://schemas.openxmlformats.org/drawingml/2006/main" xmlns:pic="http://schemas.openxmlformats.org/drawingml/2006/picture">
-                  <wp:extent cx="5303520" cy="2737390"/>
-                  <wp:docPr id="16" name="Picture 16"/>
-                  <wp:cNvGraphicFramePr>
-                    <a:graphicFrameLocks noChangeAspect="1"/>
-                  </wp:cNvGraphicFramePr>
-                  <a:graphic>
-                    <a:graphicData uri="http://schemas.openxmlformats.org/drawingml/2006/picture">
-                      <pic:pic>
-                        <pic:nvPicPr>
-                          <pic:cNvPr id="0" name="42_jadwal_antrian_aktif_1781491084293.png"/>
+                          <pic:cNvPr id="0" name="47_catat_rekam_medis_1781491292298.png"/>
                           <pic:cNvPicPr/>
                         </pic:nvPicPr>
                         <pic:blipFill>
@@ -7958,7 +9011,9 @@
                             <a:off x="0" y="0"/>
                             <a:ext cx="5303520" cy="2737390"/>
                           </a:xfrm>
-                          <a:prstGeom prst="rect"/>
+                          <a:prstGeom prst="rect">
+                            <a:avLst/>
+                          </a:prstGeom>
                         </pic:spPr>
                       </pic:pic>
                     </a:graphicData>
@@ -7977,7 +9032,7 @@
                 <w:b/>
                 <w:sz w:val="22"/>
               </w:rPr>
-              <w:t>Daftar Appointment Dokter</w:t>
+              <w:t>Form Input Tindakan</w:t>
             </w:r>
           </w:p>
         </w:tc>
@@ -7994,8 +9049,7 @@
         <w:rPr>
           <w:color w:val="000000" w:themeColor="text1"/>
         </w:rPr>
-        <w:lastRenderedPageBreak/>
-        <w:t>Gambar 16. Daftar Appointment Dokter</w:t>
+        <w:t>Gambar 20. Form Input Tindakan</w:t>
       </w:r>
     </w:p>
     <w:p>
@@ -8009,7 +9063,7 @@
         <w:rPr>
           <w:color w:val="000000" w:themeColor="text1"/>
         </w:rPr>
-        <w:t>4.3 Melihat Detail Pasien dan Keluhan</w:t>
+        <w:t>4.7 Menginput Resep</w:t>
       </w:r>
     </w:p>
     <w:p>
@@ -8029,7 +9083,7 @@
         <w:rPr>
           <w:color w:val="000000" w:themeColor="text1"/>
         </w:rPr>
-        <w:t>Memeriksa informasi pasien sebelum proses pelayanan dilakukan.</w:t>
+        <w:t>Mencatat obat yang diberikan kepada pasien.</w:t>
       </w:r>
     </w:p>
     <w:p>
@@ -8057,7 +9111,7 @@
         <w:rPr>
           <w:color w:val="000000" w:themeColor="text1"/>
         </w:rPr>
-        <w:t>Buka detail pasien dari daftar appointment.</w:t>
+        <w:t>Buka form Resep.</w:t>
       </w:r>
     </w:p>
     <w:p>
@@ -8071,7 +9125,7 @@
         <w:rPr>
           <w:color w:val="000000" w:themeColor="text1"/>
         </w:rPr>
-        <w:t>Periksa identitas pasien seperti nama, kontak, dan klinik appointment.</w:t>
+        <w:t>Pilih obat dari daftar master obat.</w:t>
       </w:r>
     </w:p>
     <w:p>
@@ -8085,7 +9139,7 @@
         <w:rPr>
           <w:color w:val="000000" w:themeColor="text1"/>
         </w:rPr>
-        <w:t>Tinjau keluhan utama pasien dan jawaban questionnaire.</w:t>
+        <w:t>Isi jumlah obat dan aturan pakai.</w:t>
       </w:r>
     </w:p>
     <w:p>
@@ -8099,7 +9153,21 @@
         <w:rPr>
           <w:color w:val="000000" w:themeColor="text1"/>
         </w:rPr>
-        <w:t>Perhatikan tingkat urgensi yang dihitung sistem sebagai informasi pendukung.</w:t>
+        <w:t>Simpan data resep.</w:t>
+      </w:r>
+    </w:p>
+    <w:p>
+      <w:pPr>
+        <w:pStyle w:val="ListNumber"/>
+        <w:rPr>
+          <w:color w:val="000000" w:themeColor="text1"/>
+        </w:rPr>
+      </w:pPr>
+      <w:r>
+        <w:rPr>
+          <w:color w:val="000000" w:themeColor="text1"/>
+        </w:rPr>
+        <w:t>Pastikan harga obat yang muncul sesuai dengan klinik appointment.</w:t>
       </w:r>
     </w:p>
     <w:p>
@@ -8119,7 +9187,7 @@
         <w:rPr>
           <w:color w:val="000000" w:themeColor="text1"/>
         </w:rPr>
-        <w:t>Dokter memperoleh informasi awal mengenai kondisi pasien sebelum pemeriksaan.</w:t>
+        <w:t>Resep tersimpan dan dapat dicetak atau dilihat kembali pada riwayat pasien.</w:t>
       </w:r>
     </w:p>
     <w:tbl>
@@ -8134,7 +9202,6 @@
       </w:tblGrid>
       <w:tr>
         <w:trPr>
-          <w:trHeight/>
           <w:jc w:val="center"/>
         </w:trPr>
         <w:tc>
@@ -8155,20 +9222,23 @@
                 <w:color w:val="000000" w:themeColor="text1"/>
               </w:rPr>
             </w:pPr>
-            <w:r/>
-            <w:r>
+            <w:r>
+              <w:rPr>
+                <w:noProof/>
+              </w:rPr>
               <w:drawing>
-                <wp:inline xmlns:a="http://schemas.openxmlformats.org/drawingml/2006/main" xmlns:pic="http://schemas.openxmlformats.org/drawingml/2006/picture">
+                <wp:inline distT="0" distB="0" distL="0" distR="0" wp14:anchorId="4B11F358" wp14:editId="0AB15622">
                   <wp:extent cx="5303520" cy="2737390"/>
-                  <wp:docPr id="17" name="Picture 17"/>
+                  <wp:effectExtent l="0" t="0" r="0" b="0"/>
+                  <wp:docPr id="21" name="Picture 21"/>
                   <wp:cNvGraphicFramePr>
-                    <a:graphicFrameLocks noChangeAspect="1"/>
+                    <a:graphicFrameLocks xmlns:a="http://schemas.openxmlformats.org/drawingml/2006/main" noChangeAspect="1"/>
                   </wp:cNvGraphicFramePr>
-                  <a:graphic>
+                  <a:graphic xmlns:a="http://schemas.openxmlformats.org/drawingml/2006/main">
                     <a:graphicData uri="http://schemas.openxmlformats.org/drawingml/2006/picture">
-                      <pic:pic>
+                      <pic:pic xmlns:pic="http://schemas.openxmlformats.org/drawingml/2006/picture">
                         <pic:nvPicPr>
-                          <pic:cNvPr id="0" name="08_triage_dokter_view_1781491110747.png"/>
+                          <pic:cNvPr id="0" name="48_input_resep_obat_1781491341417.png"/>
                           <pic:cNvPicPr/>
                         </pic:nvPicPr>
                         <pic:blipFill>
@@ -8182,7 +9252,9 @@
                             <a:off x="0" y="0"/>
                             <a:ext cx="5303520" cy="2737390"/>
                           </a:xfrm>
-                          <a:prstGeom prst="rect"/>
+                          <a:prstGeom prst="rect">
+                            <a:avLst/>
+                          </a:prstGeom>
                         </pic:spPr>
                       </pic:pic>
                     </a:graphicData>
@@ -8201,7 +9273,7 @@
                 <w:b/>
                 <w:sz w:val="22"/>
               </w:rPr>
-              <w:t>Detail Pasien dan Keluhan</w:t>
+              <w:t>Form Input Resep</w:t>
             </w:r>
           </w:p>
         </w:tc>
@@ -8218,7 +9290,8 @@
         <w:rPr>
           <w:color w:val="000000" w:themeColor="text1"/>
         </w:rPr>
-        <w:t>Gambar 17. Detail Pasien dan Keluhan</w:t>
+        <w:lastRenderedPageBreak/>
+        <w:t>Gambar 21. Form Input Resep</w:t>
       </w:r>
     </w:p>
     <w:p>
@@ -8232,7 +9305,7 @@
         <w:rPr>
           <w:color w:val="000000" w:themeColor="text1"/>
         </w:rPr>
-        <w:t>4.4 Meninjau Hasil Unggahan Citra dan AI</w:t>
+        <w:t>4.8 Mengisi Catatan Dokter dan Menyelesaikan Kunjungan</w:t>
       </w:r>
     </w:p>
     <w:p>
@@ -8252,7 +9325,7 @@
         <w:rPr>
           <w:color w:val="000000" w:themeColor="text1"/>
         </w:rPr>
-        <w:t>Melihat citra gigi pasien dan hasil analisis awal karies/non-karies.</w:t>
+        <w:t>Menyimpan hasil pemeriksaan akhir dan mengubah status kunjungan.</w:t>
       </w:r>
     </w:p>
     <w:p>
@@ -8280,7 +9353,7 @@
         <w:rPr>
           <w:color w:val="000000" w:themeColor="text1"/>
         </w:rPr>
-        <w:t>Pada halaman detail pasien, buka bagian unggahan citra gigi.</w:t>
+        <w:t>Isi catatan dokter sesuai hasil pemeriksaan.</w:t>
       </w:r>
     </w:p>
     <w:p>
@@ -8294,7 +9367,7 @@
         <w:rPr>
           <w:color w:val="000000" w:themeColor="text1"/>
         </w:rPr>
-        <w:t>Perhatikan citra yang diunggah pasien.</w:t>
+        <w:t>Periksa kembali tindakan, resep, odontogram, dan ringkasan biaya.</w:t>
       </w:r>
     </w:p>
     <w:p>
@@ -8308,7 +9381,7 @@
         <w:rPr>
           <w:color w:val="000000" w:themeColor="text1"/>
         </w:rPr>
-        <w:t>Lihat hasil analisis awal sistem berupa prediksi karies atau non-karies serta nilai confidence apabila tersedia.</w:t>
+        <w:t>Klik tombol Simpan atau Selesaikan Kunjungan.</w:t>
       </w:r>
     </w:p>
     <w:p>
@@ -8322,7 +9395,7 @@
         <w:rPr>
           <w:color w:val="000000" w:themeColor="text1"/>
         </w:rPr>
-        <w:t>Gunakan hasil tersebut hanya sebagai informasi pendukung, bukan diagnosis final.</w:t>
+        <w:t>Pastikan sistem menampilkan notifikasi berhasil.</w:t>
       </w:r>
     </w:p>
     <w:p>
@@ -8342,7 +9415,7 @@
         <w:rPr>
           <w:color w:val="000000" w:themeColor="text1"/>
         </w:rPr>
-        <w:t>Dokter dapat menjadikan hasil AI sebagai bahan pertimbangan awal sebelum pemeriksaan langsung.</w:t>
+        <w:t>Appointment berubah menjadi selesai dan rekam medis pasien tersimpan.</w:t>
       </w:r>
     </w:p>
     <w:tbl>
@@ -8357,7 +9430,6 @@
       </w:tblGrid>
       <w:tr>
         <w:trPr>
-          <w:trHeight/>
           <w:jc w:val="center"/>
         </w:trPr>
         <w:tc>
@@ -8378,20 +9450,23 @@
                 <w:color w:val="000000" w:themeColor="text1"/>
               </w:rPr>
             </w:pPr>
-            <w:r/>
-            <w:r>
+            <w:r>
+              <w:rPr>
+                <w:noProof/>
+              </w:rPr>
               <w:drawing>
-                <wp:inline xmlns:a="http://schemas.openxmlformats.org/drawingml/2006/main" xmlns:pic="http://schemas.openxmlformats.org/drawingml/2006/picture">
+                <wp:inline distT="0" distB="0" distL="0" distR="0" wp14:anchorId="5041FDB0" wp14:editId="0EAE30A4">
                   <wp:extent cx="5303520" cy="2737390"/>
-                  <wp:docPr id="18" name="Picture 18"/>
+                  <wp:effectExtent l="0" t="0" r="0" b="0"/>
+                  <wp:docPr id="22" name="Picture 22"/>
                   <wp:cNvGraphicFramePr>
-                    <a:graphicFrameLocks noChangeAspect="1"/>
+                    <a:graphicFrameLocks xmlns:a="http://schemas.openxmlformats.org/drawingml/2006/main" noChangeAspect="1"/>
                   </wp:cNvGraphicFramePr>
-                  <a:graphic>
+                  <a:graphic xmlns:a="http://schemas.openxmlformats.org/drawingml/2006/main">
                     <a:graphicData uri="http://schemas.openxmlformats.org/drawingml/2006/picture">
-                      <pic:pic>
+                      <pic:pic xmlns:pic="http://schemas.openxmlformats.org/drawingml/2006/picture">
                         <pic:nvPicPr>
-                          <pic:cNvPr id="0" name="39_analisis_triage_ai_1781474398266.png"/>
+                          <pic:cNvPr id="0" name="50_kalkulasi_tagihan_1781491525040.png"/>
                           <pic:cNvPicPr/>
                         </pic:nvPicPr>
                         <pic:blipFill>
@@ -8405,7 +9480,9 @@
                             <a:off x="0" y="0"/>
                             <a:ext cx="5303520" cy="2737390"/>
                           </a:xfrm>
-                          <a:prstGeom prst="rect"/>
+                          <a:prstGeom prst="rect">
+                            <a:avLst/>
+                          </a:prstGeom>
                         </pic:spPr>
                       </pic:pic>
                     </a:graphicData>
@@ -8424,7 +9501,7 @@
                 <w:b/>
                 <w:sz w:val="22"/>
               </w:rPr>
-              <w:t>Hasil Unggahan Citra dan Analisis AI</w:t>
+              <w:t>Halaman Penyelesaian Kunjungan</w:t>
             </w:r>
           </w:p>
         </w:tc>
@@ -8441,7 +9518,7 @@
         <w:rPr>
           <w:color w:val="000000" w:themeColor="text1"/>
         </w:rPr>
-        <w:t>Gambar 18. Hasil Unggahan Citra dan Analisis AI</w:t>
+        <w:t>Gambar 22. Halaman Penyelesaian Kunjungan</w:t>
       </w:r>
     </w:p>
     <w:p>
@@ -8455,8 +9532,7 @@
         <w:rPr>
           <w:color w:val="000000" w:themeColor="text1"/>
         </w:rPr>
-        <w:lastRenderedPageBreak/>
-        <w:t>4.5 Mengisi Odontogram</w:t>
+        <w:t>4.9 Mencetak Rekam Medis atau Resep</w:t>
       </w:r>
     </w:p>
     <w:p>
@@ -8476,7 +9552,7 @@
         <w:rPr>
           <w:color w:val="000000" w:themeColor="text1"/>
         </w:rPr>
-        <w:t>Mencatat kondisi gigi pasien dalam bentuk representasi odontogram.</w:t>
+        <w:t>Mencetak dokumen pemeriksaan atau resep apabila dibutuhkan klinik/pasien.</w:t>
       </w:r>
     </w:p>
     <w:p>
@@ -8504,7 +9580,7 @@
         <w:rPr>
           <w:color w:val="000000" w:themeColor="text1"/>
         </w:rPr>
-        <w:t>Buka bagian Odontogram pada detail pasien atau modul tindakan.</w:t>
+        <w:t>Buka data rekam medis atau detail kunjungan pasien.</w:t>
       </w:r>
     </w:p>
     <w:p>
@@ -8518,7 +9594,7 @@
         <w:rPr>
           <w:color w:val="000000" w:themeColor="text1"/>
         </w:rPr>
-        <w:t>Pilih nomor gigi yang akan ditandai.</w:t>
+        <w:t>Klik tombol Cetak Rekam Medis atau Cetak Resep.</w:t>
       </w:r>
     </w:p>
     <w:p>
@@ -8532,7 +9608,7 @@
         <w:rPr>
           <w:color w:val="000000" w:themeColor="text1"/>
         </w:rPr>
-        <w:t>Tentukan kondisi atau tindakan pada gigi sesuai hasil pemeriksaan.</w:t>
+        <w:t>Periksa tampilan preview cetak.</w:t>
       </w:r>
     </w:p>
     <w:p>
@@ -8546,7 +9622,7 @@
         <w:rPr>
           <w:color w:val="000000" w:themeColor="text1"/>
         </w:rPr>
-        <w:t>Simpan perubahan odontogram.</w:t>
+        <w:t>Pilih printer dan klik Print.</w:t>
       </w:r>
     </w:p>
     <w:p>
@@ -8566,7 +9642,7 @@
         <w:rPr>
           <w:color w:val="000000" w:themeColor="text1"/>
         </w:rPr>
-        <w:t>Data odontogram pasien tersimpan dan dapat digunakan sebagai bagian dari rekam medis.</w:t>
+        <w:t>Dokumen rekam medis atau resep dapat dicetak sesuai kebutuhan operasional klinik.</w:t>
       </w:r>
     </w:p>
     <w:tbl>
@@ -8581,7 +9657,6 @@
       </w:tblGrid>
       <w:tr>
         <w:trPr>
-          <w:trHeight/>
           <w:jc w:val="center"/>
         </w:trPr>
         <w:tc>
@@ -8602,20 +9677,24 @@
                 <w:color w:val="000000" w:themeColor="text1"/>
               </w:rPr>
             </w:pPr>
-            <w:r/>
-            <w:r>
+            <w:r>
+              <w:rPr>
+                <w:noProof/>
+              </w:rPr>
+              <w:lastRenderedPageBreak/>
               <w:drawing>
-                <wp:inline xmlns:a="http://schemas.openxmlformats.org/drawingml/2006/main" xmlns:pic="http://schemas.openxmlformats.org/drawingml/2006/picture">
+                <wp:inline distT="0" distB="0" distL="0" distR="0" wp14:anchorId="4B8CC60A" wp14:editId="72964BE4">
                   <wp:extent cx="5303520" cy="2737390"/>
-                  <wp:docPr id="19" name="Picture 19"/>
+                  <wp:effectExtent l="0" t="0" r="0" b="0"/>
+                  <wp:docPr id="23" name="Picture 23"/>
                   <wp:cNvGraphicFramePr>
-                    <a:graphicFrameLocks noChangeAspect="1"/>
+                    <a:graphicFrameLocks xmlns:a="http://schemas.openxmlformats.org/drawingml/2006/main" noChangeAspect="1"/>
                   </wp:cNvGraphicFramePr>
-                  <a:graphic>
+                  <a:graphic xmlns:a="http://schemas.openxmlformats.org/drawingml/2006/main">
                     <a:graphicData uri="http://schemas.openxmlformats.org/drawingml/2006/picture">
-                      <pic:pic>
+                      <pic:pic xmlns:pic="http://schemas.openxmlformats.org/drawingml/2006/picture">
                         <pic:nvPicPr>
-                          <pic:cNvPr id="0" name="44_odontogram_interaktif_1781491174771.png"/>
+                          <pic:cNvPr id="0" name="37_cetak_nota_resep_pdf_1781491543637.png"/>
                           <pic:cNvPicPr/>
                         </pic:nvPicPr>
                         <pic:blipFill>
@@ -8629,7 +9708,9 @@
                             <a:off x="0" y="0"/>
                             <a:ext cx="5303520" cy="2737390"/>
                           </a:xfrm>
-                          <a:prstGeom prst="rect"/>
+                          <a:prstGeom prst="rect">
+                            <a:avLst/>
+                          </a:prstGeom>
                         </pic:spPr>
                       </pic:pic>
                     </a:graphicData>
@@ -8648,7 +9729,7 @@
                 <w:b/>
                 <w:sz w:val="22"/>
               </w:rPr>
-              <w:t>Form Odontogram Dokter</w:t>
+              <w:t>Preview Cetak Rekam Medis/Resep</w:t>
             </w:r>
           </w:p>
         </w:tc>
@@ -8665,7 +9746,48 @@
         <w:rPr>
           <w:color w:val="000000" w:themeColor="text1"/>
         </w:rPr>
-        <w:t>Gambar 19. Form Odontogram Dokter</w:t>
+        <w:t>Gambar 23. Preview Cetak Rekam Medis/Resep</w:t>
+      </w:r>
+    </w:p>
+    <w:p>
+      <w:pPr>
+        <w:rPr>
+          <w:color w:val="000000" w:themeColor="text1"/>
+        </w:rPr>
+      </w:pPr>
+      <w:r>
+        <w:rPr>
+          <w:color w:val="000000" w:themeColor="text1"/>
+        </w:rPr>
+        <w:br w:type="page"/>
+      </w:r>
+    </w:p>
+    <w:p>
+      <w:pPr>
+        <w:pStyle w:val="Heading1"/>
+        <w:rPr>
+          <w:color w:val="000000" w:themeColor="text1"/>
+        </w:rPr>
+      </w:pPr>
+      <w:r>
+        <w:rPr>
+          <w:color w:val="000000" w:themeColor="text1"/>
+        </w:rPr>
+        <w:lastRenderedPageBreak/>
+        <w:t>5. Panduan Penggunaan Portal Pasien</w:t>
+      </w:r>
+    </w:p>
+    <w:p>
+      <w:pPr>
+        <w:rPr>
+          <w:color w:val="000000" w:themeColor="text1"/>
+        </w:rPr>
+      </w:pPr>
+      <w:r>
+        <w:rPr>
+          <w:color w:val="000000" w:themeColor="text1"/>
+        </w:rPr>
+        <w:t>Portal pasien digunakan oleh pasien untuk membuat appointment, mengisi keluhan, mengunggah citra gigi, melihat antrean, dan melihat riwayat rekam medis pribadi. Pasien hanya dapat mengakses data miliknya sendiri.</w:t>
       </w:r>
     </w:p>
     <w:p>
@@ -8679,7 +9801,7 @@
         <w:rPr>
           <w:color w:val="000000" w:themeColor="text1"/>
         </w:rPr>
-        <w:t>4.6 Menginput Tindakan</w:t>
+        <w:t>5.1 Registrasi Akun Pasien</w:t>
       </w:r>
     </w:p>
     <w:p>
@@ -8699,7 +9821,7 @@
         <w:rPr>
           <w:color w:val="000000" w:themeColor="text1"/>
         </w:rPr>
-        <w:t>Mencatat tindakan medis yang diberikan kepada pasien.</w:t>
+        <w:t>Membuat akun pasien baru sebelum menggunakan fitur appointment.</w:t>
       </w:r>
     </w:p>
     <w:p>
@@ -8727,7 +9849,7 @@
         <w:rPr>
           <w:color w:val="000000" w:themeColor="text1"/>
         </w:rPr>
-        <w:t>Buka form Tindakan.</w:t>
+        <w:t>Buka https://sigigi.my.id/portal/register melalui browser.</w:t>
       </w:r>
     </w:p>
     <w:p>
@@ -8741,7 +9863,7 @@
         <w:rPr>
           <w:color w:val="000000" w:themeColor="text1"/>
         </w:rPr>
-        <w:t>Pilih tindakan dari daftar master tindakan.</w:t>
+        <w:t>Isi data diri seperti nama, email, nomor telepon, password, dan informasi lain yang diminta.</w:t>
       </w:r>
     </w:p>
     <w:p>
@@ -8755,7 +9877,7 @@
         <w:rPr>
           <w:color w:val="000000" w:themeColor="text1"/>
         </w:rPr>
-        <w:t>Isi nomor gigi apabila tindakan berkaitan dengan gigi tertentu (contoh: 46, 36, 11). Untuk tindakan umum seperti scaling atau kontrol, kolom nomor gigi dapat dikosongkan.</w:t>
+        <w:t>Pastikan email dan nomor telepon aktif karena digunakan untuk validasi akses data pasien.</w:t>
       </w:r>
     </w:p>
     <w:p>
@@ -8769,7 +9891,7 @@
         <w:rPr>
           <w:color w:val="000000" w:themeColor="text1"/>
         </w:rPr>
-        <w:t>Tambahkan catatan tindakan apabila diperlukan.</w:t>
+        <w:t>Klik Daftar atau Register.</w:t>
       </w:r>
     </w:p>
     <w:p>
@@ -8783,21 +9905,7 @@
         <w:rPr>
           <w:color w:val="000000" w:themeColor="text1"/>
         </w:rPr>
-        <w:t>Simpan data tindakan.</w:t>
-      </w:r>
-    </w:p>
-    <w:p>
-      <w:pPr>
-        <w:pStyle w:val="ListNumber"/>
-        <w:rPr>
-          <w:color w:val="000000" w:themeColor="text1"/>
-        </w:rPr>
-      </w:pPr>
-      <w:r>
-        <w:rPr>
-          <w:color w:val="000000" w:themeColor="text1"/>
-        </w:rPr>
-        <w:t>Pastikan harga tindakan yang muncul sesuai dengan klinik appointment.</w:t>
+        <w:t>Apabila registrasi berhasil, sistem akan mengarahkan pasien ke halaman login atau dashboard sesuai pengaturan aplikasi.</w:t>
       </w:r>
     </w:p>
     <w:p>
@@ -8817,7 +9925,7 @@
         <w:rPr>
           <w:color w:val="000000" w:themeColor="text1"/>
         </w:rPr>
-        <w:t>Tindakan tersimpan dan masuk ke ringkasan biaya serta rekam medis pasien.</w:t>
+        <w:t>Akun pasien berhasil dibuat dan dapat digunakan untuk login ke portal pasien.</w:t>
       </w:r>
     </w:p>
     <w:tbl>
@@ -8832,7 +9940,6 @@
       </w:tblGrid>
       <w:tr>
         <w:trPr>
-          <w:trHeight/>
           <w:jc w:val="center"/>
         </w:trPr>
         <w:tc>
@@ -8853,20 +9960,23 @@
                 <w:color w:val="000000" w:themeColor="text1"/>
               </w:rPr>
             </w:pPr>
-            <w:r/>
-            <w:r>
+            <w:r>
+              <w:rPr>
+                <w:noProof/>
+              </w:rPr>
               <w:drawing>
-                <wp:inline xmlns:a="http://schemas.openxmlformats.org/drawingml/2006/main" xmlns:pic="http://schemas.openxmlformats.org/drawingml/2006/picture">
+                <wp:inline distT="0" distB="0" distL="0" distR="0" wp14:anchorId="0AEA5701" wp14:editId="5B186780">
                   <wp:extent cx="5303520" cy="2737390"/>
-                  <wp:docPr id="20" name="Picture 20"/>
+                  <wp:effectExtent l="0" t="0" r="0" b="0"/>
+                  <wp:docPr id="24" name="Picture 24"/>
                   <wp:cNvGraphicFramePr>
-                    <a:graphicFrameLocks noChangeAspect="1"/>
+                    <a:graphicFrameLocks xmlns:a="http://schemas.openxmlformats.org/drawingml/2006/main" noChangeAspect="1"/>
                   </wp:cNvGraphicFramePr>
-                  <a:graphic>
+                  <a:graphic xmlns:a="http://schemas.openxmlformats.org/drawingml/2006/main">
                     <a:graphicData uri="http://schemas.openxmlformats.org/drawingml/2006/picture">
-                      <pic:pic>
+                      <pic:pic xmlns:pic="http://schemas.openxmlformats.org/drawingml/2006/picture">
                         <pic:nvPicPr>
-                          <pic:cNvPr id="0" name="47_catat_rekam_medis_1781491292298.png"/>
+                          <pic:cNvPr id="0" name="04_register_pasien_sukses_1781446961933.png"/>
                           <pic:cNvPicPr/>
                         </pic:nvPicPr>
                         <pic:blipFill>
@@ -8880,7 +9990,9 @@
                             <a:off x="0" y="0"/>
                             <a:ext cx="5303520" cy="2737390"/>
                           </a:xfrm>
-                          <a:prstGeom prst="rect"/>
+                          <a:prstGeom prst="rect">
+                            <a:avLst/>
+                          </a:prstGeom>
                         </pic:spPr>
                       </pic:pic>
                     </a:graphicData>
@@ -8899,7 +10011,7 @@
                 <w:b/>
                 <w:sz w:val="22"/>
               </w:rPr>
-              <w:t>Form Input Tindakan</w:t>
+              <w:t>Halaman Registrasi Pasien</w:t>
             </w:r>
           </w:p>
         </w:tc>
@@ -8916,7 +10028,7 @@
         <w:rPr>
           <w:color w:val="000000" w:themeColor="text1"/>
         </w:rPr>
-        <w:t>Gambar 20. Form Input Tindakan</w:t>
+        <w:t>Gambar 24. Halaman Registrasi Pasien</w:t>
       </w:r>
     </w:p>
     <w:p>
@@ -8930,7 +10042,7 @@
         <w:rPr>
           <w:color w:val="000000" w:themeColor="text1"/>
         </w:rPr>
-        <w:t>4.7 Menginput Resep</w:t>
+        <w:t>5.2 Login Portal Pasien</w:t>
       </w:r>
     </w:p>
     <w:p>
@@ -8950,7 +10062,7 @@
         <w:rPr>
           <w:color w:val="000000" w:themeColor="text1"/>
         </w:rPr>
-        <w:t>Mencatat obat yang diberikan kepada pasien.</w:t>
+        <w:t>Masuk ke portal pasien menggunakan akun yang telah terdaftar.</w:t>
       </w:r>
     </w:p>
     <w:p>
@@ -8964,98 +10076,98 @@
           <w:b/>
           <w:color w:val="000000" w:themeColor="text1"/>
         </w:rPr>
+        <w:t>Langkah penggunaan:</w:t>
+      </w:r>
+    </w:p>
+    <w:p>
+      <w:pPr>
+        <w:pStyle w:val="ListNumber"/>
+        <w:rPr>
+          <w:color w:val="000000" w:themeColor="text1"/>
+        </w:rPr>
+      </w:pPr>
+      <w:r>
+        <w:rPr>
+          <w:color w:val="000000" w:themeColor="text1"/>
+        </w:rPr>
+        <w:t>Buka https://sigigi.my.id/portal/login melalui browser.</w:t>
+      </w:r>
+    </w:p>
+    <w:p>
+      <w:pPr>
+        <w:pStyle w:val="ListNumber"/>
+        <w:rPr>
+          <w:color w:val="000000" w:themeColor="text1"/>
+        </w:rPr>
+      </w:pPr>
+      <w:r>
+        <w:rPr>
+          <w:color w:val="000000" w:themeColor="text1"/>
+        </w:rPr>
+        <w:t>Masukkan email dan password pasien.</w:t>
+      </w:r>
+    </w:p>
+    <w:p>
+      <w:pPr>
+        <w:pStyle w:val="ListNumber"/>
+        <w:rPr>
+          <w:color w:val="000000" w:themeColor="text1"/>
+        </w:rPr>
+      </w:pPr>
+      <w:r>
+        <w:rPr>
+          <w:color w:val="000000" w:themeColor="text1"/>
+        </w:rPr>
+        <w:t>Klik Login.</w:t>
+      </w:r>
+    </w:p>
+    <w:p>
+      <w:pPr>
+        <w:pStyle w:val="ListNumber"/>
+        <w:rPr>
+          <w:color w:val="000000" w:themeColor="text1"/>
+        </w:rPr>
+      </w:pPr>
+      <w:r>
+        <w:rPr>
+          <w:color w:val="000000" w:themeColor="text1"/>
+        </w:rPr>
+        <w:t>Apabila tersedia, pasien dapat menggunakan Google Sign-In sesuai konfigurasi aplikasi.</w:t>
+      </w:r>
+    </w:p>
+    <w:p>
+      <w:pPr>
+        <w:pStyle w:val="ListNumber"/>
+        <w:rPr>
+          <w:color w:val="000000" w:themeColor="text1"/>
+        </w:rPr>
+      </w:pPr>
+      <w:r>
+        <w:rPr>
+          <w:color w:val="000000" w:themeColor="text1"/>
+        </w:rPr>
+        <w:t>Jika akun staff atau dokter mencoba masuk ke portal pasien, sistem akan menolak akses dan meminta login melalui portal staf.</w:t>
+      </w:r>
+    </w:p>
+    <w:p>
+      <w:pPr>
+        <w:rPr>
+          <w:color w:val="000000" w:themeColor="text1"/>
+        </w:rPr>
+      </w:pPr>
+      <w:r>
+        <w:rPr>
+          <w:b/>
+          <w:color w:val="000000" w:themeColor="text1"/>
+        </w:rPr>
         <w:lastRenderedPageBreak/>
-        <w:t>Langkah penggunaan:</w:t>
-      </w:r>
-    </w:p>
-    <w:p>
-      <w:pPr>
-        <w:pStyle w:val="ListNumber"/>
-        <w:rPr>
-          <w:color w:val="000000" w:themeColor="text1"/>
-        </w:rPr>
-      </w:pPr>
-      <w:r>
-        <w:rPr>
-          <w:color w:val="000000" w:themeColor="text1"/>
-        </w:rPr>
-        <w:t>Buka form Resep.</w:t>
-      </w:r>
-    </w:p>
-    <w:p>
-      <w:pPr>
-        <w:pStyle w:val="ListNumber"/>
-        <w:rPr>
-          <w:color w:val="000000" w:themeColor="text1"/>
-        </w:rPr>
-      </w:pPr>
-      <w:r>
-        <w:rPr>
-          <w:color w:val="000000" w:themeColor="text1"/>
-        </w:rPr>
-        <w:t>Pilih obat dari daftar master obat.</w:t>
-      </w:r>
-    </w:p>
-    <w:p>
-      <w:pPr>
-        <w:pStyle w:val="ListNumber"/>
-        <w:rPr>
-          <w:color w:val="000000" w:themeColor="text1"/>
-        </w:rPr>
-      </w:pPr>
-      <w:r>
-        <w:rPr>
-          <w:color w:val="000000" w:themeColor="text1"/>
-        </w:rPr>
-        <w:t>Isi jumlah obat dan aturan pakai.</w:t>
-      </w:r>
-    </w:p>
-    <w:p>
-      <w:pPr>
-        <w:pStyle w:val="ListNumber"/>
-        <w:rPr>
-          <w:color w:val="000000" w:themeColor="text1"/>
-        </w:rPr>
-      </w:pPr>
-      <w:r>
-        <w:rPr>
-          <w:color w:val="000000" w:themeColor="text1"/>
-        </w:rPr>
-        <w:t>Simpan data resep.</w:t>
-      </w:r>
-    </w:p>
-    <w:p>
-      <w:pPr>
-        <w:pStyle w:val="ListNumber"/>
-        <w:rPr>
-          <w:color w:val="000000" w:themeColor="text1"/>
-        </w:rPr>
-      </w:pPr>
-      <w:r>
-        <w:rPr>
-          <w:color w:val="000000" w:themeColor="text1"/>
-        </w:rPr>
-        <w:t>Pastikan harga obat yang muncul sesuai dengan klinik appointment.</w:t>
-      </w:r>
-    </w:p>
-    <w:p>
-      <w:pPr>
-        <w:rPr>
-          <w:color w:val="000000" w:themeColor="text1"/>
-        </w:rPr>
-      </w:pPr>
-      <w:r>
-        <w:rPr>
-          <w:b/>
-          <w:color w:val="000000" w:themeColor="text1"/>
-        </w:rPr>
         <w:t xml:space="preserve">Hasil yang diharapkan: </w:t>
       </w:r>
       <w:r>
         <w:rPr>
           <w:color w:val="000000" w:themeColor="text1"/>
         </w:rPr>
-        <w:t>Resep tersimpan dan dapat dicetak atau dilihat kembali pada riwayat pasien.</w:t>
+        <w:t>Pasien berhasil masuk ke dashboard pasien.</w:t>
       </w:r>
     </w:p>
     <w:tbl>
@@ -9070,7 +10182,6 @@
       </w:tblGrid>
       <w:tr>
         <w:trPr>
-          <w:trHeight/>
           <w:jc w:val="center"/>
         </w:trPr>
         <w:tc>
@@ -9091,20 +10202,23 @@
                 <w:color w:val="000000" w:themeColor="text1"/>
               </w:rPr>
             </w:pPr>
-            <w:r/>
-            <w:r>
+            <w:r>
+              <w:rPr>
+                <w:noProof/>
+              </w:rPr>
               <w:drawing>
-                <wp:inline xmlns:a="http://schemas.openxmlformats.org/drawingml/2006/main" xmlns:pic="http://schemas.openxmlformats.org/drawingml/2006/picture">
+                <wp:inline distT="0" distB="0" distL="0" distR="0" wp14:anchorId="524784CC" wp14:editId="1CBE6426">
                   <wp:extent cx="5303520" cy="2737390"/>
-                  <wp:docPr id="21" name="Picture 21"/>
+                  <wp:effectExtent l="0" t="0" r="0" b="0"/>
+                  <wp:docPr id="25" name="Picture 25"/>
                   <wp:cNvGraphicFramePr>
-                    <a:graphicFrameLocks noChangeAspect="1"/>
+                    <a:graphicFrameLocks xmlns:a="http://schemas.openxmlformats.org/drawingml/2006/main" noChangeAspect="1"/>
                   </wp:cNvGraphicFramePr>
-                  <a:graphic>
+                  <a:graphic xmlns:a="http://schemas.openxmlformats.org/drawingml/2006/main">
                     <a:graphicData uri="http://schemas.openxmlformats.org/drawingml/2006/picture">
-                      <pic:pic>
+                      <pic:pic xmlns:pic="http://schemas.openxmlformats.org/drawingml/2006/picture">
                         <pic:nvPicPr>
-                          <pic:cNvPr id="0" name="48_input_resep_obat_1781491341417.png"/>
+                          <pic:cNvPr id="0" name="03_login_pasien_sukses_1781447068920.png"/>
                           <pic:cNvPicPr/>
                         </pic:nvPicPr>
                         <pic:blipFill>
@@ -9118,7 +10232,9 @@
                             <a:off x="0" y="0"/>
                             <a:ext cx="5303520" cy="2737390"/>
                           </a:xfrm>
-                          <a:prstGeom prst="rect"/>
+                          <a:prstGeom prst="rect">
+                            <a:avLst/>
+                          </a:prstGeom>
                         </pic:spPr>
                       </pic:pic>
                     </a:graphicData>
@@ -9137,7 +10253,7 @@
                 <w:b/>
                 <w:sz w:val="22"/>
               </w:rPr>
-              <w:t>Form Input Resep</w:t>
+              <w:t>Halaman Login Pasien</w:t>
             </w:r>
           </w:p>
         </w:tc>
@@ -9154,7 +10270,7 @@
         <w:rPr>
           <w:color w:val="000000" w:themeColor="text1"/>
         </w:rPr>
-        <w:t>Gambar 21. Form Input Resep</w:t>
+        <w:t>Gambar 25. Halaman Login Pasien</w:t>
       </w:r>
     </w:p>
     <w:p>
@@ -9168,7 +10284,7 @@
         <w:rPr>
           <w:color w:val="000000" w:themeColor="text1"/>
         </w:rPr>
-        <w:t>4.8 Mengisi Catatan Dokter dan Menyelesaikan Kunjungan</w:t>
+        <w:t>5.3 Dashboard Pasien</w:t>
       </w:r>
     </w:p>
     <w:p>
@@ -9188,7 +10304,7 @@
         <w:rPr>
           <w:color w:val="000000" w:themeColor="text1"/>
         </w:rPr>
-        <w:t>Menyimpan hasil pemeriksaan akhir dan mengubah status kunjungan.</w:t>
+        <w:t>Melihat ringkasan menu dan status awal penggunaan aplikasi.</w:t>
       </w:r>
     </w:p>
     <w:p>
@@ -9216,7 +10332,7 @@
         <w:rPr>
           <w:color w:val="000000" w:themeColor="text1"/>
         </w:rPr>
-        <w:t>Isi catatan dokter sesuai hasil pemeriksaan.</w:t>
+        <w:t>Setelah login, pasien berada pada dashboard pasien.</w:t>
       </w:r>
     </w:p>
     <w:p>
@@ -9230,7 +10346,7 @@
         <w:rPr>
           <w:color w:val="000000" w:themeColor="text1"/>
         </w:rPr>
-        <w:t>Periksa kembali tindakan, resep, odontogram, dan ringkasan biaya.</w:t>
+        <w:t>Pilih menu Buat Appointment untuk mendaftar kunjungan baru.</w:t>
       </w:r>
     </w:p>
     <w:p>
@@ -9244,7 +10360,7 @@
         <w:rPr>
           <w:color w:val="000000" w:themeColor="text1"/>
         </w:rPr>
-        <w:t>Klik tombol Simpan atau Selesaikan Kunjungan.</w:t>
+        <w:t>Pilih menu Lihat Antrean untuk melihat posisi antrean.</w:t>
       </w:r>
     </w:p>
     <w:p>
@@ -9258,7 +10374,7 @@
         <w:rPr>
           <w:color w:val="000000" w:themeColor="text1"/>
         </w:rPr>
-        <w:t>Pastikan sistem menampilkan notifikasi berhasil.</w:t>
+        <w:t>Pilih menu Riwayat atau Rekam Medis untuk melihat data pemeriksaan sebelumnya.</w:t>
       </w:r>
     </w:p>
     <w:p>
@@ -9278,7 +10394,7 @@
         <w:rPr>
           <w:color w:val="000000" w:themeColor="text1"/>
         </w:rPr>
-        <w:t>Appointment berubah menjadi selesai dan rekam medis pasien tersimpan.</w:t>
+        <w:t>Pasien dapat memilih layanan yang ingin digunakan dari dashboard.</w:t>
       </w:r>
     </w:p>
     <w:tbl>
@@ -9293,7 +10409,6 @@
       </w:tblGrid>
       <w:tr>
         <w:trPr>
-          <w:trHeight/>
           <w:jc w:val="center"/>
         </w:trPr>
         <w:tc>
@@ -9314,20 +10429,23 @@
                 <w:color w:val="000000" w:themeColor="text1"/>
               </w:rPr>
             </w:pPr>
-            <w:r/>
-            <w:r>
+            <w:r>
+              <w:rPr>
+                <w:noProof/>
+              </w:rPr>
               <w:drawing>
-                <wp:inline xmlns:a="http://schemas.openxmlformats.org/drawingml/2006/main" xmlns:pic="http://schemas.openxmlformats.org/drawingml/2006/picture">
+                <wp:inline distT="0" distB="0" distL="0" distR="0" wp14:anchorId="4F14B7B5" wp14:editId="68D8738B">
                   <wp:extent cx="5303520" cy="2737390"/>
-                  <wp:docPr id="22" name="Picture 22"/>
+                  <wp:effectExtent l="0" t="0" r="0" b="0"/>
+                  <wp:docPr id="26" name="Picture 26"/>
                   <wp:cNvGraphicFramePr>
-                    <a:graphicFrameLocks noChangeAspect="1"/>
+                    <a:graphicFrameLocks xmlns:a="http://schemas.openxmlformats.org/drawingml/2006/main" noChangeAspect="1"/>
                   </wp:cNvGraphicFramePr>
-                  <a:graphic>
+                  <a:graphic xmlns:a="http://schemas.openxmlformats.org/drawingml/2006/main">
                     <a:graphicData uri="http://schemas.openxmlformats.org/drawingml/2006/picture">
-                      <pic:pic>
+                      <pic:pic xmlns:pic="http://schemas.openxmlformats.org/drawingml/2006/picture">
                         <pic:nvPicPr>
-                          <pic:cNvPr id="0" name="50_kalkulasi_tagihan_1781491525040.png"/>
+                          <pic:cNvPr id="0" name="37_detail_reservasi_1781474415895.png"/>
                           <pic:cNvPicPr/>
                         </pic:nvPicPr>
                         <pic:blipFill>
@@ -9341,7 +10459,9 @@
                             <a:off x="0" y="0"/>
                             <a:ext cx="5303520" cy="2737390"/>
                           </a:xfrm>
-                          <a:prstGeom prst="rect"/>
+                          <a:prstGeom prst="rect">
+                            <a:avLst/>
+                          </a:prstGeom>
                         </pic:spPr>
                       </pic:pic>
                     </a:graphicData>
@@ -9360,7 +10480,8 @@
                 <w:b/>
                 <w:sz w:val="22"/>
               </w:rPr>
-              <w:t>Halaman Penyelesaian Kunjungan</w:t>
+              <w:lastRenderedPageBreak/>
+              <w:t>Dashboard Pasien</w:t>
             </w:r>
           </w:p>
         </w:tc>
@@ -9377,7 +10498,7 @@
         <w:rPr>
           <w:color w:val="000000" w:themeColor="text1"/>
         </w:rPr>
-        <w:t>Gambar 22. Halaman Penyelesaian Kunjungan</w:t>
+        <w:t>Gambar 26. Dashboard Pasien</w:t>
       </w:r>
     </w:p>
     <w:p>
@@ -9391,7 +10512,7 @@
         <w:rPr>
           <w:color w:val="000000" w:themeColor="text1"/>
         </w:rPr>
-        <w:t>4.9 Mencetak Rekam Medis atau Resep</w:t>
+        <w:t>5.4 Membuat Appointment Baru</w:t>
       </w:r>
     </w:p>
     <w:p>
@@ -9411,7 +10532,7 @@
         <w:rPr>
           <w:color w:val="000000" w:themeColor="text1"/>
         </w:rPr>
-        <w:t>Mencetak dokumen pemeriksaan atau resep apabila dibutuhkan klinik/pasien.</w:t>
+        <w:t>Mendaftarkan kunjungan pasien ke klinik gigi.</w:t>
       </w:r>
     </w:p>
     <w:p>
@@ -9439,7 +10560,7 @@
         <w:rPr>
           <w:color w:val="000000" w:themeColor="text1"/>
         </w:rPr>
-        <w:t>Buka data rekam medis atau detail kunjungan pasien.</w:t>
+        <w:t>Klik menu Buat Appointment atau Appointment Baru.</w:t>
       </w:r>
     </w:p>
     <w:p>
@@ -9453,7 +10574,7 @@
         <w:rPr>
           <w:color w:val="000000" w:themeColor="text1"/>
         </w:rPr>
-        <w:t>Klik tombol Cetak Rekam Medis atau Cetak Resep.</w:t>
+        <w:t>Isi data diri yang diminta pada form appointment.</w:t>
       </w:r>
     </w:p>
     <w:p>
@@ -9467,7 +10588,7 @@
         <w:rPr>
           <w:color w:val="000000" w:themeColor="text1"/>
         </w:rPr>
-        <w:t>Periksa tampilan preview cetak.</w:t>
+        <w:t>Pilih klinik atau jadwal apabila tersedia.</w:t>
       </w:r>
     </w:p>
     <w:p>
@@ -9481,8 +10602,21 @@
         <w:rPr>
           <w:color w:val="000000" w:themeColor="text1"/>
         </w:rPr>
-        <w:lastRenderedPageBreak/>
-        <w:t>Pilih printer dan klik Print.</w:t>
+        <w:t>Pastikan data lokasi klinik, tanggal, dan waktu kunjungan sudah benar sebelum melanjutkan.</w:t>
+      </w:r>
+    </w:p>
+    <w:p>
+      <w:pPr>
+        <w:pStyle w:val="ListNumber"/>
+        <w:rPr>
+          <w:color w:val="000000" w:themeColor="text1"/>
+        </w:rPr>
+      </w:pPr>
+      <w:r>
+        <w:rPr>
+          <w:color w:val="000000" w:themeColor="text1"/>
+        </w:rPr>
+        <w:t>Klik tombol Lanjut Isi Kuesioner untuk melanjutkan ke halaman questionnaire keluhan.</w:t>
       </w:r>
     </w:p>
     <w:p>
@@ -9502,7 +10636,7 @@
         <w:rPr>
           <w:color w:val="000000" w:themeColor="text1"/>
         </w:rPr>
-        <w:t>Dokumen rekam medis atau resep dapat dicetak sesuai kebutuhan operasional klinik.</w:t>
+        <w:t>Data awal appointment terisi dan pasien dapat melanjutkan ke form keluhan.</w:t>
       </w:r>
     </w:p>
     <w:tbl>
@@ -9517,7 +10651,6 @@
       </w:tblGrid>
       <w:tr>
         <w:trPr>
-          <w:trHeight/>
           <w:jc w:val="center"/>
         </w:trPr>
         <w:tc>
@@ -9538,20 +10671,23 @@
                 <w:color w:val="000000" w:themeColor="text1"/>
               </w:rPr>
             </w:pPr>
-            <w:r/>
-            <w:r>
+            <w:r>
+              <w:rPr>
+                <w:noProof/>
+              </w:rPr>
               <w:drawing>
-                <wp:inline xmlns:a="http://schemas.openxmlformats.org/drawingml/2006/main" xmlns:pic="http://schemas.openxmlformats.org/drawingml/2006/picture">
+                <wp:inline distT="0" distB="0" distL="0" distR="0" wp14:anchorId="52D57EB3" wp14:editId="636A85BF">
                   <wp:extent cx="5303520" cy="2737390"/>
-                  <wp:docPr id="23" name="Picture 23"/>
+                  <wp:effectExtent l="0" t="0" r="0" b="0"/>
+                  <wp:docPr id="27" name="Picture 27"/>
                   <wp:cNvGraphicFramePr>
-                    <a:graphicFrameLocks noChangeAspect="1"/>
+                    <a:graphicFrameLocks xmlns:a="http://schemas.openxmlformats.org/drawingml/2006/main" noChangeAspect="1"/>
                   </wp:cNvGraphicFramePr>
-                  <a:graphic>
+                  <a:graphic xmlns:a="http://schemas.openxmlformats.org/drawingml/2006/main">
                     <a:graphicData uri="http://schemas.openxmlformats.org/drawingml/2006/picture">
-                      <pic:pic>
+                      <pic:pic xmlns:pic="http://schemas.openxmlformats.org/drawingml/2006/picture">
                         <pic:nvPicPr>
-                          <pic:cNvPr id="0" name="37_cetak_nota_resep_pdf_1781491543637.png"/>
+                          <pic:cNvPr id="0" name="24_reservasi_janji_temu_1781457133575.png"/>
                           <pic:cNvPicPr/>
                         </pic:nvPicPr>
                         <pic:blipFill>
@@ -9565,7 +10701,9 @@
                             <a:off x="0" y="0"/>
                             <a:ext cx="5303520" cy="2737390"/>
                           </a:xfrm>
-                          <a:prstGeom prst="rect"/>
+                          <a:prstGeom prst="rect">
+                            <a:avLst/>
+                          </a:prstGeom>
                         </pic:spPr>
                       </pic:pic>
                     </a:graphicData>
@@ -9584,7 +10722,7 @@
                 <w:b/>
                 <w:sz w:val="22"/>
               </w:rPr>
-              <w:t>Preview Cetak Rekam Medis/Resep</w:t>
+              <w:t>Form Appointment Baru Pasien</w:t>
             </w:r>
           </w:p>
         </w:tc>
@@ -9601,48 +10739,7 @@
         <w:rPr>
           <w:color w:val="000000" w:themeColor="text1"/>
         </w:rPr>
-        <w:t>Gambar 23. Preview Cetak Rekam Medis/Resep</w:t>
-      </w:r>
-    </w:p>
-    <w:p>
-      <w:pPr>
-        <w:rPr>
-          <w:color w:val="000000" w:themeColor="text1"/>
-        </w:rPr>
-      </w:pPr>
-      <w:r>
-        <w:rPr>
-          <w:color w:val="000000" w:themeColor="text1"/>
-        </w:rPr>
-        <w:br w:type="page"/>
-      </w:r>
-    </w:p>
-    <w:p>
-      <w:pPr>
-        <w:pStyle w:val="Heading1"/>
-        <w:rPr>
-          <w:color w:val="000000" w:themeColor="text1"/>
-        </w:rPr>
-      </w:pPr>
-      <w:r>
-        <w:rPr>
-          <w:color w:val="000000" w:themeColor="text1"/>
-        </w:rPr>
-        <w:lastRenderedPageBreak/>
-        <w:t>5. Panduan Penggunaan Portal Pasien</w:t>
-      </w:r>
-    </w:p>
-    <w:p>
-      <w:pPr>
-        <w:rPr>
-          <w:color w:val="000000" w:themeColor="text1"/>
-        </w:rPr>
-      </w:pPr>
-      <w:r>
-        <w:rPr>
-          <w:color w:val="000000" w:themeColor="text1"/>
-        </w:rPr>
-        <w:t>Portal pasien digunakan oleh pasien untuk membuat appointment, mengisi keluhan, mengunggah citra gigi, melihat antrean, dan melihat riwayat rekam medis pribadi. Pasien hanya dapat mengakses data miliknya sendiri.</w:t>
+        <w:t>Gambar 27. Form Appointment Baru Pasien</w:t>
       </w:r>
     </w:p>
     <w:p>
@@ -9656,7 +10753,7 @@
         <w:rPr>
           <w:color w:val="000000" w:themeColor="text1"/>
         </w:rPr>
-        <w:t>5.1 Registrasi Akun Pasien</w:t>
+        <w:t>5.5 Mengisi Questionnaire Keluhan</w:t>
       </w:r>
     </w:p>
     <w:p>
@@ -9676,7 +10773,7 @@
         <w:rPr>
           <w:color w:val="000000" w:themeColor="text1"/>
         </w:rPr>
-        <w:t>Membuat akun pasien baru sebelum menggunakan fitur appointment.</w:t>
+        <w:t>Menentukan tingkat urgensi awal berdasarkan jawaban pasien.</w:t>
       </w:r>
     </w:p>
     <w:p>
@@ -9704,7 +10801,7 @@
         <w:rPr>
           <w:color w:val="000000" w:themeColor="text1"/>
         </w:rPr>
-        <w:t>Buka https://sigigi.my.id/portal/register melalui browser.</w:t>
+        <w:t>Baca setiap pertanyaan keluhan dengan teliti.</w:t>
       </w:r>
     </w:p>
     <w:p>
@@ -9718,7 +10815,7 @@
         <w:rPr>
           <w:color w:val="000000" w:themeColor="text1"/>
         </w:rPr>
-        <w:t>Isi data diri seperti nama, email, nomor telepon, password, dan informasi lain yang diminta.</w:t>
+        <w:t>Jawab pertanyaan sesuai kondisi yang dirasakan.</w:t>
       </w:r>
     </w:p>
     <w:p>
@@ -9732,7 +10829,7 @@
         <w:rPr>
           <w:color w:val="000000" w:themeColor="text1"/>
         </w:rPr>
-        <w:t>Pastikan email dan nomor telepon aktif karena digunakan untuk validasi akses data pasien.</w:t>
+        <w:t>Pastikan seluruh pertanyaan wajib telah terisi.</w:t>
       </w:r>
     </w:p>
     <w:p>
@@ -9746,21 +10843,7 @@
         <w:rPr>
           <w:color w:val="000000" w:themeColor="text1"/>
         </w:rPr>
-        <w:t>Klik Daftar atau Register.</w:t>
-      </w:r>
-    </w:p>
-    <w:p>
-      <w:pPr>
-        <w:pStyle w:val="ListNumber"/>
-        <w:rPr>
-          <w:color w:val="000000" w:themeColor="text1"/>
-        </w:rPr>
-      </w:pPr>
-      <w:r>
-        <w:rPr>
-          <w:color w:val="000000" w:themeColor="text1"/>
-        </w:rPr>
-        <w:t>Apabila registrasi berhasil, sistem akan mengarahkan pasien ke halaman login atau dashboard sesuai pengaturan aplikasi.</w:t>
+        <w:t>Isi deskripsi keluhan tambahan pada kolom teks (opsional).</w:t>
       </w:r>
     </w:p>
     <w:p>
@@ -9780,7 +10863,7 @@
         <w:rPr>
           <w:color w:val="000000" w:themeColor="text1"/>
         </w:rPr>
-        <w:t>Akun pasien berhasil dibuat dan dapat digunakan untuk login ke portal pasien.</w:t>
+        <w:t>Sistem menghitung tingkat urgensi awal seperti rendah, sedang, atau tinggi berdasarkan jawaban pasien.</w:t>
       </w:r>
     </w:p>
     <w:tbl>
@@ -9795,7 +10878,6 @@
       </w:tblGrid>
       <w:tr>
         <w:trPr>
-          <w:trHeight/>
           <w:jc w:val="center"/>
         </w:trPr>
         <w:tc>
@@ -9816,20 +10898,24 @@
                 <w:color w:val="000000" w:themeColor="text1"/>
               </w:rPr>
             </w:pPr>
-            <w:r/>
-            <w:r>
+            <w:r>
+              <w:rPr>
+                <w:noProof/>
+              </w:rPr>
+              <w:lastRenderedPageBreak/>
               <w:drawing>
-                <wp:inline xmlns:a="http://schemas.openxmlformats.org/drawingml/2006/main" xmlns:pic="http://schemas.openxmlformats.org/drawingml/2006/picture">
+                <wp:inline distT="0" distB="0" distL="0" distR="0" wp14:anchorId="0899DFBC" wp14:editId="1228DFA1">
                   <wp:extent cx="5303520" cy="2737390"/>
-                  <wp:docPr id="24" name="Picture 24"/>
+                  <wp:effectExtent l="0" t="0" r="0" b="0"/>
+                  <wp:docPr id="28" name="Picture 28"/>
                   <wp:cNvGraphicFramePr>
-                    <a:graphicFrameLocks noChangeAspect="1"/>
+                    <a:graphicFrameLocks xmlns:a="http://schemas.openxmlformats.org/drawingml/2006/main" noChangeAspect="1"/>
                   </wp:cNvGraphicFramePr>
-                  <a:graphic>
+                  <a:graphic xmlns:a="http://schemas.openxmlformats.org/drawingml/2006/main">
                     <a:graphicData uri="http://schemas.openxmlformats.org/drawingml/2006/picture">
-                      <pic:pic>
+                      <pic:pic xmlns:pic="http://schemas.openxmlformats.org/drawingml/2006/picture">
                         <pic:nvPicPr>
-                          <pic:cNvPr id="0" name="04_register_pasien_sukses_1781446961933.png"/>
+                          <pic:cNvPr id="0" name="25_kuesioner_keluhan_1781457271417.png"/>
                           <pic:cNvPicPr/>
                         </pic:nvPicPr>
                         <pic:blipFill>
@@ -9843,7 +10929,9 @@
                             <a:off x="0" y="0"/>
                             <a:ext cx="5303520" cy="2737390"/>
                           </a:xfrm>
-                          <a:prstGeom prst="rect"/>
+                          <a:prstGeom prst="rect">
+                            <a:avLst/>
+                          </a:prstGeom>
                         </pic:spPr>
                       </pic:pic>
                     </a:graphicData>
@@ -9862,7 +10950,7 @@
                 <w:b/>
                 <w:sz w:val="22"/>
               </w:rPr>
-              <w:t>Halaman Registrasi Pasien</w:t>
+              <w:t>Form Questionnaire Keluhan Pasien</w:t>
             </w:r>
           </w:p>
         </w:tc>
@@ -9879,7 +10967,7 @@
         <w:rPr>
           <w:color w:val="000000" w:themeColor="text1"/>
         </w:rPr>
-        <w:t>Gambar 24. Halaman Registrasi Pasien</w:t>
+        <w:t>Gambar 28. Form Questionnaire Keluhan Pasien</w:t>
       </w:r>
     </w:p>
     <w:p>
@@ -9893,7 +10981,7 @@
         <w:rPr>
           <w:color w:val="000000" w:themeColor="text1"/>
         </w:rPr>
-        <w:t>5.2 Login Portal Pasien</w:t>
+        <w:t>5.6 Mengunggah Citra Gigi</w:t>
       </w:r>
     </w:p>
     <w:p>
@@ -9913,7 +11001,7 @@
         <w:rPr>
           <w:color w:val="000000" w:themeColor="text1"/>
         </w:rPr>
-        <w:t>Masuk ke portal pasien menggunakan akun yang telah terdaftar.</w:t>
+        <w:t>Mengirim citra gigi pasien agar sistem dapat melakukan analisis awal karies/non-karies.</w:t>
       </w:r>
     </w:p>
     <w:p>
@@ -9941,7 +11029,7 @@
         <w:rPr>
           <w:color w:val="000000" w:themeColor="text1"/>
         </w:rPr>
-        <w:t>Buka https://sigigi.my.id/portal/login melalui browser.</w:t>
+        <w:t>Pada halaman questionnaire yang sama, siapkan citra gigi dengan format JPG, JPEG, atau PNG (ukuran maksimal 10 MB).</w:t>
       </w:r>
     </w:p>
     <w:p>
@@ -9955,7 +11043,7 @@
         <w:rPr>
           <w:color w:val="000000" w:themeColor="text1"/>
         </w:rPr>
-        <w:t>Masukkan email dan password pasien.</w:t>
+        <w:t>Klik tombol Upload atau Pilih File.</w:t>
       </w:r>
     </w:p>
     <w:p>
@@ -9969,7 +11057,7 @@
         <w:rPr>
           <w:color w:val="000000" w:themeColor="text1"/>
         </w:rPr>
-        <w:t>Klik Login.</w:t>
+        <w:t>Pilih file citra dari perangkat.</w:t>
       </w:r>
     </w:p>
     <w:p>
@@ -9983,7 +11071,7 @@
         <w:rPr>
           <w:color w:val="000000" w:themeColor="text1"/>
         </w:rPr>
-        <w:t>Apabila tersedia, pasien dapat menggunakan Google Sign-In sesuai konfigurasi aplikasi.</w:t>
+        <w:t>Pastikan file yang dipilih sesuai dan terlihat jelas.</w:t>
       </w:r>
     </w:p>
     <w:p>
@@ -9997,7 +11085,7 @@
         <w:rPr>
           <w:color w:val="000000" w:themeColor="text1"/>
         </w:rPr>
-        <w:t>Jika akun staff atau dokter mencoba masuk ke portal pasien, sistem akan menolak akses dan meminta login melalui portal staf.</w:t>
+        <w:t>Klik tombol Selesaikan Pendaftaran untuk mengirimkan appointment.</w:t>
       </w:r>
     </w:p>
     <w:p>
@@ -10017,7 +11105,7 @@
         <w:rPr>
           <w:color w:val="000000" w:themeColor="text1"/>
         </w:rPr>
-        <w:t>Pasien berhasil masuk ke dashboard pasien.</w:t>
+        <w:t>Appointment tersimpan dan sistem menjalankan analisis awal terhadap citra gigi apabila layanan AI tersedia.</w:t>
       </w:r>
     </w:p>
     <w:tbl>
@@ -10032,7 +11120,6 @@
       </w:tblGrid>
       <w:tr>
         <w:trPr>
-          <w:trHeight/>
           <w:jc w:val="center"/>
         </w:trPr>
         <w:tc>
@@ -10053,20 +11140,24 @@
                 <w:color w:val="000000" w:themeColor="text1"/>
               </w:rPr>
             </w:pPr>
-            <w:r/>
-            <w:r>
+            <w:r>
+              <w:rPr>
+                <w:noProof/>
+              </w:rPr>
+              <w:lastRenderedPageBreak/>
               <w:drawing>
-                <wp:inline xmlns:a="http://schemas.openxmlformats.org/drawingml/2006/main" xmlns:pic="http://schemas.openxmlformats.org/drawingml/2006/picture">
+                <wp:inline distT="0" distB="0" distL="0" distR="0" wp14:anchorId="4517DD09" wp14:editId="3F8768ED">
                   <wp:extent cx="5303520" cy="2737390"/>
-                  <wp:docPr id="25" name="Picture 25"/>
+                  <wp:effectExtent l="0" t="0" r="0" b="0"/>
+                  <wp:docPr id="29" name="Picture 29"/>
                   <wp:cNvGraphicFramePr>
-                    <a:graphicFrameLocks noChangeAspect="1"/>
+                    <a:graphicFrameLocks xmlns:a="http://schemas.openxmlformats.org/drawingml/2006/main" noChangeAspect="1"/>
                   </wp:cNvGraphicFramePr>
-                  <a:graphic>
+                  <a:graphic xmlns:a="http://schemas.openxmlformats.org/drawingml/2006/main">
                     <a:graphicData uri="http://schemas.openxmlformats.org/drawingml/2006/picture">
-                      <pic:pic>
+                      <pic:pic xmlns:pic="http://schemas.openxmlformats.org/drawingml/2006/picture">
                         <pic:nvPicPr>
-                          <pic:cNvPr id="0" name="03_login_pasien_sukses_1781447068920.png"/>
+                          <pic:cNvPr id="0" name="26_upload_xray_cnn_1781457290559.png"/>
                           <pic:cNvPicPr/>
                         </pic:nvPicPr>
                         <pic:blipFill>
@@ -10080,7 +11171,9 @@
                             <a:off x="0" y="0"/>
                             <a:ext cx="5303520" cy="2737390"/>
                           </a:xfrm>
-                          <a:prstGeom prst="rect"/>
+                          <a:prstGeom prst="rect">
+                            <a:avLst/>
+                          </a:prstGeom>
                         </pic:spPr>
                       </pic:pic>
                     </a:graphicData>
@@ -10099,7 +11192,21 @@
                 <w:b/>
                 <w:sz w:val="22"/>
               </w:rPr>
-              <w:t>Halaman Login Pasien</w:t>
+              <w:t>Upload Citra Gigi pada Appointment</w:t>
+            </w:r>
+          </w:p>
+          <w:p>
+            <w:pPr>
+              <w:spacing w:after="120"/>
+              <w:jc w:val="center"/>
+            </w:pPr>
+            <w:r>
+              <w:rPr>
+                <w:i/>
+                <w:color w:val="646464"/>
+                <w:sz w:val="19"/>
+              </w:rPr>
+              <w:t>Gunakan screenshot yang tidak menampilkan data pribadi asli pasien.</w:t>
             </w:r>
           </w:p>
         </w:tc>
@@ -10116,7 +11223,7 @@
         <w:rPr>
           <w:color w:val="000000" w:themeColor="text1"/>
         </w:rPr>
-        <w:t>Gambar 25. Halaman Login Pasien</w:t>
+        <w:t>Gambar 29. Upload Citra Gigi pada Appointment</w:t>
       </w:r>
     </w:p>
     <w:p>
@@ -10130,7 +11237,7 @@
         <w:rPr>
           <w:color w:val="000000" w:themeColor="text1"/>
         </w:rPr>
-        <w:t>5.3 Dashboard Pasien</w:t>
+        <w:t>5.7 Melihat Nomor Antrean</w:t>
       </w:r>
     </w:p>
     <w:p>
@@ -10150,7 +11257,7 @@
         <w:rPr>
           <w:color w:val="000000" w:themeColor="text1"/>
         </w:rPr>
-        <w:t>Melihat ringkasan menu dan status awal penggunaan aplikasi.</w:t>
+        <w:t>Melihat posisi antrean pasien setelah appointment dibuat.</w:t>
       </w:r>
     </w:p>
     <w:p>
@@ -10178,7 +11285,7 @@
         <w:rPr>
           <w:color w:val="000000" w:themeColor="text1"/>
         </w:rPr>
-        <w:t>Setelah login, pasien berada pada dashboard pasien.</w:t>
+        <w:t>Buka menu Lihat Antrean.</w:t>
       </w:r>
     </w:p>
     <w:p>
@@ -10192,7 +11299,7 @@
         <w:rPr>
           <w:color w:val="000000" w:themeColor="text1"/>
         </w:rPr>
-        <w:t>Pilih menu Buat Appointment untuk mendaftar kunjungan baru.</w:t>
+        <w:t>Perhatikan nomor antrean pasien.</w:t>
       </w:r>
     </w:p>
     <w:p>
@@ -10206,7 +11313,7 @@
         <w:rPr>
           <w:color w:val="000000" w:themeColor="text1"/>
         </w:rPr>
-        <w:t>Pilih menu Lihat Antrean untuk melihat posisi antrean.</w:t>
+        <w:t>Lihat daftar antrean yang sedang aktif pada klinik.</w:t>
       </w:r>
     </w:p>
     <w:p>
@@ -10220,7 +11327,7 @@
         <w:rPr>
           <w:color w:val="000000" w:themeColor="text1"/>
         </w:rPr>
-        <w:t>Pilih menu Riwayat atau Rekam Medis untuk melihat data pemeriksaan sebelumnya.</w:t>
+        <w:t>Gunakan informasi estimasi pelayanan sebagai perkiraan, bukan waktu pasti pemeriksaan.</w:t>
       </w:r>
     </w:p>
     <w:p>
@@ -10240,7 +11347,7 @@
         <w:rPr>
           <w:color w:val="000000" w:themeColor="text1"/>
         </w:rPr>
-        <w:t>Pasien dapat memilih layanan yang ingin digunakan dari dashboard.</w:t>
+        <w:t>Pasien dapat mengetahui posisi antrean dan status kunjungannya.</w:t>
       </w:r>
     </w:p>
     <w:tbl>
@@ -10255,7 +11362,6 @@
       </w:tblGrid>
       <w:tr>
         <w:trPr>
-          <w:trHeight/>
           <w:jc w:val="center"/>
         </w:trPr>
         <w:tc>
@@ -10276,20 +11382,23 @@
                 <w:color w:val="000000" w:themeColor="text1"/>
               </w:rPr>
             </w:pPr>
-            <w:r/>
-            <w:r>
+            <w:r>
+              <w:rPr>
+                <w:noProof/>
+              </w:rPr>
               <w:drawing>
-                <wp:inline xmlns:a="http://schemas.openxmlformats.org/drawingml/2006/main" xmlns:pic="http://schemas.openxmlformats.org/drawingml/2006/picture">
+                <wp:inline distT="0" distB="0" distL="0" distR="0" wp14:anchorId="48D130F3" wp14:editId="1C4FC6DA">
                   <wp:extent cx="5303520" cy="2737390"/>
-                  <wp:docPr id="26" name="Picture 26"/>
+                  <wp:effectExtent l="0" t="0" r="0" b="0"/>
+                  <wp:docPr id="30" name="Picture 30"/>
                   <wp:cNvGraphicFramePr>
-                    <a:graphicFrameLocks noChangeAspect="1"/>
+                    <a:graphicFrameLocks xmlns:a="http://schemas.openxmlformats.org/drawingml/2006/main" noChangeAspect="1"/>
                   </wp:cNvGraphicFramePr>
-                  <a:graphic>
+                  <a:graphic xmlns:a="http://schemas.openxmlformats.org/drawingml/2006/main">
                     <a:graphicData uri="http://schemas.openxmlformats.org/drawingml/2006/picture">
-                      <pic:pic>
+                      <pic:pic xmlns:pic="http://schemas.openxmlformats.org/drawingml/2006/picture">
                         <pic:nvPicPr>
-                          <pic:cNvPr id="0" name="37_detail_reservasi_1781474415895.png"/>
+                          <pic:cNvPr id="0" name="40_urutan_antrian_dinamis_1781474527553.png"/>
                           <pic:cNvPicPr/>
                         </pic:nvPicPr>
                         <pic:blipFill>
@@ -10303,7 +11412,9 @@
                             <a:off x="0" y="0"/>
                             <a:ext cx="5303520" cy="2737390"/>
                           </a:xfrm>
-                          <a:prstGeom prst="rect"/>
+                          <a:prstGeom prst="rect">
+                            <a:avLst/>
+                          </a:prstGeom>
                         </pic:spPr>
                       </pic:pic>
                     </a:graphicData>
@@ -10322,7 +11433,7 @@
                 <w:b/>
                 <w:sz w:val="22"/>
               </w:rPr>
-              <w:t>Dashboard Pasien</w:t>
+              <w:t>Halaman Lihat Antrean Pasien</w:t>
             </w:r>
           </w:p>
         </w:tc>
@@ -10339,7 +11450,8 @@
         <w:rPr>
           <w:color w:val="000000" w:themeColor="text1"/>
         </w:rPr>
-        <w:t>Gambar 26. Dashboard Pasien</w:t>
+        <w:lastRenderedPageBreak/>
+        <w:t>Gambar 30. Halaman Lihat Antrean Pasien</w:t>
       </w:r>
     </w:p>
     <w:p>
@@ -10353,7 +11465,7 @@
         <w:rPr>
           <w:color w:val="000000" w:themeColor="text1"/>
         </w:rPr>
-        <w:t>5.4 Membuat Appointment Baru</w:t>
+        <w:t>5.8 Melihat Riwayat Appointment</w:t>
       </w:r>
     </w:p>
     <w:p>
@@ -10373,7 +11485,7 @@
         <w:rPr>
           <w:color w:val="000000" w:themeColor="text1"/>
         </w:rPr>
-        <w:t>Mendaftarkan kunjungan pasien ke klinik gigi.</w:t>
+        <w:t>Melihat daftar appointment yang pernah dibuat pasien.</w:t>
       </w:r>
     </w:p>
     <w:p>
@@ -10401,7 +11513,7 @@
         <w:rPr>
           <w:color w:val="000000" w:themeColor="text1"/>
         </w:rPr>
-        <w:t>Klik menu Buat Appointment atau Appointment Baru.</w:t>
+        <w:t>Buka menu Appointment Saya atau Riwayat Appointment.</w:t>
       </w:r>
     </w:p>
     <w:p>
@@ -10415,7 +11527,7 @@
         <w:rPr>
           <w:color w:val="000000" w:themeColor="text1"/>
         </w:rPr>
-        <w:t>Isi data diri yang diminta pada form appointment.</w:t>
+        <w:t>Perhatikan daftar appointment, tanggal, klinik, status, dan informasi terkait.</w:t>
       </w:r>
     </w:p>
     <w:p>
@@ -10429,35 +11541,7 @@
         <w:rPr>
           <w:color w:val="000000" w:themeColor="text1"/>
         </w:rPr>
-        <w:t>Pilih klinik atau jadwal apabila tersedia.</w:t>
-      </w:r>
-    </w:p>
-    <w:p>
-      <w:pPr>
-        <w:pStyle w:val="ListNumber"/>
-        <w:rPr>
-          <w:color w:val="000000" w:themeColor="text1"/>
-        </w:rPr>
-      </w:pPr>
-      <w:r>
-        <w:rPr>
-          <w:color w:val="000000" w:themeColor="text1"/>
-        </w:rPr>
-        <w:t>Pastikan data lokasi klinik, tanggal, dan waktu kunjungan sudah benar sebelum melanjutkan.</w:t>
-      </w:r>
-    </w:p>
-    <w:p>
-      <w:pPr>
-        <w:pStyle w:val="ListNumber"/>
-        <w:rPr>
-          <w:color w:val="000000" w:themeColor="text1"/>
-        </w:rPr>
-      </w:pPr>
-      <w:r>
-        <w:rPr>
-          <w:color w:val="000000" w:themeColor="text1"/>
-        </w:rPr>
-        <w:t>Klik tombol Lanjut Isi Kuesioner untuk melanjutkan ke halaman questionnaire keluhan.</w:t>
+        <w:t>Klik detail apabila ingin melihat informasi appointment tertentu.</w:t>
       </w:r>
     </w:p>
     <w:p>
@@ -10477,7 +11561,7 @@
         <w:rPr>
           <w:color w:val="000000" w:themeColor="text1"/>
         </w:rPr>
-        <w:t>Data awal appointment terisi dan pasien dapat melanjutkan ke form keluhan.</w:t>
+        <w:t>Pasien dapat memantau appointment yang pernah dibuat dan statusnya.</w:t>
       </w:r>
     </w:p>
     <w:tbl>
@@ -10492,7 +11576,6 @@
       </w:tblGrid>
       <w:tr>
         <w:trPr>
-          <w:trHeight/>
           <w:jc w:val="center"/>
         </w:trPr>
         <w:tc>
@@ -10513,20 +11596,23 @@
                 <w:color w:val="000000" w:themeColor="text1"/>
               </w:rPr>
             </w:pPr>
-            <w:r/>
-            <w:r>
+            <w:r>
+              <w:rPr>
+                <w:noProof/>
+              </w:rPr>
               <w:drawing>
-                <wp:inline xmlns:a="http://schemas.openxmlformats.org/drawingml/2006/main" xmlns:pic="http://schemas.openxmlformats.org/drawingml/2006/picture">
+                <wp:inline distT="0" distB="0" distL="0" distR="0" wp14:anchorId="3B8C543D" wp14:editId="11888719">
                   <wp:extent cx="5303520" cy="2737390"/>
-                  <wp:docPr id="27" name="Picture 27"/>
+                  <wp:effectExtent l="0" t="0" r="0" b="0"/>
+                  <wp:docPr id="31" name="Picture 31"/>
                   <wp:cNvGraphicFramePr>
-                    <a:graphicFrameLocks noChangeAspect="1"/>
+                    <a:graphicFrameLocks xmlns:a="http://schemas.openxmlformats.org/drawingml/2006/main" noChangeAspect="1"/>
                   </wp:cNvGraphicFramePr>
-                  <a:graphic>
+                  <a:graphic xmlns:a="http://schemas.openxmlformats.org/drawingml/2006/main">
                     <a:graphicData uri="http://schemas.openxmlformats.org/drawingml/2006/picture">
-                      <pic:pic>
+                      <pic:pic xmlns:pic="http://schemas.openxmlformats.org/drawingml/2006/picture">
                         <pic:nvPicPr>
-                          <pic:cNvPr id="0" name="24_reservasi_janji_temu_1781457133575.png"/>
+                          <pic:cNvPr id="0" name="38_kuesioner_terisi_1781474480518.png"/>
                           <pic:cNvPicPr/>
                         </pic:nvPicPr>
                         <pic:blipFill>
@@ -10540,7 +11626,9 @@
                             <a:off x="0" y="0"/>
                             <a:ext cx="5303520" cy="2737390"/>
                           </a:xfrm>
-                          <a:prstGeom prst="rect"/>
+                          <a:prstGeom prst="rect">
+                            <a:avLst/>
+                          </a:prstGeom>
                         </pic:spPr>
                       </pic:pic>
                     </a:graphicData>
@@ -10559,7 +11647,7 @@
                 <w:b/>
                 <w:sz w:val="22"/>
               </w:rPr>
-              <w:t>Form Appointment Baru Pasien</w:t>
+              <w:t>Riwayat Appointment Pasien</w:t>
             </w:r>
           </w:p>
         </w:tc>
@@ -10576,7 +11664,7 @@
         <w:rPr>
           <w:color w:val="000000" w:themeColor="text1"/>
         </w:rPr>
-        <w:t>Gambar 27. Form Appointment Baru Pasien</w:t>
+        <w:t>Gambar 31. Riwayat Appointment Pasien</w:t>
       </w:r>
     </w:p>
     <w:p>
@@ -10590,7 +11678,7 @@
         <w:rPr>
           <w:color w:val="000000" w:themeColor="text1"/>
         </w:rPr>
-        <w:t>5.5 Mengisi Questionnaire Keluhan</w:t>
+        <w:t>5.9 Melihat Riwayat Rekam Medis</w:t>
       </w:r>
     </w:p>
     <w:p>
@@ -10610,7 +11698,7 @@
         <w:rPr>
           <w:color w:val="000000" w:themeColor="text1"/>
         </w:rPr>
-        <w:t>Menentukan tingkat urgensi awal berdasarkan jawaban pasien.</w:t>
+        <w:t>Melihat hasil pemeriksaan yang telah selesai diproses oleh dokter.</w:t>
       </w:r>
     </w:p>
     <w:p>
@@ -10638,7 +11726,7 @@
         <w:rPr>
           <w:color w:val="000000" w:themeColor="text1"/>
         </w:rPr>
-        <w:t>Baca setiap pertanyaan keluhan dengan teliti.</w:t>
+        <w:t>Buka menu Rekam Medis atau Riwayat Medis.</w:t>
       </w:r>
     </w:p>
     <w:p>
@@ -10652,7 +11740,7 @@
         <w:rPr>
           <w:color w:val="000000" w:themeColor="text1"/>
         </w:rPr>
-        <w:t>Jawab pertanyaan sesuai kondisi yang dirasakan.</w:t>
+        <w:t>Pilih rekam medis yang ingin dilihat.</w:t>
       </w:r>
     </w:p>
     <w:p>
@@ -10666,7 +11754,7 @@
         <w:rPr>
           <w:color w:val="000000" w:themeColor="text1"/>
         </w:rPr>
-        <w:t>Pastikan seluruh pertanyaan wajib telah terisi.</w:t>
+        <w:t>Perhatikan informasi tanggal kunjungan, tindakan, resep, catatan dokter, dan informasi lain yang tersedia.</w:t>
       </w:r>
     </w:p>
     <w:p>
@@ -10680,7 +11768,7 @@
         <w:rPr>
           <w:color w:val="000000" w:themeColor="text1"/>
         </w:rPr>
-        <w:t>Isi deskripsi keluhan tambahan pada kolom teks (opsional).</w:t>
+        <w:t>Pasien tidak dapat membuka rekam medis milik pasien lain.</w:t>
       </w:r>
     </w:p>
     <w:p>
@@ -10700,7 +11788,7 @@
         <w:rPr>
           <w:color w:val="000000" w:themeColor="text1"/>
         </w:rPr>
-        <w:t>Sistem menghitung tingkat urgensi awal seperti rendah, sedang, atau tinggi berdasarkan jawaban pasien.</w:t>
+        <w:t>Pasien dapat melihat riwayat pemeriksaan miliknya sendiri secara aman.</w:t>
       </w:r>
     </w:p>
     <w:tbl>
@@ -10715,7 +11803,6 @@
       </w:tblGrid>
       <w:tr>
         <w:trPr>
-          <w:trHeight/>
           <w:jc w:val="center"/>
         </w:trPr>
         <w:tc>
@@ -10736,20 +11823,24 @@
                 <w:color w:val="000000" w:themeColor="text1"/>
               </w:rPr>
             </w:pPr>
-            <w:r/>
-            <w:r>
+            <w:r>
+              <w:rPr>
+                <w:noProof/>
+              </w:rPr>
+              <w:lastRenderedPageBreak/>
               <w:drawing>
-                <wp:inline xmlns:a="http://schemas.openxmlformats.org/drawingml/2006/main" xmlns:pic="http://schemas.openxmlformats.org/drawingml/2006/picture">
+                <wp:inline distT="0" distB="0" distL="0" distR="0" wp14:anchorId="3DB382E1" wp14:editId="2AB0BF71">
                   <wp:extent cx="5303520" cy="2737390"/>
-                  <wp:docPr id="28" name="Picture 28"/>
+                  <wp:effectExtent l="0" t="0" r="0" b="0"/>
+                  <wp:docPr id="32" name="Picture 32"/>
                   <wp:cNvGraphicFramePr>
-                    <a:graphicFrameLocks noChangeAspect="1"/>
+                    <a:graphicFrameLocks xmlns:a="http://schemas.openxmlformats.org/drawingml/2006/main" noChangeAspect="1"/>
                   </wp:cNvGraphicFramePr>
-                  <a:graphic>
+                  <a:graphic xmlns:a="http://schemas.openxmlformats.org/drawingml/2006/main">
                     <a:graphicData uri="http://schemas.openxmlformats.org/drawingml/2006/picture">
-                      <pic:pic>
+                      <pic:pic xmlns:pic="http://schemas.openxmlformats.org/drawingml/2006/picture">
                         <pic:nvPicPr>
-                          <pic:cNvPr id="0" name="25_kuesioner_keluhan_1781457271417.png"/>
+                          <pic:cNvPr id="0" name="49_post_treatment_advice_ai_1781491358372.png"/>
                           <pic:cNvPicPr/>
                         </pic:nvPicPr>
                         <pic:blipFill>
@@ -10763,7 +11854,9 @@
                             <a:off x="0" y="0"/>
                             <a:ext cx="5303520" cy="2737390"/>
                           </a:xfrm>
-                          <a:prstGeom prst="rect"/>
+                          <a:prstGeom prst="rect">
+                            <a:avLst/>
+                          </a:prstGeom>
                         </pic:spPr>
                       </pic:pic>
                     </a:graphicData>
@@ -10782,7 +11875,7 @@
                 <w:b/>
                 <w:sz w:val="22"/>
               </w:rPr>
-              <w:t>Form Questionnaire Keluhan Pasien</w:t>
+              <w:t>Riwayat Rekam Medis Pasien</w:t>
             </w:r>
           </w:p>
         </w:tc>
@@ -10799,7 +11892,7 @@
         <w:rPr>
           <w:color w:val="000000" w:themeColor="text1"/>
         </w:rPr>
-        <w:t>Gambar 28. Form Questionnaire Keluhan Pasien</w:t>
+        <w:t>Gambar 32. Riwayat Rekam Medis Pasien</w:t>
       </w:r>
     </w:p>
     <w:p>
@@ -10813,7 +11906,7 @@
         <w:rPr>
           <w:color w:val="000000" w:themeColor="text1"/>
         </w:rPr>
-        <w:t>5.6 Mengunggah Citra Gigi</w:t>
+        <w:t>5.10 Mengelola Profil dan Logout</w:t>
       </w:r>
     </w:p>
     <w:p>
@@ -10833,7 +11926,7 @@
         <w:rPr>
           <w:color w:val="000000" w:themeColor="text1"/>
         </w:rPr>
-        <w:t>Mengirim citra gigi pasien agar sistem dapat melakukan analisis awal karies/non-karies.</w:t>
+        <w:t>Memperbarui data profil dan mengakhiri sesi penggunaan aplikasi.</w:t>
       </w:r>
     </w:p>
     <w:p>
@@ -10861,7 +11954,7 @@
         <w:rPr>
           <w:color w:val="000000" w:themeColor="text1"/>
         </w:rPr>
-        <w:t>Pada halaman questionnaire yang sama, siapkan citra gigi dengan format JPG, JPEG, atau PNG (ukuran maksimal 10 MB).</w:t>
+        <w:t>Buka menu Profil.</w:t>
       </w:r>
     </w:p>
     <w:p>
@@ -10875,7 +11968,7 @@
         <w:rPr>
           <w:color w:val="000000" w:themeColor="text1"/>
         </w:rPr>
-        <w:t>Klik tombol Upload atau Pilih File.</w:t>
+        <w:t>Perbarui data yang diperbolehkan oleh sistem.</w:t>
       </w:r>
     </w:p>
     <w:p>
@@ -10889,7 +11982,7 @@
         <w:rPr>
           <w:color w:val="000000" w:themeColor="text1"/>
         </w:rPr>
-        <w:t>Pilih file citra dari perangkat.</w:t>
+        <w:t>Simpan perubahan apabila ada pembaruan data.</w:t>
       </w:r>
     </w:p>
     <w:p>
@@ -10903,21 +11996,7 @@
         <w:rPr>
           <w:color w:val="000000" w:themeColor="text1"/>
         </w:rPr>
-        <w:t>Pastikan file yang dipilih sesuai dan terlihat jelas.</w:t>
-      </w:r>
-    </w:p>
-    <w:p>
-      <w:pPr>
-        <w:pStyle w:val="ListNumber"/>
-        <w:rPr>
-          <w:color w:val="000000" w:themeColor="text1"/>
-        </w:rPr>
-      </w:pPr>
-      <w:r>
-        <w:rPr>
-          <w:color w:val="000000" w:themeColor="text1"/>
-        </w:rPr>
-        <w:t>Klik tombol Selesaikan Pendaftaran untuk mengirimkan appointment.</w:t>
+        <w:t>Klik Logout setelah selesai menggunakan aplikasi.</w:t>
       </w:r>
     </w:p>
     <w:p>
@@ -10937,7 +12016,7 @@
         <w:rPr>
           <w:color w:val="000000" w:themeColor="text1"/>
         </w:rPr>
-        <w:t>Appointment tersimpan dan sistem menjalankan analisis awal terhadap citra gigi apabila layanan AI tersedia.</w:t>
+        <w:t>Data profil dapat diperbarui dan sesi pasien dapat diakhiri dengan aman.</w:t>
       </w:r>
     </w:p>
     <w:tbl>
@@ -10952,7 +12031,6 @@
       </w:tblGrid>
       <w:tr>
         <w:trPr>
-          <w:trHeight/>
           <w:jc w:val="center"/>
         </w:trPr>
         <w:tc>
@@ -10973,24 +12051,27 @@
                 <w:color w:val="000000" w:themeColor="text1"/>
               </w:rPr>
             </w:pPr>
-            <w:r/>
-            <w:r>
+            <w:r>
+              <w:rPr>
+                <w:noProof/>
+              </w:rPr>
               <w:drawing>
-                <wp:inline xmlns:a="http://schemas.openxmlformats.org/drawingml/2006/main" xmlns:pic="http://schemas.openxmlformats.org/drawingml/2006/picture">
+                <wp:inline distT="0" distB="0" distL="0" distR="0" wp14:anchorId="59AD1363" wp14:editId="5FCDA5CA">
                   <wp:extent cx="5303520" cy="2737390"/>
-                  <wp:docPr id="29" name="Picture 29"/>
+                  <wp:effectExtent l="0" t="0" r="0" b="0"/>
+                  <wp:docPr id="33" name="Picture 33"/>
                   <wp:cNvGraphicFramePr>
-                    <a:graphicFrameLocks noChangeAspect="1"/>
+                    <a:graphicFrameLocks xmlns:a="http://schemas.openxmlformats.org/drawingml/2006/main" noChangeAspect="1"/>
                   </wp:cNvGraphicFramePr>
-                  <a:graphic>
+                  <a:graphic xmlns:a="http://schemas.openxmlformats.org/drawingml/2006/main">
                     <a:graphicData uri="http://schemas.openxmlformats.org/drawingml/2006/picture">
-                      <pic:pic>
+                      <pic:pic xmlns:pic="http://schemas.openxmlformats.org/drawingml/2006/picture">
                         <pic:nvPicPr>
-                          <pic:cNvPr id="0" name="26_upload_xray_cnn_1781457290559.png"/>
+                          <pic:cNvPr id="0" name="11_logout_pengguna_1781474544132.png"/>
                           <pic:cNvPicPr/>
                         </pic:nvPicPr>
                         <pic:blipFill>
-                          <a:blip r:embed="rId40"/>
+                          <a:blip r:embed="rId22"/>
                           <a:stretch>
                             <a:fillRect/>
                           </a:stretch>
@@ -11000,7 +12081,9 @@
                             <a:off x="0" y="0"/>
                             <a:ext cx="5303520" cy="2737390"/>
                           </a:xfrm>
-                          <a:prstGeom prst="rect"/>
+                          <a:prstGeom prst="rect">
+                            <a:avLst/>
+                          </a:prstGeom>
                         </pic:spPr>
                       </pic:pic>
                     </a:graphicData>
@@ -11019,21 +12102,7 @@
                 <w:b/>
                 <w:sz w:val="22"/>
               </w:rPr>
-              <w:t>Upload Citra Gigi pada Appointment</w:t>
-            </w:r>
-          </w:p>
-          <w:p>
-            <w:pPr>
-              <w:spacing w:after="120"/>
-              <w:jc w:val="center"/>
-            </w:pPr>
-            <w:r>
-              <w:rPr>
-                <w:i/>
-                <w:color w:val="646464"/>
-                <w:sz w:val="19"/>
-              </w:rPr>
-              <w:t>Gunakan screenshot yang tidak menampilkan data pribadi asli pasien.</w:t>
+              <w:t>Halaman Profil Pasien dan Menu Logout</w:t>
             </w:r>
           </w:p>
         </w:tc>
@@ -11050,898 +12119,7 @@
         <w:rPr>
           <w:color w:val="000000" w:themeColor="text1"/>
         </w:rPr>
-        <w:t>Gambar 29. Upload Citra Gigi pada Appointment</w:t>
-      </w:r>
-    </w:p>
-    <w:p>
-      <w:pPr>
-        <w:pStyle w:val="Heading3"/>
-        <w:rPr>
-          <w:color w:val="000000" w:themeColor="text1"/>
-        </w:rPr>
-      </w:pPr>
-      <w:r>
-        <w:rPr>
-          <w:color w:val="000000" w:themeColor="text1"/>
-        </w:rPr>
-        <w:t>5.7 Melihat Nomor Antrean</w:t>
-      </w:r>
-    </w:p>
-    <w:p>
-      <w:pPr>
-        <w:rPr>
-          <w:color w:val="000000" w:themeColor="text1"/>
-        </w:rPr>
-      </w:pPr>
-      <w:r>
-        <w:rPr>
-          <w:b/>
-          <w:color w:val="000000" w:themeColor="text1"/>
-        </w:rPr>
-        <w:t xml:space="preserve">Tujuan fitur: </w:t>
-      </w:r>
-      <w:r>
-        <w:rPr>
-          <w:color w:val="000000" w:themeColor="text1"/>
-        </w:rPr>
-        <w:t>Melihat posisi antrean pasien setelah appointment dibuat.</w:t>
-      </w:r>
-    </w:p>
-    <w:p>
-      <w:pPr>
-        <w:rPr>
-          <w:color w:val="000000" w:themeColor="text1"/>
-        </w:rPr>
-      </w:pPr>
-      <w:r>
-        <w:rPr>
-          <w:b/>
-          <w:color w:val="000000" w:themeColor="text1"/>
-        </w:rPr>
-        <w:t>Langkah penggunaan:</w:t>
-      </w:r>
-    </w:p>
-    <w:p>
-      <w:pPr>
-        <w:pStyle w:val="ListNumber"/>
-        <w:rPr>
-          <w:color w:val="000000" w:themeColor="text1"/>
-        </w:rPr>
-      </w:pPr>
-      <w:r>
-        <w:rPr>
-          <w:color w:val="000000" w:themeColor="text1"/>
-        </w:rPr>
-        <w:t>Buka menu Lihat Antrean.</w:t>
-      </w:r>
-    </w:p>
-    <w:p>
-      <w:pPr>
-        <w:pStyle w:val="ListNumber"/>
-        <w:rPr>
-          <w:color w:val="000000" w:themeColor="text1"/>
-        </w:rPr>
-      </w:pPr>
-      <w:r>
-        <w:rPr>
-          <w:color w:val="000000" w:themeColor="text1"/>
-        </w:rPr>
-        <w:t>Perhatikan nomor antrean pasien.</w:t>
-      </w:r>
-    </w:p>
-    <w:p>
-      <w:pPr>
-        <w:pStyle w:val="ListNumber"/>
-        <w:rPr>
-          <w:color w:val="000000" w:themeColor="text1"/>
-        </w:rPr>
-      </w:pPr>
-      <w:r>
-        <w:rPr>
-          <w:color w:val="000000" w:themeColor="text1"/>
-        </w:rPr>
-        <w:t>Lihat daftar antrean yang sedang aktif pada klinik.</w:t>
-      </w:r>
-    </w:p>
-    <w:p>
-      <w:pPr>
-        <w:pStyle w:val="ListNumber"/>
-        <w:rPr>
-          <w:color w:val="000000" w:themeColor="text1"/>
-        </w:rPr>
-      </w:pPr>
-      <w:r>
-        <w:rPr>
-          <w:color w:val="000000" w:themeColor="text1"/>
-        </w:rPr>
-        <w:t>Gunakan informasi estimasi pelayanan sebagai perkiraan, bukan waktu pasti pemeriksaan.</w:t>
-      </w:r>
-    </w:p>
-    <w:p>
-      <w:pPr>
-        <w:rPr>
-          <w:color w:val="000000" w:themeColor="text1"/>
-        </w:rPr>
-      </w:pPr>
-      <w:r>
-        <w:rPr>
-          <w:b/>
-          <w:color w:val="000000" w:themeColor="text1"/>
-        </w:rPr>
-        <w:t xml:space="preserve">Hasil yang diharapkan: </w:t>
-      </w:r>
-      <w:r>
-        <w:rPr>
-          <w:color w:val="000000" w:themeColor="text1"/>
-        </w:rPr>
-        <w:t>Pasien dapat mengetahui posisi antrean dan status kunjungannya.</w:t>
-      </w:r>
-    </w:p>
-    <w:tbl>
-      <w:tblPr>
-        <w:tblStyle w:val="TableGrid"/>
-        <w:tblW w:w="0" w:type="auto"/>
-        <w:jc w:val="center"/>
-        <w:tblLook w:val="04A0" w:firstRow="1" w:lastRow="0" w:firstColumn="1" w:lastColumn="0" w:noHBand="0" w:noVBand="1"/>
-      </w:tblPr>
-      <w:tblGrid>
-        <w:gridCol w:w="9792"/>
-      </w:tblGrid>
-      <w:tr>
-        <w:trPr>
-          <w:trHeight/>
-          <w:jc w:val="center"/>
-        </w:trPr>
-        <w:tc>
-          <w:tcPr>
-            <w:tcW w:w="9792" w:type="dxa"/>
-            <w:tcBorders>
-              <w:top w:val="single" w:sz="12" w:space="0" w:color="94A3B8"/>
-              <w:left w:val="single" w:sz="12" w:space="0" w:color="94A3B8"/>
-              <w:bottom w:val="single" w:sz="12" w:space="0" w:color="94A3B8"/>
-              <w:right w:val="single" w:sz="12" w:space="0" w:color="94A3B8"/>
-            </w:tcBorders>
-            <w:shd w:val="clear" w:color="auto" w:fill="F1F5F9"/>
-          </w:tcPr>
-          <w:p>
-            <w:pPr>
-              <w:jc w:val="center"/>
-              <w:rPr>
-                <w:color w:val="000000" w:themeColor="text1"/>
-              </w:rPr>
-            </w:pPr>
-            <w:r/>
-            <w:r>
-              <w:drawing>
-                <wp:inline xmlns:a="http://schemas.openxmlformats.org/drawingml/2006/main" xmlns:pic="http://schemas.openxmlformats.org/drawingml/2006/picture">
-                  <wp:extent cx="5303520" cy="2737390"/>
-                  <wp:docPr id="30" name="Picture 30"/>
-                  <wp:cNvGraphicFramePr>
-                    <a:graphicFrameLocks noChangeAspect="1"/>
-                  </wp:cNvGraphicFramePr>
-                  <a:graphic>
-                    <a:graphicData uri="http://schemas.openxmlformats.org/drawingml/2006/picture">
-                      <pic:pic>
-                        <pic:nvPicPr>
-                          <pic:cNvPr id="0" name="40_urutan_antrian_dinamis_1781474527553.png"/>
-                          <pic:cNvPicPr/>
-                        </pic:nvPicPr>
-                        <pic:blipFill>
-                          <a:blip r:embed="rId41"/>
-                          <a:stretch>
-                            <a:fillRect/>
-                          </a:stretch>
-                        </pic:blipFill>
-                        <pic:spPr>
-                          <a:xfrm>
-                            <a:off x="0" y="0"/>
-                            <a:ext cx="5303520" cy="2737390"/>
-                          </a:xfrm>
-                          <a:prstGeom prst="rect"/>
-                        </pic:spPr>
-                      </pic:pic>
-                    </a:graphicData>
-                  </a:graphic>
-                </wp:inline>
-              </w:drawing>
-            </w:r>
-          </w:p>
-          <w:p>
-            <w:pPr>
-              <w:spacing w:before="120" w:after="80"/>
-              <w:jc w:val="center"/>
-            </w:pPr>
-            <w:r>
-              <w:rPr>
-                <w:b/>
-                <w:sz w:val="22"/>
-              </w:rPr>
-              <w:t>Halaman Lihat Antrean Pasien</w:t>
-            </w:r>
-          </w:p>
-        </w:tc>
-      </w:tr>
-    </w:tbl>
-    <w:p>
-      <w:pPr>
-        <w:pStyle w:val="CaptionSIGIGI"/>
-        <w:rPr>
-          <w:color w:val="000000" w:themeColor="text1"/>
-        </w:rPr>
-      </w:pPr>
-      <w:r>
-        <w:rPr>
-          <w:color w:val="000000" w:themeColor="text1"/>
-        </w:rPr>
-        <w:t>Gambar 30. Halaman Lihat Antrean Pasien</w:t>
-      </w:r>
-    </w:p>
-    <w:p>
-      <w:pPr>
-        <w:pStyle w:val="Heading3"/>
-        <w:rPr>
-          <w:color w:val="000000" w:themeColor="text1"/>
-        </w:rPr>
-      </w:pPr>
-      <w:r>
-        <w:rPr>
-          <w:color w:val="000000" w:themeColor="text1"/>
-        </w:rPr>
-        <w:t>5.8 Melihat Riwayat Appointment</w:t>
-      </w:r>
-    </w:p>
-    <w:p>
-      <w:pPr>
-        <w:rPr>
-          <w:color w:val="000000" w:themeColor="text1"/>
-        </w:rPr>
-      </w:pPr>
-      <w:r>
-        <w:rPr>
-          <w:b/>
-          <w:color w:val="000000" w:themeColor="text1"/>
-        </w:rPr>
-        <w:t xml:space="preserve">Tujuan fitur: </w:t>
-      </w:r>
-      <w:r>
-        <w:rPr>
-          <w:color w:val="000000" w:themeColor="text1"/>
-        </w:rPr>
-        <w:t>Melihat daftar appointment yang pernah dibuat pasien.</w:t>
-      </w:r>
-    </w:p>
-    <w:p>
-      <w:pPr>
-        <w:rPr>
-          <w:color w:val="000000" w:themeColor="text1"/>
-        </w:rPr>
-      </w:pPr>
-      <w:r>
-        <w:rPr>
-          <w:b/>
-          <w:color w:val="000000" w:themeColor="text1"/>
-        </w:rPr>
-        <w:t>Langkah penggunaan:</w:t>
-      </w:r>
-    </w:p>
-    <w:p>
-      <w:pPr>
-        <w:pStyle w:val="ListNumber"/>
-        <w:rPr>
-          <w:color w:val="000000" w:themeColor="text1"/>
-        </w:rPr>
-      </w:pPr>
-      <w:r>
-        <w:rPr>
-          <w:color w:val="000000" w:themeColor="text1"/>
-        </w:rPr>
-        <w:t>Buka menu Appointment Saya atau Riwayat Appointment.</w:t>
-      </w:r>
-    </w:p>
-    <w:p>
-      <w:pPr>
-        <w:pStyle w:val="ListNumber"/>
-        <w:rPr>
-          <w:color w:val="000000" w:themeColor="text1"/>
-        </w:rPr>
-      </w:pPr>
-      <w:r>
-        <w:rPr>
-          <w:color w:val="000000" w:themeColor="text1"/>
-        </w:rPr>
-        <w:t>Perhatikan daftar appointment, tanggal, klinik, status, dan informasi terkait.</w:t>
-      </w:r>
-    </w:p>
-    <w:p>
-      <w:pPr>
-        <w:pStyle w:val="ListNumber"/>
-        <w:rPr>
-          <w:color w:val="000000" w:themeColor="text1"/>
-        </w:rPr>
-      </w:pPr>
-      <w:r>
-        <w:rPr>
-          <w:color w:val="000000" w:themeColor="text1"/>
-        </w:rPr>
-        <w:t>Klik detail apabila ingin melihat informasi appointment tertentu.</w:t>
-      </w:r>
-    </w:p>
-    <w:p>
-      <w:pPr>
-        <w:rPr>
-          <w:color w:val="000000" w:themeColor="text1"/>
-        </w:rPr>
-      </w:pPr>
-      <w:r>
-        <w:rPr>
-          <w:b/>
-          <w:color w:val="000000" w:themeColor="text1"/>
-        </w:rPr>
-        <w:t xml:space="preserve">Hasil yang diharapkan: </w:t>
-      </w:r>
-      <w:r>
-        <w:rPr>
-          <w:color w:val="000000" w:themeColor="text1"/>
-        </w:rPr>
-        <w:t>Pasien dapat memantau appointment yang pernah dibuat dan statusnya.</w:t>
-      </w:r>
-    </w:p>
-    <w:tbl>
-      <w:tblPr>
-        <w:tblStyle w:val="TableGrid"/>
-        <w:tblW w:w="0" w:type="auto"/>
-        <w:jc w:val="center"/>
-        <w:tblLook w:val="04A0" w:firstRow="1" w:lastRow="0" w:firstColumn="1" w:lastColumn="0" w:noHBand="0" w:noVBand="1"/>
-      </w:tblPr>
-      <w:tblGrid>
-        <w:gridCol w:w="9792"/>
-      </w:tblGrid>
-      <w:tr>
-        <w:trPr>
-          <w:trHeight/>
-          <w:jc w:val="center"/>
-        </w:trPr>
-        <w:tc>
-          <w:tcPr>
-            <w:tcW w:w="9792" w:type="dxa"/>
-            <w:tcBorders>
-              <w:top w:val="single" w:sz="12" w:space="0" w:color="94A3B8"/>
-              <w:left w:val="single" w:sz="12" w:space="0" w:color="94A3B8"/>
-              <w:bottom w:val="single" w:sz="12" w:space="0" w:color="94A3B8"/>
-              <w:right w:val="single" w:sz="12" w:space="0" w:color="94A3B8"/>
-            </w:tcBorders>
-            <w:shd w:val="clear" w:color="auto" w:fill="F1F5F9"/>
-          </w:tcPr>
-          <w:p>
-            <w:pPr>
-              <w:jc w:val="center"/>
-              <w:rPr>
-                <w:color w:val="000000" w:themeColor="text1"/>
-              </w:rPr>
-            </w:pPr>
-            <w:r/>
-            <w:r>
-              <w:drawing>
-                <wp:inline xmlns:a="http://schemas.openxmlformats.org/drawingml/2006/main" xmlns:pic="http://schemas.openxmlformats.org/drawingml/2006/picture">
-                  <wp:extent cx="5303520" cy="2737390"/>
-                  <wp:docPr id="31" name="Picture 31"/>
-                  <wp:cNvGraphicFramePr>
-                    <a:graphicFrameLocks noChangeAspect="1"/>
-                  </wp:cNvGraphicFramePr>
-                  <a:graphic>
-                    <a:graphicData uri="http://schemas.openxmlformats.org/drawingml/2006/picture">
-                      <pic:pic>
-                        <pic:nvPicPr>
-                          <pic:cNvPr id="0" name="38_kuesioner_terisi_1781474480518.png"/>
-                          <pic:cNvPicPr/>
-                        </pic:nvPicPr>
-                        <pic:blipFill>
-                          <a:blip r:embed="rId42"/>
-                          <a:stretch>
-                            <a:fillRect/>
-                          </a:stretch>
-                        </pic:blipFill>
-                        <pic:spPr>
-                          <a:xfrm>
-                            <a:off x="0" y="0"/>
-                            <a:ext cx="5303520" cy="2737390"/>
-                          </a:xfrm>
-                          <a:prstGeom prst="rect"/>
-                        </pic:spPr>
-                      </pic:pic>
-                    </a:graphicData>
-                  </a:graphic>
-                </wp:inline>
-              </w:drawing>
-            </w:r>
-          </w:p>
-          <w:p>
-            <w:pPr>
-              <w:spacing w:before="120" w:after="80"/>
-              <w:jc w:val="center"/>
-            </w:pPr>
-            <w:r>
-              <w:rPr>
-                <w:b/>
-                <w:sz w:val="22"/>
-              </w:rPr>
-              <w:t>Riwayat Appointment Pasien</w:t>
-            </w:r>
-          </w:p>
-        </w:tc>
-      </w:tr>
-    </w:tbl>
-    <w:p>
-      <w:pPr>
-        <w:pStyle w:val="CaptionSIGIGI"/>
-        <w:rPr>
-          <w:color w:val="000000" w:themeColor="text1"/>
-        </w:rPr>
-      </w:pPr>
-      <w:r>
-        <w:rPr>
-          <w:color w:val="000000" w:themeColor="text1"/>
-        </w:rPr>
-        <w:t>Gambar 31. Riwayat Appointment Pasien</w:t>
-      </w:r>
-    </w:p>
-    <w:p>
-      <w:pPr>
-        <w:pStyle w:val="Heading3"/>
-        <w:rPr>
-          <w:color w:val="000000" w:themeColor="text1"/>
-        </w:rPr>
-      </w:pPr>
-      <w:r>
-        <w:rPr>
-          <w:color w:val="000000" w:themeColor="text1"/>
-        </w:rPr>
-        <w:t>5.9 Melihat Riwayat Rekam Medis</w:t>
-      </w:r>
-    </w:p>
-    <w:p>
-      <w:pPr>
-        <w:rPr>
-          <w:color w:val="000000" w:themeColor="text1"/>
-        </w:rPr>
-      </w:pPr>
-      <w:r>
-        <w:rPr>
-          <w:b/>
-          <w:color w:val="000000" w:themeColor="text1"/>
-        </w:rPr>
-        <w:t xml:space="preserve">Tujuan fitur: </w:t>
-      </w:r>
-      <w:r>
-        <w:rPr>
-          <w:color w:val="000000" w:themeColor="text1"/>
-        </w:rPr>
-        <w:t>Melihat hasil pemeriksaan yang telah selesai diproses oleh dokter.</w:t>
-      </w:r>
-    </w:p>
-    <w:p>
-      <w:pPr>
-        <w:rPr>
-          <w:color w:val="000000" w:themeColor="text1"/>
-        </w:rPr>
-      </w:pPr>
-      <w:r>
-        <w:rPr>
-          <w:b/>
-          <w:color w:val="000000" w:themeColor="text1"/>
-        </w:rPr>
-        <w:t>Langkah penggunaan:</w:t>
-      </w:r>
-    </w:p>
-    <w:p>
-      <w:pPr>
-        <w:pStyle w:val="ListNumber"/>
-        <w:rPr>
-          <w:color w:val="000000" w:themeColor="text1"/>
-        </w:rPr>
-      </w:pPr>
-      <w:r>
-        <w:rPr>
-          <w:color w:val="000000" w:themeColor="text1"/>
-        </w:rPr>
-        <w:t>Buka menu Rekam Medis atau Riwayat Medis.</w:t>
-      </w:r>
-    </w:p>
-    <w:p>
-      <w:pPr>
-        <w:pStyle w:val="ListNumber"/>
-        <w:rPr>
-          <w:color w:val="000000" w:themeColor="text1"/>
-        </w:rPr>
-      </w:pPr>
-      <w:r>
-        <w:rPr>
-          <w:color w:val="000000" w:themeColor="text1"/>
-        </w:rPr>
-        <w:t>Pilih rekam medis yang ingin dilihat.</w:t>
-      </w:r>
-    </w:p>
-    <w:p>
-      <w:pPr>
-        <w:pStyle w:val="ListNumber"/>
-        <w:rPr>
-          <w:color w:val="000000" w:themeColor="text1"/>
-        </w:rPr>
-      </w:pPr>
-      <w:r>
-        <w:rPr>
-          <w:color w:val="000000" w:themeColor="text1"/>
-        </w:rPr>
-        <w:t>Perhatikan informasi tanggal kunjungan, tindakan, resep, catatan dokter, dan informasi lain yang tersedia.</w:t>
-      </w:r>
-    </w:p>
-    <w:p>
-      <w:pPr>
-        <w:pStyle w:val="ListNumber"/>
-        <w:rPr>
-          <w:color w:val="000000" w:themeColor="text1"/>
-        </w:rPr>
-      </w:pPr>
-      <w:r>
-        <w:rPr>
-          <w:color w:val="000000" w:themeColor="text1"/>
-        </w:rPr>
-        <w:t>Pasien tidak dapat membuka rekam medis milik pasien lain.</w:t>
-      </w:r>
-    </w:p>
-    <w:p>
-      <w:pPr>
-        <w:rPr>
-          <w:color w:val="000000" w:themeColor="text1"/>
-        </w:rPr>
-      </w:pPr>
-      <w:r>
-        <w:rPr>
-          <w:b/>
-          <w:color w:val="000000" w:themeColor="text1"/>
-        </w:rPr>
-        <w:t xml:space="preserve">Hasil yang diharapkan: </w:t>
-      </w:r>
-      <w:r>
-        <w:rPr>
-          <w:color w:val="000000" w:themeColor="text1"/>
-        </w:rPr>
-        <w:t>Pasien dapat melihat riwayat pemeriksaan miliknya sendiri secara aman.</w:t>
-      </w:r>
-    </w:p>
-    <w:tbl>
-      <w:tblPr>
-        <w:tblStyle w:val="TableGrid"/>
-        <w:tblW w:w="0" w:type="auto"/>
-        <w:jc w:val="center"/>
-        <w:tblLook w:val="04A0" w:firstRow="1" w:lastRow="0" w:firstColumn="1" w:lastColumn="0" w:noHBand="0" w:noVBand="1"/>
-      </w:tblPr>
-      <w:tblGrid>
-        <w:gridCol w:w="9792"/>
-      </w:tblGrid>
-      <w:tr>
-        <w:trPr>
-          <w:trHeight/>
-          <w:jc w:val="center"/>
-        </w:trPr>
-        <w:tc>
-          <w:tcPr>
-            <w:tcW w:w="9792" w:type="dxa"/>
-            <w:tcBorders>
-              <w:top w:val="single" w:sz="12" w:space="0" w:color="94A3B8"/>
-              <w:left w:val="single" w:sz="12" w:space="0" w:color="94A3B8"/>
-              <w:bottom w:val="single" w:sz="12" w:space="0" w:color="94A3B8"/>
-              <w:right w:val="single" w:sz="12" w:space="0" w:color="94A3B8"/>
-            </w:tcBorders>
-            <w:shd w:val="clear" w:color="auto" w:fill="F1F5F9"/>
-          </w:tcPr>
-          <w:p>
-            <w:pPr>
-              <w:jc w:val="center"/>
-              <w:rPr>
-                <w:color w:val="000000" w:themeColor="text1"/>
-              </w:rPr>
-            </w:pPr>
-            <w:r/>
-            <w:r>
-              <w:drawing>
-                <wp:inline xmlns:a="http://schemas.openxmlformats.org/drawingml/2006/main" xmlns:pic="http://schemas.openxmlformats.org/drawingml/2006/picture">
-                  <wp:extent cx="5303520" cy="2737390"/>
-                  <wp:docPr id="32" name="Picture 32"/>
-                  <wp:cNvGraphicFramePr>
-                    <a:graphicFrameLocks noChangeAspect="1"/>
-                  </wp:cNvGraphicFramePr>
-                  <a:graphic>
-                    <a:graphicData uri="http://schemas.openxmlformats.org/drawingml/2006/picture">
-                      <pic:pic>
-                        <pic:nvPicPr>
-                          <pic:cNvPr id="0" name="49_post_treatment_advice_ai_1781491358372.png"/>
-                          <pic:cNvPicPr/>
-                        </pic:nvPicPr>
-                        <pic:blipFill>
-                          <a:blip r:embed="rId43"/>
-                          <a:stretch>
-                            <a:fillRect/>
-                          </a:stretch>
-                        </pic:blipFill>
-                        <pic:spPr>
-                          <a:xfrm>
-                            <a:off x="0" y="0"/>
-                            <a:ext cx="5303520" cy="2737390"/>
-                          </a:xfrm>
-                          <a:prstGeom prst="rect"/>
-                        </pic:spPr>
-                      </pic:pic>
-                    </a:graphicData>
-                  </a:graphic>
-                </wp:inline>
-              </w:drawing>
-            </w:r>
-          </w:p>
-          <w:p>
-            <w:pPr>
-              <w:spacing w:before="120" w:after="80"/>
-              <w:jc w:val="center"/>
-            </w:pPr>
-            <w:r>
-              <w:rPr>
-                <w:b/>
-                <w:sz w:val="22"/>
-              </w:rPr>
-              <w:t>Riwayat Rekam Medis Pasien</w:t>
-            </w:r>
-          </w:p>
-        </w:tc>
-      </w:tr>
-    </w:tbl>
-    <w:p>
-      <w:pPr>
-        <w:pStyle w:val="CaptionSIGIGI"/>
-        <w:rPr>
-          <w:color w:val="000000" w:themeColor="text1"/>
-        </w:rPr>
-      </w:pPr>
-      <w:r>
-        <w:rPr>
-          <w:color w:val="000000" w:themeColor="text1"/>
-        </w:rPr>
-        <w:t>Gambar 32. Riwayat Rekam Medis Pasien</w:t>
-      </w:r>
-    </w:p>
-    <w:p>
-      <w:pPr>
-        <w:pStyle w:val="Heading3"/>
-        <w:rPr>
-          <w:color w:val="000000" w:themeColor="text1"/>
-        </w:rPr>
-      </w:pPr>
-      <w:r>
-        <w:rPr>
-          <w:color w:val="000000" w:themeColor="text1"/>
-        </w:rPr>
-        <w:t>5.10 Mengelola Profil dan Logout</w:t>
-      </w:r>
-    </w:p>
-    <w:p>
-      <w:pPr>
-        <w:rPr>
-          <w:color w:val="000000" w:themeColor="text1"/>
-        </w:rPr>
-      </w:pPr>
-      <w:r>
-        <w:rPr>
-          <w:b/>
-          <w:color w:val="000000" w:themeColor="text1"/>
-        </w:rPr>
-        <w:t xml:space="preserve">Tujuan fitur: </w:t>
-      </w:r>
-      <w:r>
-        <w:rPr>
-          <w:color w:val="000000" w:themeColor="text1"/>
-        </w:rPr>
-        <w:t>Memperbarui data profil dan mengakhiri sesi penggunaan aplikasi.</w:t>
-      </w:r>
-    </w:p>
-    <w:p>
-      <w:pPr>
-        <w:rPr>
-          <w:color w:val="000000" w:themeColor="text1"/>
-        </w:rPr>
-      </w:pPr>
-      <w:r>
-        <w:rPr>
-          <w:b/>
-          <w:color w:val="000000" w:themeColor="text1"/>
-        </w:rPr>
-        <w:t>Langkah penggunaan:</w:t>
-      </w:r>
-    </w:p>
-    <w:p>
-      <w:pPr>
-        <w:pStyle w:val="ListNumber"/>
-        <w:rPr>
-          <w:color w:val="000000" w:themeColor="text1"/>
-        </w:rPr>
-      </w:pPr>
-      <w:r>
-        <w:rPr>
-          <w:color w:val="000000" w:themeColor="text1"/>
-        </w:rPr>
-        <w:t>Buka menu Profil.</w:t>
-      </w:r>
-    </w:p>
-    <w:p>
-      <w:pPr>
-        <w:pStyle w:val="ListNumber"/>
-        <w:rPr>
-          <w:color w:val="000000" w:themeColor="text1"/>
-        </w:rPr>
-      </w:pPr>
-      <w:r>
-        <w:rPr>
-          <w:color w:val="000000" w:themeColor="text1"/>
-        </w:rPr>
-        <w:t>Perbarui data yang diperbolehkan oleh sistem.</w:t>
-      </w:r>
-    </w:p>
-    <w:p>
-      <w:pPr>
-        <w:pStyle w:val="ListNumber"/>
-        <w:rPr>
-          <w:color w:val="000000" w:themeColor="text1"/>
-        </w:rPr>
-      </w:pPr>
-      <w:r>
-        <w:rPr>
-          <w:color w:val="000000" w:themeColor="text1"/>
-        </w:rPr>
-        <w:t>Simpan perubahan apabila ada pembaruan data.</w:t>
-      </w:r>
-    </w:p>
-    <w:p>
-      <w:pPr>
-        <w:pStyle w:val="ListNumber"/>
-        <w:rPr>
-          <w:color w:val="000000" w:themeColor="text1"/>
-        </w:rPr>
-      </w:pPr>
-      <w:r>
-        <w:rPr>
-          <w:color w:val="000000" w:themeColor="text1"/>
-        </w:rPr>
-        <w:t>Klik Logout setelah selesai menggunakan aplikasi.</w:t>
-      </w:r>
-    </w:p>
-    <w:p>
-      <w:pPr>
-        <w:rPr>
-          <w:color w:val="000000" w:themeColor="text1"/>
-        </w:rPr>
-      </w:pPr>
-      <w:r>
-        <w:rPr>
-          <w:b/>
-          <w:color w:val="000000" w:themeColor="text1"/>
-        </w:rPr>
-        <w:t xml:space="preserve">Hasil yang diharapkan: </w:t>
-      </w:r>
-      <w:r>
-        <w:rPr>
-          <w:color w:val="000000" w:themeColor="text1"/>
-        </w:rPr>
-        <w:t>Data profil dapat diperbarui dan sesi pasien dapat diakhiri dengan aman.</w:t>
-      </w:r>
-    </w:p>
-    <w:tbl>
-      <w:tblPr>
-        <w:tblStyle w:val="TableGrid"/>
-        <w:tblW w:w="0" w:type="auto"/>
-        <w:jc w:val="center"/>
-        <w:tblLook w:val="04A0" w:firstRow="1" w:lastRow="0" w:firstColumn="1" w:lastColumn="0" w:noHBand="0" w:noVBand="1"/>
-      </w:tblPr>
-      <w:tblGrid>
-        <w:gridCol w:w="9792"/>
-      </w:tblGrid>
-      <w:tr>
-        <w:trPr>
-          <w:trHeight/>
-          <w:jc w:val="center"/>
-        </w:trPr>
-        <w:tc>
-          <w:tcPr>
-            <w:tcW w:w="9792" w:type="dxa"/>
-            <w:tcBorders>
-              <w:top w:val="single" w:sz="12" w:space="0" w:color="94A3B8"/>
-              <w:left w:val="single" w:sz="12" w:space="0" w:color="94A3B8"/>
-              <w:bottom w:val="single" w:sz="12" w:space="0" w:color="94A3B8"/>
-              <w:right w:val="single" w:sz="12" w:space="0" w:color="94A3B8"/>
-            </w:tcBorders>
-            <w:shd w:val="clear" w:color="auto" w:fill="F1F5F9"/>
-          </w:tcPr>
-          <w:p>
-            <w:pPr>
-              <w:jc w:val="center"/>
-              <w:rPr>
-                <w:color w:val="000000" w:themeColor="text1"/>
-              </w:rPr>
-            </w:pPr>
-            <w:r/>
-            <w:r>
-              <w:drawing>
-                <wp:inline xmlns:a="http://schemas.openxmlformats.org/drawingml/2006/main" xmlns:pic="http://schemas.openxmlformats.org/drawingml/2006/picture">
-                  <wp:extent cx="5303520" cy="2737390"/>
-                  <wp:docPr id="33" name="Picture 33"/>
-                  <wp:cNvGraphicFramePr>
-                    <a:graphicFrameLocks noChangeAspect="1"/>
-                  </wp:cNvGraphicFramePr>
-                  <a:graphic>
-                    <a:graphicData uri="http://schemas.openxmlformats.org/drawingml/2006/picture">
-                      <pic:pic>
-                        <pic:nvPicPr>
-                          <pic:cNvPr id="0" name="11_logout_pengguna_1781474544132.png"/>
-                          <pic:cNvPicPr/>
-                        </pic:nvPicPr>
-                        <pic:blipFill>
-                          <a:blip r:embed="rId26"/>
-                          <a:stretch>
-                            <a:fillRect/>
-                          </a:stretch>
-                        </pic:blipFill>
-                        <pic:spPr>
-                          <a:xfrm>
-                            <a:off x="0" y="0"/>
-                            <a:ext cx="5303520" cy="2737390"/>
-                          </a:xfrm>
-                          <a:prstGeom prst="rect"/>
-                        </pic:spPr>
-                      </pic:pic>
-                    </a:graphicData>
-                  </a:graphic>
-                </wp:inline>
-              </w:drawing>
-            </w:r>
-          </w:p>
-          <w:p>
-            <w:pPr>
-              <w:spacing w:before="120" w:after="80"/>
-              <w:jc w:val="center"/>
-            </w:pPr>
-            <w:r>
-              <w:rPr>
-                <w:b/>
-                <w:sz w:val="22"/>
-              </w:rPr>
-              <w:t>Halaman Profil Pasien dan Menu Logout</w:t>
-            </w:r>
-          </w:p>
-        </w:tc>
-      </w:tr>
-    </w:tbl>
-    <w:p>
-      <w:pPr>
-        <w:pStyle w:val="CaptionSIGIGI"/>
-        <w:rPr>
-          <w:color w:val="000000" w:themeColor="text1"/>
-        </w:rPr>
-      </w:pPr>
-      <w:r>
-        <w:rPr>
-          <w:color w:val="000000" w:themeColor="text1"/>
-        </w:rPr>
         <w:t>Gambar 33. Halaman Profil Pasien dan Menu Logout</w:t>
-      </w:r>
-    </w:p>
-    <w:p>
-      <w:pPr>
-        <w:rPr>
-          <w:color w:val="000000" w:themeColor="text1"/>
-        </w:rPr>
-      </w:pPr>
-      <w:r>
-        <w:rPr>
-          <w:color w:val="000000" w:themeColor="text1"/>
-        </w:rPr>
-        <w:br w:type="page"/>
       </w:r>
     </w:p>
     <w:p>
@@ -13437,7 +13615,6 @@
       </w:tblGrid>
       <w:tr>
         <w:trPr>
-          <w:trHeight/>
           <w:jc w:val="center"/>
         </w:trPr>
         <w:tc>
@@ -13458,24 +13635,28 @@
                 <w:color w:val="000000" w:themeColor="text1"/>
               </w:rPr>
             </w:pPr>
-            <w:r/>
-            <w:r>
+            <w:r>
+              <w:rPr>
+                <w:noProof/>
+              </w:rPr>
+              <w:lastRenderedPageBreak/>
               <w:drawing>
-                <wp:inline xmlns:a="http://schemas.openxmlformats.org/drawingml/2006/main" xmlns:pic="http://schemas.openxmlformats.org/drawingml/2006/picture">
+                <wp:inline distT="0" distB="0" distL="0" distR="0" wp14:anchorId="6F5E14A4" wp14:editId="074AC4C1">
                   <wp:extent cx="5303520" cy="5303520"/>
+                  <wp:effectExtent l="0" t="0" r="0" b="0"/>
                   <wp:docPr id="34" name="Picture 34"/>
                   <wp:cNvGraphicFramePr>
-                    <a:graphicFrameLocks noChangeAspect="1"/>
+                    <a:graphicFrameLocks xmlns:a="http://schemas.openxmlformats.org/drawingml/2006/main" noChangeAspect="1"/>
                   </wp:cNvGraphicFramePr>
-                  <a:graphic>
+                  <a:graphic xmlns:a="http://schemas.openxmlformats.org/drawingml/2006/main">
                     <a:graphicData uri="http://schemas.openxmlformats.org/drawingml/2006/picture">
-                      <pic:pic>
+                      <pic:pic xmlns:pic="http://schemas.openxmlformats.org/drawingml/2006/picture">
                         <pic:nvPicPr>
                           <pic:cNvPr id="0" name="triage_doctor_flow.png"/>
                           <pic:cNvPicPr/>
                         </pic:nvPicPr>
                         <pic:blipFill>
-                          <a:blip r:embed="rId44"/>
+                          <a:blip r:embed="rId40"/>
                           <a:stretch>
                             <a:fillRect/>
                           </a:stretch>
@@ -13485,7 +13666,9 @@
                             <a:off x="0" y="0"/>
                             <a:ext cx="5303520" cy="5303520"/>
                           </a:xfrm>
-                          <a:prstGeom prst="rect"/>
+                          <a:prstGeom prst="rect">
+                            <a:avLst/>
+                          </a:prstGeom>
                         </pic:spPr>
                       </pic:pic>
                     </a:graphicData>
@@ -13548,7 +13731,6 @@
         <w:rPr>
           <w:color w:val="000000" w:themeColor="text1"/>
         </w:rPr>
-        <w:lastRenderedPageBreak/>
         <w:br w:type="page"/>
       </w:r>
     </w:p>
@@ -17447,160 +17629,6 @@
     </w:p>
     <w:p>
       <w:pPr>
-        <w:pStyle w:val="Heading2"/>
-        <w:rPr>
-          <w:color w:val="000000" w:themeColor="text1"/>
-        </w:rPr>
-      </w:pPr>
-      <w:r>
-        <w:rPr>
-          <w:color w:val="000000" w:themeColor="text1"/>
-        </w:rPr>
-        <w:t>9.1 Checklist Sebelum Manual Book Final</w:t>
-      </w:r>
-    </w:p>
-    <w:p>
-      <w:pPr>
-        <w:pStyle w:val="ListBullet"/>
-        <w:rPr>
-          <w:color w:val="000000" w:themeColor="text1"/>
-        </w:rPr>
-      </w:pPr>
-      <w:r>
-        <w:rPr>
-          <w:b/>
-          <w:color w:val="000000" w:themeColor="text1"/>
-        </w:rPr>
-        <w:t>[✔] URL deployment sudah diperbarui menjadi https://sigigi.my.id.</w:t>
-      </w:r>
-    </w:p>
-    <w:p>
-      <w:pPr>
-        <w:pStyle w:val="ListBullet"/>
-        <w:rPr>
-          <w:color w:val="000000" w:themeColor="text1"/>
-        </w:rPr>
-      </w:pPr>
-      <w:r>
-        <w:t>[✔] Screenshot sudah diganti dengan tangkapan layar aplikasi terbaru.</w:t>
-      </w:r>
-    </w:p>
-    <w:p>
-      <w:pPr>
-        <w:pStyle w:val="ListBullet"/>
-        <w:rPr>
-          <w:color w:val="000000" w:themeColor="text1"/>
-        </w:rPr>
-      </w:pPr>
-      <w:r>
-        <w:t>[✔] Screenshot tidak menampilkan data pribadi pasien asli.</w:t>
-      </w:r>
-    </w:p>
-    <w:p>
-      <w:pPr>
-        <w:pStyle w:val="ListBullet"/>
-        <w:rPr>
-          <w:color w:val="000000" w:themeColor="text1"/>
-        </w:rPr>
-      </w:pPr>
-      <w:r>
-        <w:t>[✔] Nomor gambar dan caption sudah konsisten.</w:t>
-      </w:r>
-    </w:p>
-    <w:p>
-      <w:pPr>
-        <w:pStyle w:val="ListBullet"/>
-        <w:rPr>
-          <w:color w:val="000000" w:themeColor="text1"/>
-        </w:rPr>
-      </w:pPr>
-      <w:r>
-        <w:t>[✔] Istilah yang digunakan sudah konsisten: pasien, dokter, admin/staff, appointment, antrean, rekam medis, citra gigi.</w:t>
-      </w:r>
-    </w:p>
-    <w:p>
-      <w:pPr>
-        <w:pStyle w:val="ListBullet"/>
-        <w:rPr>
-          <w:color w:val="000000" w:themeColor="text1"/>
-        </w:rPr>
-      </w:pPr>
-      <w:r>
-        <w:t>[✔] Alur penggunaan sudah sesuai dengan versi aplikasi yang akan didemokan/disubmit.</w:t>
-      </w:r>
-    </w:p>
-    <w:p>
-      <w:pPr>
-        <w:pStyle w:val="Heading2"/>
-        <w:rPr>
-          <w:color w:val="000000" w:themeColor="text1"/>
-        </w:rPr>
-      </w:pPr>
-      <w:r>
-        <w:rPr>
-          <w:color w:val="000000" w:themeColor="text1"/>
-        </w:rPr>
-        <w:t>9.2 Catatan Penyusunan Screenshot</w:t>
-      </w:r>
-    </w:p>
-    <w:p>
-      <w:pPr>
-        <w:pStyle w:val="ListBullet"/>
-        <w:rPr>
-          <w:color w:val="000000" w:themeColor="text1"/>
-        </w:rPr>
-      </w:pPr>
-      <w:r>
-        <w:rPr>
-          <w:color w:val="000000" w:themeColor="text1"/>
-        </w:rPr>
-        <w:t>Gunakan resolusi browser yang konsisten, misalnya 1366x768 atau 1440x900.</w:t>
-      </w:r>
-    </w:p>
-    <w:p>
-      <w:pPr>
-        <w:pStyle w:val="ListBullet"/>
-        <w:rPr>
-          <w:color w:val="000000" w:themeColor="text1"/>
-        </w:rPr>
-      </w:pPr>
-      <w:r>
-        <w:rPr>
-          <w:color w:val="000000" w:themeColor="text1"/>
-        </w:rPr>
-        <w:t>Sembunyikan bookmark bar, notifikasi, dan informasi sensitif sebelum mengambil screenshot.</w:t>
-      </w:r>
-    </w:p>
-    <w:p>
-      <w:pPr>
-        <w:pStyle w:val="ListBullet"/>
-        <w:rPr>
-          <w:color w:val="000000" w:themeColor="text1"/>
-        </w:rPr>
-      </w:pPr>
-      <w:r>
-        <w:rPr>
-          <w:color w:val="000000" w:themeColor="text1"/>
-        </w:rPr>
-        <w:t>Gunakan data dummy seperti nama pasien 'Pasien Demo' agar aman untuk dokumentasi.</w:t>
-      </w:r>
-    </w:p>
-    <w:p>
-      <w:pPr>
-        <w:pStyle w:val="ListBullet"/>
-        <w:rPr>
-          <w:color w:val="000000" w:themeColor="text1"/>
-        </w:rPr>
-      </w:pPr>
-      <w:r>
-        <w:rPr>
-          <w:color w:val="000000" w:themeColor="text1"/>
-        </w:rPr>
-        <w:t>Apabila screenshot terlalu lebar, crop bagian utama halaman agar teks tetap terbaca.</w:t>
-      </w:r>
-    </w:p>
-    <w:p>
-      <w:pPr>
         <w:pStyle w:val="Heading1"/>
         <w:rPr>
           <w:color w:val="000000" w:themeColor="text1"/>
@@ -17627,8 +17655,8 @@
       </w:r>
     </w:p>
     <w:sectPr>
-      <w:headerReference w:type="default" r:id="rId9"/>
-      <w:footerReference w:type="default" r:id="rId10"/>
+      <w:headerReference w:type="default" r:id="rId41"/>
+      <w:footerReference w:type="default" r:id="rId42"/>
       <w:pgSz w:w="12240" w:h="15840"/>
       <w:pgMar w:top="1080" w:right="1224" w:bottom="1080" w:left="1224" w:header="720" w:footer="720" w:gutter="0"/>
       <w:cols w:space="720"/>
@@ -17670,79 +17698,13 @@
       <w:pStyle w:val="Footer"/>
       <w:jc w:val="center"/>
     </w:pPr>
-    <w:proofErr w:type="spellStart"/>
     <w:r>
       <w:rPr>
         <w:color w:val="646464"/>
         <w:sz w:val="16"/>
       </w:rPr>
-      <w:t>Dokumen</w:t>
+      <w:t>Dokumen panduan penggunaan aplikasi - Portal Admin, Dokter, dan Pasien</w:t>
     </w:r>
-    <w:proofErr w:type="spellEnd"/>
-    <w:r>
-      <w:rPr>
-        <w:color w:val="646464"/>
-        <w:sz w:val="16"/>
-      </w:rPr>
-      <w:t xml:space="preserve"> </w:t>
-    </w:r>
-    <w:proofErr w:type="spellStart"/>
-    <w:r>
-      <w:rPr>
-        <w:color w:val="646464"/>
-        <w:sz w:val="16"/>
-      </w:rPr>
-      <w:t>panduan</w:t>
-    </w:r>
-    <w:proofErr w:type="spellEnd"/>
-    <w:r>
-      <w:rPr>
-        <w:color w:val="646464"/>
-        <w:sz w:val="16"/>
-      </w:rPr>
-      <w:t xml:space="preserve"> </w:t>
-    </w:r>
-    <w:proofErr w:type="spellStart"/>
-    <w:r>
-      <w:rPr>
-        <w:color w:val="646464"/>
-        <w:sz w:val="16"/>
-      </w:rPr>
-      <w:t>penggunaan</w:t>
-    </w:r>
-    <w:proofErr w:type="spellEnd"/>
-    <w:r>
-      <w:rPr>
-        <w:color w:val="646464"/>
-        <w:sz w:val="16"/>
-      </w:rPr>
-      <w:t xml:space="preserve"> </w:t>
-    </w:r>
-    <w:proofErr w:type="spellStart"/>
-    <w:r>
-      <w:rPr>
-        <w:color w:val="646464"/>
-        <w:sz w:val="16"/>
-      </w:rPr>
-      <w:t>aplikasi</w:t>
-    </w:r>
-    <w:proofErr w:type="spellEnd"/>
-    <w:r>
-      <w:rPr>
-        <w:color w:val="646464"/>
-        <w:sz w:val="16"/>
-      </w:rPr>
-      <w:t xml:space="preserve"> - Portal Admin, Dokter, dan </w:t>
-    </w:r>
-    <w:proofErr w:type="spellStart"/>
-    <w:r>
-      <w:rPr>
-        <w:color w:val="646464"/>
-        <w:sz w:val="16"/>
-      </w:rPr>
-      <w:t>Pasien</w:t>
-    </w:r>
-    <w:proofErr w:type="spellEnd"/>
   </w:p>
 </w:ftr>
 </file>
